--- a/Overview.docx
+++ b/Overview.docx
@@ -178,6 +178,15 @@
       <w:r>
         <w:rPr>
           <w:rFonts w:ascii="Times New Roman" w:eastAsia="Times New Roman" w:hAnsi="Times New Roman" w:cs="Times New Roman"/>
+          <w:color w:val="000000"/>
+          <w:kern w:val="0"/>
+          <w14:ligatures w14:val="none"/>
+        </w:rPr>
+        <w:t xml:space="preserve">translation between </w:t>
+      </w:r>
+      <w:r>
+        <w:rPr>
+          <w:rFonts w:ascii="Times New Roman" w:eastAsia="Times New Roman" w:hAnsi="Times New Roman" w:cs="Times New Roman"/>
           <w:b/>
           <w:bCs/>
           <w:color w:val="000000"/>
@@ -195,29 +204,18 @@
           <w:kern w:val="0"/>
           <w14:ligatures w14:val="none"/>
         </w:rPr>
-        <w:t>to/from</w:t>
-      </w:r>
-      <w:r>
-        <w:rPr>
-          <w:rFonts w:ascii="Times New Roman" w:eastAsia="Times New Roman" w:hAnsi="Times New Roman" w:cs="Times New Roman"/>
-          <w:b/>
-          <w:bCs/>
-          <w:color w:val="000000"/>
-          <w:kern w:val="0"/>
-          <w14:ligatures w14:val="none"/>
-        </w:rPr>
-        <w:t xml:space="preserve"> CAN </w:t>
-      </w:r>
-      <w:r>
-        <w:rPr>
-          <w:rFonts w:ascii="Times New Roman" w:eastAsia="Times New Roman" w:hAnsi="Times New Roman" w:cs="Times New Roman"/>
-          <w:b/>
-          <w:bCs/>
-          <w:color w:val="000000"/>
-          <w:kern w:val="0"/>
-          <w14:ligatures w14:val="none"/>
-        </w:rPr>
-        <w:t>translation</w:t>
+        <w:t>and</w:t>
+      </w:r>
+      <w:r>
+        <w:rPr>
+          <w:rFonts w:ascii="Times New Roman" w:eastAsia="Times New Roman" w:hAnsi="Times New Roman" w:cs="Times New Roman"/>
+          <w:b/>
+          <w:bCs/>
+          <w:color w:val="000000"/>
+          <w:kern w:val="0"/>
+          <w14:ligatures w14:val="none"/>
+        </w:rPr>
+        <w:t xml:space="preserve"> CAN</w:t>
       </w:r>
       <w:r>
         <w:rPr>

--- a/Overview.docx
+++ b/Overview.docx
@@ -5,59 +5,28 @@
     <w:p>
       <w:pPr>
         <w:spacing w:before="100" w:beforeAutospacing="1" w:after="100" w:afterAutospacing="1"/>
+        <w:jc w:val="center"/>
         <w:outlineLvl w:val="2"/>
         <w:rPr>
-          <w:rFonts w:ascii="Times New Roman" w:eastAsia="Times New Roman" w:hAnsi="Times New Roman" w:cs="Times New Roman"/>
-          <w:b/>
-          <w:bCs/>
-          <w:color w:val="000000"/>
-          <w:kern w:val="0"/>
-          <w:sz w:val="27"/>
-          <w:szCs w:val="27"/>
-          <w14:ligatures w14:val="none"/>
-        </w:rPr>
-      </w:pPr>
-    </w:p>
-    <w:p>
-      <w:pPr>
-        <w:spacing w:before="100" w:beforeAutospacing="1" w:after="100" w:afterAutospacing="1"/>
-        <w:outlineLvl w:val="2"/>
-        <w:rPr>
-          <w:rFonts w:ascii="Times New Roman" w:eastAsia="Times New Roman" w:hAnsi="Times New Roman" w:cs="Times New Roman"/>
-          <w:b/>
-          <w:bCs/>
-          <w:color w:val="000000"/>
-          <w:kern w:val="0"/>
-          <w:sz w:val="27"/>
-          <w:szCs w:val="27"/>
-          <w14:ligatures w14:val="none"/>
-        </w:rPr>
-      </w:pPr>
-    </w:p>
-    <w:p>
-      <w:pPr>
-        <w:spacing w:before="100" w:beforeAutospacing="1" w:after="100" w:afterAutospacing="1"/>
-        <w:outlineLvl w:val="2"/>
-        <w:rPr>
-          <w:rFonts w:ascii="Times New Roman" w:eastAsia="Times New Roman" w:hAnsi="Times New Roman" w:cs="Times New Roman"/>
-          <w:b/>
-          <w:bCs/>
-          <w:color w:val="000000"/>
-          <w:kern w:val="0"/>
-          <w:sz w:val="27"/>
-          <w:szCs w:val="27"/>
-          <w14:ligatures w14:val="none"/>
-        </w:rPr>
-      </w:pPr>
-      <w:r>
-        <w:rPr>
-          <w:rFonts w:ascii="Times New Roman" w:eastAsia="Times New Roman" w:hAnsi="Times New Roman" w:cs="Times New Roman"/>
-          <w:b/>
-          <w:bCs/>
-          <w:color w:val="000000"/>
-          <w:kern w:val="0"/>
-          <w:sz w:val="27"/>
-          <w:szCs w:val="27"/>
+          <w:rFonts w:eastAsia="Times New Roman" w:cstheme="minorHAnsi"/>
+          <w:b/>
+          <w:bCs/>
+          <w:color w:val="000000"/>
+          <w:kern w:val="0"/>
+          <w:sz w:val="32"/>
+          <w:szCs w:val="32"/>
+          <w14:ligatures w14:val="none"/>
+        </w:rPr>
+      </w:pPr>
+      <w:r>
+        <w:rPr>
+          <w:rFonts w:eastAsia="Times New Roman" w:cstheme="minorHAnsi"/>
+          <w:b/>
+          <w:bCs/>
+          <w:color w:val="000000"/>
+          <w:kern w:val="0"/>
+          <w:sz w:val="32"/>
+          <w:szCs w:val="32"/>
           <w14:ligatures w14:val="none"/>
         </w:rPr>
         <w:t>Overview</w:t>
@@ -66,16 +35,17 @@
     <w:p>
       <w:pPr>
         <w:spacing w:before="100" w:beforeAutospacing="1" w:after="100" w:afterAutospacing="1"/>
-        <w:rPr>
-          <w:rFonts w:ascii="Times New Roman" w:eastAsia="Times New Roman" w:hAnsi="Times New Roman" w:cs="Times New Roman"/>
-          <w:color w:val="000000"/>
-          <w:kern w:val="0"/>
-          <w14:ligatures w14:val="none"/>
-        </w:rPr>
-      </w:pPr>
-      <w:r>
-        <w:rPr>
-          <w:rFonts w:ascii="Times New Roman" w:eastAsia="Times New Roman" w:hAnsi="Times New Roman" w:cs="Times New Roman"/>
+        <w:jc w:val="both"/>
+        <w:rPr>
+          <w:rFonts w:eastAsia="Times New Roman" w:cstheme="minorHAnsi"/>
+          <w:color w:val="000000"/>
+          <w:kern w:val="0"/>
+          <w14:ligatures w14:val="none"/>
+        </w:rPr>
+      </w:pPr>
+      <w:r>
+        <w:rPr>
+          <w:rFonts w:eastAsia="Times New Roman" w:cstheme="minorHAnsi"/>
           <w:color w:val="000000"/>
           <w:kern w:val="0"/>
           <w14:ligatures w14:val="none"/>
@@ -85,7 +55,7 @@
       <w:proofErr w:type="spellStart"/>
       <w:r>
         <w:rPr>
-          <w:rFonts w:ascii="Times New Roman" w:eastAsia="Times New Roman" w:hAnsi="Times New Roman" w:cs="Times New Roman"/>
+          <w:rFonts w:eastAsia="Times New Roman" w:cstheme="minorHAnsi"/>
           <w:b/>
           <w:bCs/>
           <w:color w:val="000000"/>
@@ -97,169 +67,166 @@
       <w:proofErr w:type="spellEnd"/>
       <w:r>
         <w:rPr>
-          <w:rFonts w:ascii="Times New Roman" w:eastAsia="Times New Roman" w:hAnsi="Times New Roman" w:cs="Times New Roman"/>
-          <w:color w:val="000000"/>
-          <w:kern w:val="0"/>
-          <w14:ligatures w14:val="none"/>
-        </w:rPr>
-        <w:t xml:space="preserve"> (a model railroad control software) and </w:t>
-      </w:r>
-      <w:r>
-        <w:rPr>
-          <w:rFonts w:ascii="Times New Roman" w:eastAsia="Times New Roman" w:hAnsi="Times New Roman" w:cs="Times New Roman"/>
-          <w:color w:val="000000"/>
-          <w:kern w:val="0"/>
-          <w14:ligatures w14:val="none"/>
-        </w:rPr>
-        <w:t xml:space="preserve">the </w:t>
+          <w:rFonts w:eastAsia="Times New Roman" w:cstheme="minorHAnsi"/>
+          <w:color w:val="000000"/>
+          <w:kern w:val="0"/>
+          <w14:ligatures w14:val="none"/>
+        </w:rPr>
+        <w:t xml:space="preserve"> (a model railroad control software) and the </w:t>
+      </w:r>
+      <w:r>
+        <w:rPr>
+          <w:rFonts w:eastAsia="Times New Roman" w:cstheme="minorHAnsi"/>
+          <w:b/>
+          <w:bCs/>
+          <w:color w:val="000000"/>
+          <w:kern w:val="0"/>
+          <w14:ligatures w14:val="none"/>
+        </w:rPr>
+        <w:t xml:space="preserve">Märklin CAN </w:t>
+      </w:r>
+      <w:r>
+        <w:rPr>
+          <w:rFonts w:eastAsia="Times New Roman" w:cstheme="minorHAnsi"/>
+          <w:b/>
+          <w:bCs/>
+          <w:color w:val="000000"/>
+          <w:kern w:val="0"/>
+          <w14:ligatures w14:val="none"/>
+        </w:rPr>
+        <w:t xml:space="preserve">bus </w:t>
+      </w:r>
+      <w:r>
+        <w:rPr>
+          <w:rFonts w:eastAsia="Times New Roman" w:cstheme="minorHAnsi"/>
+          <w:color w:val="000000"/>
+          <w:kern w:val="0"/>
+          <w14:ligatures w14:val="none"/>
+        </w:rPr>
+        <w:t>via a</w:t>
+      </w:r>
+      <w:r>
+        <w:rPr>
+          <w:rFonts w:eastAsia="Times New Roman" w:cstheme="minorHAnsi"/>
+          <w:color w:val="000000"/>
+          <w:kern w:val="0"/>
+          <w14:ligatures w14:val="none"/>
+        </w:rPr>
+        <w:t xml:space="preserve"> two-core</w:t>
+      </w:r>
+      <w:r>
+        <w:rPr>
+          <w:rFonts w:eastAsia="Times New Roman" w:cstheme="minorHAnsi"/>
+          <w:color w:val="000000"/>
+          <w:kern w:val="0"/>
+          <w14:ligatures w14:val="none"/>
+        </w:rPr>
+        <w:t xml:space="preserve"> ESP32, providing </w:t>
+      </w:r>
+      <w:r>
+        <w:rPr>
+          <w:rFonts w:eastAsia="Times New Roman" w:cstheme="minorHAnsi"/>
+          <w:color w:val="000000"/>
+          <w:kern w:val="0"/>
+          <w14:ligatures w14:val="none"/>
+        </w:rPr>
+        <w:t xml:space="preserve">translation between </w:t>
+      </w:r>
+      <w:r>
+        <w:rPr>
+          <w:rFonts w:eastAsia="Times New Roman" w:cstheme="minorHAnsi"/>
+          <w:b/>
+          <w:bCs/>
+          <w:color w:val="000000"/>
+          <w:kern w:val="0"/>
+          <w14:ligatures w14:val="none"/>
+        </w:rPr>
+        <w:t xml:space="preserve">TCP </w:t>
+      </w:r>
+      <w:r>
+        <w:rPr>
+          <w:rFonts w:eastAsia="Times New Roman" w:cstheme="minorHAnsi"/>
+          <w:b/>
+          <w:bCs/>
+          <w:color w:val="000000"/>
+          <w:kern w:val="0"/>
+          <w14:ligatures w14:val="none"/>
+        </w:rPr>
+        <w:t>and</w:t>
+      </w:r>
+      <w:r>
+        <w:rPr>
+          <w:rFonts w:eastAsia="Times New Roman" w:cstheme="minorHAnsi"/>
+          <w:b/>
+          <w:bCs/>
+          <w:color w:val="000000"/>
+          <w:kern w:val="0"/>
+          <w14:ligatures w14:val="none"/>
+        </w:rPr>
+        <w:t xml:space="preserve"> CAN</w:t>
+      </w:r>
+      <w:r>
+        <w:rPr>
+          <w:rFonts w:eastAsia="Times New Roman" w:cstheme="minorHAnsi"/>
+          <w:color w:val="000000"/>
+          <w:kern w:val="0"/>
+          <w14:ligatures w14:val="none"/>
+        </w:rPr>
+        <w:t xml:space="preserve">. It consists of </w:t>
+      </w:r>
+      <w:r>
+        <w:rPr>
+          <w:rFonts w:eastAsia="Times New Roman" w:cstheme="minorHAnsi"/>
+          <w:color w:val="000000"/>
+          <w:kern w:val="0"/>
+          <w14:ligatures w14:val="none"/>
+        </w:rPr>
+        <w:t>2</w:t>
+      </w:r>
+      <w:r>
+        <w:rPr>
+          <w:rFonts w:eastAsia="Times New Roman" w:cstheme="minorHAnsi"/>
+          <w:color w:val="000000"/>
+          <w:kern w:val="0"/>
+          <w14:ligatures w14:val="none"/>
+        </w:rPr>
+        <w:t xml:space="preserve"> main tasks and 1 optional debug task.</w:t>
+      </w:r>
+    </w:p>
+    <w:p>
+      <w:pPr>
+        <w:spacing w:before="100" w:beforeAutospacing="1" w:after="100" w:afterAutospacing="1"/>
+        <w:jc w:val="both"/>
+        <w:rPr>
+          <w:rFonts w:eastAsia="Times New Roman" w:cstheme="minorHAnsi"/>
+          <w:color w:val="000000"/>
+          <w:kern w:val="0"/>
+          <w14:ligatures w14:val="none"/>
+        </w:rPr>
+      </w:pPr>
+      <w:r>
+        <w:rPr>
+          <w:rFonts w:eastAsia="Times New Roman" w:cstheme="minorHAnsi"/>
+          <w:color w:val="000000"/>
+          <w:kern w:val="0"/>
+          <w14:ligatures w14:val="none"/>
+        </w:rPr>
+        <w:t xml:space="preserve">This code has been forked from Christophe </w:t>
       </w:r>
       <w:proofErr w:type="spellStart"/>
       <w:r>
         <w:rPr>
-          <w:rFonts w:ascii="Times New Roman" w:eastAsia="Times New Roman" w:hAnsi="Times New Roman" w:cs="Times New Roman"/>
-          <w:b/>
-          <w:bCs/>
-          <w:color w:val="000000"/>
-          <w:kern w:val="0"/>
-          <w14:ligatures w14:val="none"/>
-        </w:rPr>
-        <w:t>Märklin</w:t>
+          <w:rFonts w:eastAsia="Times New Roman" w:cstheme="minorHAnsi"/>
+          <w:color w:val="000000"/>
+          <w:kern w:val="0"/>
+          <w14:ligatures w14:val="none"/>
+        </w:rPr>
+        <w:t>Bobille’s</w:t>
       </w:r>
       <w:proofErr w:type="spellEnd"/>
       <w:r>
         <w:rPr>
-          <w:rFonts w:ascii="Times New Roman" w:eastAsia="Times New Roman" w:hAnsi="Times New Roman" w:cs="Times New Roman"/>
-          <w:b/>
-          <w:bCs/>
-          <w:color w:val="000000"/>
-          <w:kern w:val="0"/>
-          <w14:ligatures w14:val="none"/>
-        </w:rPr>
-        <w:t xml:space="preserve"> CAN </w:t>
-      </w:r>
-      <w:r>
-        <w:rPr>
-          <w:rFonts w:ascii="Times New Roman" w:eastAsia="Times New Roman" w:hAnsi="Times New Roman" w:cs="Times New Roman"/>
-          <w:b/>
-          <w:bCs/>
-          <w:color w:val="000000"/>
-          <w:kern w:val="0"/>
-          <w14:ligatures w14:val="none"/>
-        </w:rPr>
-        <w:t xml:space="preserve">bus </w:t>
-      </w:r>
-      <w:r>
-        <w:rPr>
-          <w:rFonts w:ascii="Times New Roman" w:eastAsia="Times New Roman" w:hAnsi="Times New Roman" w:cs="Times New Roman"/>
-          <w:color w:val="000000"/>
-          <w:kern w:val="0"/>
-          <w14:ligatures w14:val="none"/>
-        </w:rPr>
-        <w:t>via a</w:t>
-      </w:r>
-      <w:r>
-        <w:rPr>
-          <w:rFonts w:ascii="Times New Roman" w:eastAsia="Times New Roman" w:hAnsi="Times New Roman" w:cs="Times New Roman"/>
-          <w:color w:val="000000"/>
-          <w:kern w:val="0"/>
-          <w14:ligatures w14:val="none"/>
-        </w:rPr>
-        <w:t xml:space="preserve"> two-core</w:t>
-      </w:r>
-      <w:r>
-        <w:rPr>
-          <w:rFonts w:ascii="Times New Roman" w:eastAsia="Times New Roman" w:hAnsi="Times New Roman" w:cs="Times New Roman"/>
-          <w:color w:val="000000"/>
-          <w:kern w:val="0"/>
-          <w14:ligatures w14:val="none"/>
-        </w:rPr>
-        <w:t xml:space="preserve"> ESP32, providing </w:t>
-      </w:r>
-      <w:r>
-        <w:rPr>
-          <w:rFonts w:ascii="Times New Roman" w:eastAsia="Times New Roman" w:hAnsi="Times New Roman" w:cs="Times New Roman"/>
-          <w:color w:val="000000"/>
-          <w:kern w:val="0"/>
-          <w14:ligatures w14:val="none"/>
-        </w:rPr>
-        <w:t xml:space="preserve">translation between </w:t>
-      </w:r>
-      <w:r>
-        <w:rPr>
-          <w:rFonts w:ascii="Times New Roman" w:eastAsia="Times New Roman" w:hAnsi="Times New Roman" w:cs="Times New Roman"/>
-          <w:b/>
-          <w:bCs/>
-          <w:color w:val="000000"/>
-          <w:kern w:val="0"/>
-          <w14:ligatures w14:val="none"/>
-        </w:rPr>
-        <w:t xml:space="preserve">TCP </w:t>
-      </w:r>
-      <w:r>
-        <w:rPr>
-          <w:rFonts w:ascii="Times New Roman" w:eastAsia="Times New Roman" w:hAnsi="Times New Roman" w:cs="Times New Roman"/>
-          <w:b/>
-          <w:bCs/>
-          <w:color w:val="000000"/>
-          <w:kern w:val="0"/>
-          <w14:ligatures w14:val="none"/>
-        </w:rPr>
-        <w:t>and</w:t>
-      </w:r>
-      <w:r>
-        <w:rPr>
-          <w:rFonts w:ascii="Times New Roman" w:eastAsia="Times New Roman" w:hAnsi="Times New Roman" w:cs="Times New Roman"/>
-          <w:b/>
-          <w:bCs/>
-          <w:color w:val="000000"/>
-          <w:kern w:val="0"/>
-          <w14:ligatures w14:val="none"/>
-        </w:rPr>
-        <w:t xml:space="preserve"> CAN</w:t>
-      </w:r>
-      <w:r>
-        <w:rPr>
-          <w:rFonts w:ascii="Times New Roman" w:eastAsia="Times New Roman" w:hAnsi="Times New Roman" w:cs="Times New Roman"/>
-          <w:color w:val="000000"/>
-          <w:kern w:val="0"/>
-          <w14:ligatures w14:val="none"/>
-        </w:rPr>
-        <w:t>. It consists of 4 main tasks and 1 optional debug task.</w:t>
-      </w:r>
-    </w:p>
-    <w:p>
-      <w:pPr>
-        <w:spacing w:before="100" w:beforeAutospacing="1" w:after="100" w:afterAutospacing="1"/>
-        <w:rPr>
-          <w:rFonts w:ascii="Times New Roman" w:eastAsia="Times New Roman" w:hAnsi="Times New Roman" w:cs="Times New Roman"/>
-          <w:color w:val="000000"/>
-          <w:kern w:val="0"/>
-          <w14:ligatures w14:val="none"/>
-        </w:rPr>
-      </w:pPr>
-      <w:r>
-        <w:rPr>
-          <w:rFonts w:ascii="Times New Roman" w:eastAsia="Times New Roman" w:hAnsi="Times New Roman" w:cs="Times New Roman"/>
-          <w:color w:val="000000"/>
-          <w:kern w:val="0"/>
-          <w14:ligatures w14:val="none"/>
-        </w:rPr>
-        <w:t xml:space="preserve">This code has been forked from Christophe </w:t>
-      </w:r>
-      <w:proofErr w:type="spellStart"/>
-      <w:r>
-        <w:rPr>
-          <w:rFonts w:ascii="Times New Roman" w:eastAsia="Times New Roman" w:hAnsi="Times New Roman" w:cs="Times New Roman"/>
-          <w:color w:val="000000"/>
-          <w:kern w:val="0"/>
-          <w14:ligatures w14:val="none"/>
-        </w:rPr>
-        <w:t>Bobille’s</w:t>
-      </w:r>
-      <w:proofErr w:type="spellEnd"/>
-      <w:r>
-        <w:rPr>
-          <w:rFonts w:ascii="Times New Roman" w:eastAsia="Times New Roman" w:hAnsi="Times New Roman" w:cs="Times New Roman"/>
+          <w:rFonts w:eastAsia="Times New Roman" w:cstheme="minorHAnsi"/>
           <w:color w:val="000000"/>
           <w:kern w:val="0"/>
           <w14:ligatures w14:val="none"/>
@@ -268,7 +235,7 @@
       </w:r>
       <w:r>
         <w:rPr>
-          <w:rFonts w:ascii="Times New Roman" w:eastAsia="Times New Roman" w:hAnsi="Times New Roman" w:cs="Times New Roman"/>
+          <w:rFonts w:eastAsia="Times New Roman" w:cstheme="minorHAnsi"/>
           <w:b/>
           <w:bCs/>
           <w:color w:val="000000"/>
@@ -279,45 +246,18 @@
       </w:r>
       <w:r>
         <w:rPr>
-          <w:rFonts w:ascii="Times New Roman" w:eastAsia="Times New Roman" w:hAnsi="Times New Roman" w:cs="Times New Roman"/>
-          <w:color w:val="000000"/>
-          <w:kern w:val="0"/>
-          <w14:ligatures w14:val="none"/>
-        </w:rPr>
-        <w:t xml:space="preserve">. Please see the </w:t>
-      </w:r>
-      <w:r>
-        <w:rPr>
-          <w:rFonts w:ascii="Times New Roman" w:eastAsia="Times New Roman" w:hAnsi="Times New Roman" w:cs="Times New Roman"/>
-          <w:color w:val="000000"/>
-          <w:kern w:val="0"/>
-          <w14:ligatures w14:val="none"/>
-        </w:rPr>
-        <w:t xml:space="preserve">full presentation of the project </w:t>
-      </w:r>
-      <w:r>
-        <w:rPr>
-          <w:rFonts w:ascii="Times New Roman" w:eastAsia="Times New Roman" w:hAnsi="Times New Roman" w:cs="Times New Roman"/>
-          <w:color w:val="000000"/>
-          <w:kern w:val="0"/>
-          <w14:ligatures w14:val="none"/>
-        </w:rPr>
-        <w:t>at</w:t>
-      </w:r>
-      <w:r>
-        <w:rPr>
-          <w:rFonts w:ascii="Times New Roman" w:eastAsia="Times New Roman" w:hAnsi="Times New Roman" w:cs="Times New Roman"/>
-          <w:color w:val="000000"/>
-          <w:kern w:val="0"/>
-          <w14:ligatures w14:val="none"/>
-        </w:rPr>
-        <w:t xml:space="preserve"> </w:t>
+          <w:rFonts w:eastAsia="Times New Roman" w:cstheme="minorHAnsi"/>
+          <w:color w:val="000000"/>
+          <w:kern w:val="0"/>
+          <w14:ligatures w14:val="none"/>
+        </w:rPr>
+        <w:t xml:space="preserve">. Please see the full presentation of the project at </w:t>
       </w:r>
       <w:hyperlink r:id="rId5" w:history="1">
         <w:r>
           <w:rPr>
             <w:rStyle w:val="Hyperlink"/>
-            <w:rFonts w:ascii="Times New Roman" w:eastAsia="Times New Roman" w:hAnsi="Times New Roman" w:cs="Times New Roman"/>
+            <w:rFonts w:eastAsia="Times New Roman" w:cstheme="minorHAnsi"/>
             <w:kern w:val="0"/>
             <w14:ligatures w14:val="none"/>
           </w:rPr>
@@ -326,7 +266,7 @@
       </w:hyperlink>
       <w:r>
         <w:rPr>
-          <w:rFonts w:ascii="Times New Roman" w:eastAsia="Times New Roman" w:hAnsi="Times New Roman" w:cs="Times New Roman"/>
+          <w:rFonts w:eastAsia="Times New Roman" w:cstheme="minorHAnsi"/>
           <w:color w:val="000000"/>
           <w:kern w:val="0"/>
           <w14:ligatures w14:val="none"/>
@@ -337,118 +277,303 @@
     <w:p>
       <w:pPr>
         <w:spacing w:before="100" w:beforeAutospacing="1" w:after="100" w:afterAutospacing="1"/>
-        <w:rPr>
-          <w:rFonts w:ascii="Times New Roman" w:eastAsia="Times New Roman" w:hAnsi="Times New Roman" w:cs="Times New Roman"/>
-          <w:color w:val="000000"/>
-          <w:kern w:val="0"/>
-          <w14:ligatures w14:val="none"/>
-        </w:rPr>
-      </w:pPr>
-      <w:r>
-        <w:rPr>
-          <w:rFonts w:ascii="Times New Roman" w:eastAsia="Times New Roman" w:hAnsi="Times New Roman" w:cs="Times New Roman"/>
-          <w:color w:val="000000"/>
-          <w:kern w:val="0"/>
-          <w14:ligatures w14:val="none"/>
-        </w:rPr>
-        <w:t xml:space="preserve">Changes/improvements include the </w:t>
+        <w:jc w:val="both"/>
+        <w:rPr>
+          <w:rFonts w:eastAsia="Times New Roman" w:cstheme="minorHAnsi"/>
+          <w:color w:val="000000"/>
+          <w:kern w:val="0"/>
+          <w14:ligatures w14:val="none"/>
+        </w:rPr>
+      </w:pPr>
+      <w:r>
+        <w:rPr>
+          <w:rFonts w:eastAsia="Times New Roman" w:cstheme="minorHAnsi"/>
+          <w:color w:val="000000"/>
+          <w:kern w:val="0"/>
+          <w14:ligatures w14:val="none"/>
+        </w:rPr>
+        <w:t xml:space="preserve">Changes/improvements include a </w:t>
+      </w:r>
+      <w:r>
+        <w:rPr>
+          <w:rFonts w:eastAsia="Times New Roman" w:cstheme="minorHAnsi"/>
+          <w:color w:val="000000"/>
+          <w:kern w:val="0"/>
+          <w14:ligatures w14:val="none"/>
+        </w:rPr>
+        <w:t>Wi-Fi</w:t>
+      </w:r>
+      <w:r>
+        <w:rPr>
+          <w:rFonts w:eastAsia="Times New Roman" w:cstheme="minorHAnsi"/>
+          <w:color w:val="000000"/>
+          <w:kern w:val="0"/>
+          <w14:ligatures w14:val="none"/>
+        </w:rPr>
+        <w:t xml:space="preserve"> manager with OTA capability and debugging via telnet.</w:t>
+      </w:r>
+      <w:r>
+        <w:rPr>
+          <w:rFonts w:eastAsia="Times New Roman" w:cstheme="minorHAnsi"/>
+          <w:color w:val="000000"/>
+          <w:kern w:val="0"/>
+          <w14:ligatures w14:val="none"/>
+        </w:rPr>
+        <w:t xml:space="preserve"> </w:t>
+      </w:r>
+      <w:r>
+        <w:rPr>
+          <w:rFonts w:eastAsia="Times New Roman" w:cstheme="minorHAnsi"/>
+          <w:color w:val="000000"/>
+          <w:kern w:val="0"/>
+          <w14:ligatures w14:val="none"/>
+        </w:rPr>
+        <w:t xml:space="preserve">The manager will set up an access point to input </w:t>
+      </w:r>
+      <w:r>
+        <w:rPr>
+          <w:rFonts w:eastAsia="Times New Roman" w:cstheme="minorHAnsi"/>
+          <w:color w:val="000000"/>
+          <w:kern w:val="0"/>
+          <w14:ligatures w14:val="none"/>
+        </w:rPr>
+        <w:t>Wi-Fi</w:t>
+      </w:r>
+      <w:r>
+        <w:rPr>
+          <w:rFonts w:eastAsia="Times New Roman" w:cstheme="minorHAnsi"/>
+          <w:color w:val="000000"/>
+          <w:kern w:val="0"/>
+          <w14:ligatures w14:val="none"/>
+        </w:rPr>
+        <w:t xml:space="preserve"> credentials on </w:t>
+      </w:r>
+      <w:r>
+        <w:rPr>
+          <w:rFonts w:eastAsia="Times New Roman" w:cstheme="minorHAnsi"/>
+          <w:color w:val="000000"/>
+          <w:kern w:val="0"/>
+          <w14:ligatures w14:val="none"/>
+        </w:rPr>
+        <w:t>first</w:t>
+      </w:r>
+      <w:r>
+        <w:rPr>
+          <w:rFonts w:eastAsia="Times New Roman" w:cstheme="minorHAnsi"/>
+          <w:color w:val="000000"/>
+          <w:kern w:val="0"/>
+          <w14:ligatures w14:val="none"/>
+        </w:rPr>
+        <w:t xml:space="preserve"> </w:t>
+      </w:r>
+      <w:r>
+        <w:rPr>
+          <w:rFonts w:eastAsia="Times New Roman" w:cstheme="minorHAnsi"/>
+          <w:color w:val="000000"/>
+          <w:kern w:val="0"/>
+          <w14:ligatures w14:val="none"/>
+        </w:rPr>
+        <w:t>start up</w:t>
+      </w:r>
+      <w:r>
+        <w:rPr>
+          <w:rFonts w:eastAsia="Times New Roman" w:cstheme="minorHAnsi"/>
+          <w:color w:val="000000"/>
+          <w:kern w:val="0"/>
+          <w14:ligatures w14:val="none"/>
+        </w:rPr>
+        <w:t>.</w:t>
+      </w:r>
+      <w:r>
+        <w:rPr>
+          <w:rFonts w:eastAsia="Times New Roman" w:cstheme="minorHAnsi"/>
+          <w:color w:val="000000"/>
+          <w:kern w:val="0"/>
+          <w14:ligatures w14:val="none"/>
+        </w:rPr>
+        <w:t xml:space="preserve"> </w:t>
+      </w:r>
+      <w:r>
+        <w:rPr>
+          <w:rFonts w:eastAsia="Times New Roman" w:cstheme="minorHAnsi"/>
+          <w:color w:val="000000"/>
+          <w:kern w:val="0"/>
+          <w14:ligatures w14:val="none"/>
+        </w:rPr>
+        <w:t>Performance improvements come from streamlining the code and reducing the number to tasks from 4 to 2.</w:t>
+      </w:r>
+      <w:r>
+        <w:rPr>
+          <w:rFonts w:eastAsia="Times New Roman" w:cstheme="minorHAnsi"/>
+          <w:color w:val="000000"/>
+          <w:kern w:val="0"/>
+          <w14:ligatures w14:val="none"/>
+        </w:rPr>
+        <w:t xml:space="preserve"> </w:t>
+      </w:r>
+      <w:r>
+        <w:rPr>
+          <w:rFonts w:eastAsia="Times New Roman" w:cstheme="minorHAnsi"/>
+          <w:color w:val="000000"/>
+          <w:kern w:val="0"/>
+          <w14:ligatures w14:val="none"/>
+        </w:rPr>
+        <w:t xml:space="preserve">(CAN and </w:t>
+      </w:r>
+      <w:r>
+        <w:rPr>
+          <w:rFonts w:eastAsia="Times New Roman" w:cstheme="minorHAnsi"/>
+          <w:color w:val="000000"/>
+          <w:kern w:val="0"/>
+          <w14:ligatures w14:val="none"/>
+        </w:rPr>
+        <w:t>Wi-Fi</w:t>
+      </w:r>
+      <w:r>
+        <w:rPr>
+          <w:rFonts w:eastAsia="Times New Roman" w:cstheme="minorHAnsi"/>
+          <w:color w:val="000000"/>
+          <w:kern w:val="0"/>
+          <w14:ligatures w14:val="none"/>
+        </w:rPr>
+        <w:t xml:space="preserve"> are both half duplex, so </w:t>
+      </w:r>
+      <w:r>
+        <w:rPr>
+          <w:rFonts w:eastAsia="Times New Roman" w:cstheme="minorHAnsi"/>
+          <w:color w:val="000000"/>
+          <w:kern w:val="0"/>
+          <w14:ligatures w14:val="none"/>
+        </w:rPr>
+        <w:t>separate</w:t>
+      </w:r>
+      <w:r>
+        <w:rPr>
+          <w:rFonts w:eastAsia="Times New Roman" w:cstheme="minorHAnsi"/>
+          <w:color w:val="000000"/>
+          <w:kern w:val="0"/>
+          <w14:ligatures w14:val="none"/>
+        </w:rPr>
+        <w:t xml:space="preserve"> send/receive tasks are unnecessary).</w:t>
+      </w:r>
+      <w:r>
+        <w:rPr>
+          <w:rFonts w:eastAsia="Times New Roman" w:cstheme="minorHAnsi"/>
+          <w:color w:val="000000"/>
+          <w:kern w:val="0"/>
+          <w14:ligatures w14:val="none"/>
+        </w:rPr>
+        <w:t xml:space="preserve"> </w:t>
       </w:r>
       <w:proofErr w:type="spellStart"/>
       <w:r>
         <w:rPr>
-          <w:rFonts w:ascii="Times New Roman" w:eastAsia="Times New Roman" w:hAnsi="Times New Roman" w:cs="Times New Roman"/>
-          <w:color w:val="000000"/>
-          <w:kern w:val="0"/>
-          <w14:ligatures w14:val="none"/>
-        </w:rPr>
-        <w:t>WiFi</w:t>
+          <w:rFonts w:eastAsia="Times New Roman" w:cstheme="minorHAnsi"/>
+          <w:b/>
+          <w:bCs/>
+          <w:color w:val="000000"/>
+          <w:kern w:val="0"/>
+          <w14:ligatures w14:val="none"/>
+        </w:rPr>
+        <w:t>ChatGPT</w:t>
       </w:r>
       <w:proofErr w:type="spellEnd"/>
       <w:r>
         <w:rPr>
-          <w:rFonts w:ascii="Times New Roman" w:eastAsia="Times New Roman" w:hAnsi="Times New Roman" w:cs="Times New Roman"/>
-          <w:color w:val="000000"/>
-          <w:kern w:val="0"/>
-          <w14:ligatures w14:val="none"/>
-        </w:rPr>
-        <w:t xml:space="preserve"> manager with OTA capability and some performance improvements.</w:t>
-      </w:r>
-      <w:r>
-        <w:rPr>
-          <w:rFonts w:ascii="Times New Roman" w:eastAsia="Times New Roman" w:hAnsi="Times New Roman" w:cs="Times New Roman"/>
+          <w:rFonts w:eastAsia="Times New Roman" w:cstheme="minorHAnsi"/>
           <w:color w:val="000000"/>
           <w:kern w:val="0"/>
           <w14:ligatures w14:val="none"/>
         </w:rPr>
         <w:t xml:space="preserve"> </w:t>
       </w:r>
-      <w:proofErr w:type="spellStart"/>
-      <w:r>
-        <w:rPr>
-          <w:rFonts w:ascii="Times New Roman" w:eastAsia="Times New Roman" w:hAnsi="Times New Roman" w:cs="Times New Roman"/>
-          <w:b/>
-          <w:bCs/>
-          <w:color w:val="000000"/>
-          <w:kern w:val="0"/>
-          <w14:ligatures w14:val="none"/>
-        </w:rPr>
-        <w:t>ChatGPT</w:t>
-      </w:r>
-      <w:proofErr w:type="spellEnd"/>
-      <w:r>
-        <w:rPr>
-          <w:rFonts w:ascii="Times New Roman" w:eastAsia="Times New Roman" w:hAnsi="Times New Roman" w:cs="Times New Roman"/>
-          <w:color w:val="000000"/>
-          <w:kern w:val="0"/>
-          <w14:ligatures w14:val="none"/>
-        </w:rPr>
-        <w:t xml:space="preserve"> was used extensively for the </w:t>
-      </w:r>
-      <w:proofErr w:type="spellStart"/>
-      <w:r>
-        <w:rPr>
-          <w:rFonts w:ascii="Times New Roman" w:eastAsia="Times New Roman" w:hAnsi="Times New Roman" w:cs="Times New Roman"/>
-          <w:color w:val="000000"/>
-          <w:kern w:val="0"/>
-          <w14:ligatures w14:val="none"/>
-        </w:rPr>
-        <w:t>WiFi</w:t>
-      </w:r>
-      <w:proofErr w:type="spellEnd"/>
-      <w:r>
-        <w:rPr>
-          <w:rFonts w:ascii="Times New Roman" w:eastAsia="Times New Roman" w:hAnsi="Times New Roman" w:cs="Times New Roman"/>
-          <w:color w:val="000000"/>
-          <w:kern w:val="0"/>
-          <w14:ligatures w14:val="none"/>
-        </w:rPr>
-        <w:t xml:space="preserve"> manager.</w:t>
-      </w:r>
-    </w:p>
-    <w:p>
-      <w:pPr>
-        <w:spacing w:before="100" w:beforeAutospacing="1" w:after="100" w:afterAutospacing="1"/>
+      <w:r>
+        <w:rPr>
+          <w:rFonts w:eastAsia="Times New Roman" w:cstheme="minorHAnsi"/>
+          <w:color w:val="000000"/>
+          <w:kern w:val="0"/>
+          <w14:ligatures w14:val="none"/>
+        </w:rPr>
+        <w:t xml:space="preserve">and </w:t>
+      </w:r>
+      <w:r>
+        <w:rPr>
+          <w:rFonts w:eastAsia="Times New Roman" w:cstheme="minorHAnsi"/>
+          <w:b/>
+          <w:bCs/>
+          <w:color w:val="000000"/>
+          <w:kern w:val="0"/>
+          <w14:ligatures w14:val="none"/>
+        </w:rPr>
+        <w:t>Claude</w:t>
+      </w:r>
+      <w:r>
+        <w:rPr>
+          <w:rFonts w:eastAsia="Times New Roman" w:cstheme="minorHAnsi"/>
+          <w:color w:val="000000"/>
+          <w:kern w:val="0"/>
+          <w14:ligatures w14:val="none"/>
+        </w:rPr>
+        <w:t xml:space="preserve"> </w:t>
+      </w:r>
+      <w:r>
+        <w:rPr>
+          <w:rFonts w:eastAsia="Times New Roman" w:cstheme="minorHAnsi"/>
+          <w:color w:val="000000"/>
+          <w:kern w:val="0"/>
+          <w14:ligatures w14:val="none"/>
+        </w:rPr>
+        <w:t>were</w:t>
+      </w:r>
+      <w:r>
+        <w:rPr>
+          <w:rFonts w:eastAsia="Times New Roman" w:cstheme="minorHAnsi"/>
+          <w:color w:val="000000"/>
+          <w:kern w:val="0"/>
+          <w14:ligatures w14:val="none"/>
+        </w:rPr>
+        <w:t xml:space="preserve"> used extensively for </w:t>
+      </w:r>
+      <w:r>
+        <w:rPr>
+          <w:rFonts w:eastAsia="Times New Roman" w:cstheme="minorHAnsi"/>
+          <w:color w:val="000000"/>
+          <w:kern w:val="0"/>
+          <w14:ligatures w14:val="none"/>
+        </w:rPr>
+        <w:t>coding assistance</w:t>
+      </w:r>
+      <w:r>
+        <w:rPr>
+          <w:rFonts w:eastAsia="Times New Roman" w:cstheme="minorHAnsi"/>
+          <w:color w:val="000000"/>
+          <w:kern w:val="0"/>
+          <w14:ligatures w14:val="none"/>
+        </w:rPr>
+        <w:t>.</w:t>
+      </w:r>
+    </w:p>
+    <w:p>
+      <w:pPr>
+        <w:spacing w:before="100" w:beforeAutospacing="1" w:after="100" w:afterAutospacing="1"/>
+        <w:jc w:val="both"/>
         <w:outlineLvl w:val="2"/>
         <w:rPr>
-          <w:rFonts w:ascii="Times New Roman" w:eastAsia="Times New Roman" w:hAnsi="Times New Roman" w:cs="Times New Roman"/>
-          <w:b/>
-          <w:bCs/>
-          <w:color w:val="000000"/>
-          <w:kern w:val="0"/>
-          <w:sz w:val="27"/>
-          <w:szCs w:val="27"/>
-          <w14:ligatures w14:val="none"/>
-        </w:rPr>
-      </w:pPr>
-      <w:r>
-        <w:rPr>
-          <w:rFonts w:ascii="Times New Roman" w:eastAsia="Times New Roman" w:hAnsi="Times New Roman" w:cs="Times New Roman"/>
-          <w:b/>
-          <w:bCs/>
-          <w:color w:val="000000"/>
-          <w:kern w:val="0"/>
-          <w:sz w:val="27"/>
-          <w:szCs w:val="27"/>
+          <w:rFonts w:eastAsia="Times New Roman" w:cstheme="minorHAnsi"/>
+          <w:b/>
+          <w:bCs/>
+          <w:color w:val="000000"/>
+          <w:kern w:val="0"/>
+          <w14:ligatures w14:val="none"/>
+        </w:rPr>
+      </w:pPr>
+      <w:r>
+        <w:rPr>
+          <w:rFonts w:eastAsia="Times New Roman" w:cstheme="minorHAnsi"/>
+          <w:b/>
+          <w:bCs/>
+          <w:color w:val="000000"/>
+          <w:kern w:val="0"/>
           <w14:ligatures w14:val="none"/>
         </w:rPr>
         <w:t>Key Components</w:t>
@@ -461,16 +586,17 @@
           <w:numId w:val="1"/>
         </w:numPr>
         <w:spacing w:before="100" w:beforeAutospacing="1" w:after="100" w:afterAutospacing="1"/>
-        <w:rPr>
-          <w:rFonts w:ascii="Times New Roman" w:eastAsia="Times New Roman" w:hAnsi="Times New Roman" w:cs="Times New Roman"/>
-          <w:color w:val="000000"/>
-          <w:kern w:val="0"/>
-          <w14:ligatures w14:val="none"/>
-        </w:rPr>
-      </w:pPr>
-      <w:r>
-        <w:rPr>
-          <w:rFonts w:ascii="Times New Roman" w:eastAsia="Times New Roman" w:hAnsi="Times New Roman" w:cs="Times New Roman"/>
+        <w:jc w:val="both"/>
+        <w:rPr>
+          <w:rFonts w:eastAsia="Times New Roman" w:cstheme="minorHAnsi"/>
+          <w:color w:val="000000"/>
+          <w:kern w:val="0"/>
+          <w14:ligatures w14:val="none"/>
+        </w:rPr>
+      </w:pPr>
+      <w:r>
+        <w:rPr>
+          <w:rFonts w:eastAsia="Times New Roman" w:cstheme="minorHAnsi"/>
           <w:b/>
           <w:bCs/>
           <w:color w:val="000000"/>
@@ -481,7 +607,7 @@
       </w:r>
       <w:r>
         <w:rPr>
-          <w:rFonts w:ascii="Times New Roman" w:eastAsia="Times New Roman" w:hAnsi="Times New Roman" w:cs="Times New Roman"/>
+          <w:rFonts w:eastAsia="Times New Roman" w:cstheme="minorHAnsi"/>
           <w:color w:val="000000"/>
           <w:kern w:val="0"/>
           <w14:ligatures w14:val="none"/>
@@ -496,49 +622,37 @@
           <w:numId w:val="1"/>
         </w:numPr>
         <w:spacing w:before="100" w:beforeAutospacing="1" w:after="100" w:afterAutospacing="1"/>
-        <w:rPr>
-          <w:rFonts w:ascii="Times New Roman" w:eastAsia="Times New Roman" w:hAnsi="Times New Roman" w:cs="Times New Roman"/>
-          <w:color w:val="000000"/>
-          <w:kern w:val="0"/>
-          <w14:ligatures w14:val="none"/>
-        </w:rPr>
-      </w:pPr>
-      <w:r>
-        <w:rPr>
-          <w:rFonts w:ascii="Times New Roman" w:eastAsia="Times New Roman" w:hAnsi="Times New Roman" w:cs="Times New Roman"/>
+        <w:jc w:val="both"/>
+        <w:rPr>
+          <w:rFonts w:eastAsia="Times New Roman" w:cstheme="minorHAnsi"/>
+          <w:color w:val="000000"/>
+          <w:kern w:val="0"/>
+          <w14:ligatures w14:val="none"/>
+        </w:rPr>
+      </w:pPr>
+      <w:r>
+        <w:rPr>
+          <w:rFonts w:eastAsia="Times New Roman" w:cstheme="minorHAnsi"/>
           <w:color w:val="000000"/>
           <w:kern w:val="0"/>
           <w14:ligatures w14:val="none"/>
         </w:rPr>
         <w:t>The ESP32 communicates with a </w:t>
       </w:r>
-      <w:proofErr w:type="spellStart"/>
-      <w:r>
-        <w:rPr>
-          <w:rFonts w:ascii="Times New Roman" w:eastAsia="Times New Roman" w:hAnsi="Times New Roman" w:cs="Times New Roman"/>
-          <w:b/>
-          <w:bCs/>
-          <w:color w:val="000000"/>
-          <w:kern w:val="0"/>
-          <w14:ligatures w14:val="none"/>
-        </w:rPr>
-        <w:t>Marklin</w:t>
-      </w:r>
-      <w:proofErr w:type="spellEnd"/>
-      <w:r>
-        <w:rPr>
-          <w:rFonts w:ascii="Times New Roman" w:eastAsia="Times New Roman" w:hAnsi="Times New Roman" w:cs="Times New Roman"/>
-          <w:b/>
-          <w:bCs/>
-          <w:color w:val="000000"/>
-          <w:kern w:val="0"/>
-          <w14:ligatures w14:val="none"/>
-        </w:rPr>
-        <w:t xml:space="preserve"> CAN bus</w:t>
-      </w:r>
-      <w:r>
-        <w:rPr>
-          <w:rFonts w:ascii="Times New Roman" w:eastAsia="Times New Roman" w:hAnsi="Times New Roman" w:cs="Times New Roman"/>
+      <w:r>
+        <w:rPr>
+          <w:rFonts w:eastAsia="Times New Roman" w:cstheme="minorHAnsi"/>
+          <w:b/>
+          <w:bCs/>
+          <w:color w:val="000000"/>
+          <w:kern w:val="0"/>
+          <w14:ligatures w14:val="none"/>
+        </w:rPr>
+        <w:t>Marklin CAN bus</w:t>
+      </w:r>
+      <w:r>
+        <w:rPr>
+          <w:rFonts w:eastAsia="Times New Roman" w:cstheme="minorHAnsi"/>
           <w:color w:val="000000"/>
           <w:kern w:val="0"/>
           <w14:ligatures w14:val="none"/>
@@ -547,7 +661,7 @@
       </w:r>
       <w:r>
         <w:rPr>
-          <w:rFonts w:ascii="Times New Roman" w:eastAsia="Times New Roman" w:hAnsi="Times New Roman" w:cs="Times New Roman"/>
+          <w:rFonts w:eastAsia="Times New Roman" w:cstheme="minorHAnsi"/>
           <w:b/>
           <w:bCs/>
           <w:color w:val="000000"/>
@@ -558,7 +672,7 @@
       </w:r>
       <w:r>
         <w:rPr>
-          <w:rFonts w:ascii="Times New Roman" w:eastAsia="Times New Roman" w:hAnsi="Times New Roman" w:cs="Times New Roman"/>
+          <w:rFonts w:eastAsia="Times New Roman" w:cstheme="minorHAnsi"/>
           <w:color w:val="000000"/>
           <w:kern w:val="0"/>
           <w14:ligatures w14:val="none"/>
@@ -573,16 +687,17 @@
           <w:numId w:val="1"/>
         </w:numPr>
         <w:spacing w:before="100" w:beforeAutospacing="1" w:after="100" w:afterAutospacing="1"/>
-        <w:rPr>
-          <w:rFonts w:ascii="Times New Roman" w:eastAsia="Times New Roman" w:hAnsi="Times New Roman" w:cs="Times New Roman"/>
-          <w:color w:val="000000"/>
-          <w:kern w:val="0"/>
-          <w14:ligatures w14:val="none"/>
-        </w:rPr>
-      </w:pPr>
-      <w:r>
-        <w:rPr>
-          <w:rFonts w:ascii="Times New Roman" w:eastAsia="Times New Roman" w:hAnsi="Times New Roman" w:cs="Times New Roman"/>
+        <w:jc w:val="both"/>
+        <w:rPr>
+          <w:rFonts w:eastAsia="Times New Roman" w:cstheme="minorHAnsi"/>
+          <w:color w:val="000000"/>
+          <w:kern w:val="0"/>
+          <w14:ligatures w14:val="none"/>
+        </w:rPr>
+      </w:pPr>
+      <w:r>
+        <w:rPr>
+          <w:rFonts w:eastAsia="Times New Roman" w:cstheme="minorHAnsi"/>
           <w:color w:val="000000"/>
           <w:kern w:val="0"/>
           <w14:ligatures w14:val="none"/>
@@ -592,46 +707,64 @@
       <w:proofErr w:type="spellStart"/>
       <w:r>
         <w:rPr>
-          <w:rFonts w:ascii="Times New Roman" w:eastAsia="Times New Roman" w:hAnsi="Times New Roman" w:cs="Times New Roman"/>
-          <w:b/>
-          <w:bCs/>
-          <w:color w:val="000000"/>
-          <w:kern w:val="0"/>
-          <w14:ligatures w14:val="none"/>
-        </w:rPr>
-        <w:t>CANReceiveTask</w:t>
+          <w:rFonts w:eastAsia="Times New Roman" w:cstheme="minorHAnsi"/>
+          <w:b/>
+          <w:bCs/>
+          <w:color w:val="000000"/>
+          <w:kern w:val="0"/>
+          <w14:ligatures w14:val="none"/>
+        </w:rPr>
+        <w:t>CAN</w:t>
+      </w:r>
+      <w:r>
+        <w:rPr>
+          <w:rFonts w:eastAsia="Times New Roman" w:cstheme="minorHAnsi"/>
+          <w:b/>
+          <w:bCs/>
+          <w:color w:val="000000"/>
+          <w:kern w:val="0"/>
+          <w14:ligatures w14:val="none"/>
+        </w:rPr>
+        <w:t>Handler</w:t>
+      </w:r>
+      <w:r>
+        <w:rPr>
+          <w:rFonts w:eastAsia="Times New Roman" w:cstheme="minorHAnsi"/>
+          <w:b/>
+          <w:bCs/>
+          <w:color w:val="000000"/>
+          <w:kern w:val="0"/>
+          <w14:ligatures w14:val="none"/>
+        </w:rPr>
+        <w:t>Task</w:t>
       </w:r>
       <w:proofErr w:type="spellEnd"/>
       <w:r>
         <w:rPr>
-          <w:rFonts w:ascii="Times New Roman" w:eastAsia="Times New Roman" w:hAnsi="Times New Roman" w:cs="Times New Roman"/>
-          <w:color w:val="000000"/>
-          <w:kern w:val="0"/>
-          <w14:ligatures w14:val="none"/>
-        </w:rPr>
-        <w:t> receives CAN messages, and </w:t>
-      </w:r>
-      <w:proofErr w:type="spellStart"/>
-      <w:r>
-        <w:rPr>
-          <w:rFonts w:ascii="Times New Roman" w:eastAsia="Times New Roman" w:hAnsi="Times New Roman" w:cs="Times New Roman"/>
-          <w:b/>
-          <w:bCs/>
-          <w:color w:val="000000"/>
-          <w:kern w:val="0"/>
-          <w14:ligatures w14:val="none"/>
-        </w:rPr>
-        <w:t>CANSendTask</w:t>
-      </w:r>
-      <w:proofErr w:type="spellEnd"/>
-      <w:r>
-        <w:rPr>
-          <w:rFonts w:ascii="Times New Roman" w:eastAsia="Times New Roman" w:hAnsi="Times New Roman" w:cs="Times New Roman"/>
-          <w:color w:val="000000"/>
-          <w:kern w:val="0"/>
-          <w14:ligatures w14:val="none"/>
-        </w:rPr>
-        <w:t> sends CAN messages.</w:t>
+          <w:rFonts w:eastAsia="Times New Roman" w:cstheme="minorHAnsi"/>
+          <w:color w:val="000000"/>
+          <w:kern w:val="0"/>
+          <w14:ligatures w14:val="none"/>
+        </w:rPr>
+        <w:t xml:space="preserve"> receives </w:t>
+      </w:r>
+      <w:r>
+        <w:rPr>
+          <w:rFonts w:eastAsia="Times New Roman" w:cstheme="minorHAnsi"/>
+          <w:color w:val="000000"/>
+          <w:kern w:val="0"/>
+          <w14:ligatures w14:val="none"/>
+        </w:rPr>
+        <w:t xml:space="preserve">and sends </w:t>
+      </w:r>
+      <w:r>
+        <w:rPr>
+          <w:rFonts w:eastAsia="Times New Roman" w:cstheme="minorHAnsi"/>
+          <w:color w:val="000000"/>
+          <w:kern w:val="0"/>
+          <w14:ligatures w14:val="none"/>
+        </w:rPr>
+        <w:t>CAN messages.</w:t>
       </w:r>
     </w:p>
     <w:p>
@@ -641,16 +774,17 @@
           <w:numId w:val="1"/>
         </w:numPr>
         <w:spacing w:before="100" w:beforeAutospacing="1" w:after="100" w:afterAutospacing="1"/>
-        <w:rPr>
-          <w:rFonts w:ascii="Times New Roman" w:eastAsia="Times New Roman" w:hAnsi="Times New Roman" w:cs="Times New Roman"/>
-          <w:color w:val="000000"/>
-          <w:kern w:val="0"/>
-          <w14:ligatures w14:val="none"/>
-        </w:rPr>
-      </w:pPr>
-      <w:r>
-        <w:rPr>
-          <w:rFonts w:ascii="Times New Roman" w:eastAsia="Times New Roman" w:hAnsi="Times New Roman" w:cs="Times New Roman"/>
+        <w:jc w:val="both"/>
+        <w:rPr>
+          <w:rFonts w:eastAsia="Times New Roman" w:cstheme="minorHAnsi"/>
+          <w:color w:val="000000"/>
+          <w:kern w:val="0"/>
+          <w14:ligatures w14:val="none"/>
+        </w:rPr>
+      </w:pPr>
+      <w:r>
+        <w:rPr>
+          <w:rFonts w:eastAsia="Times New Roman" w:cstheme="minorHAnsi"/>
           <w:b/>
           <w:bCs/>
           <w:color w:val="000000"/>
@@ -661,7 +795,7 @@
       </w:r>
       <w:r>
         <w:rPr>
-          <w:rFonts w:ascii="Times New Roman" w:eastAsia="Times New Roman" w:hAnsi="Times New Roman" w:cs="Times New Roman"/>
+          <w:rFonts w:eastAsia="Times New Roman" w:cstheme="minorHAnsi"/>
           <w:color w:val="000000"/>
           <w:kern w:val="0"/>
           <w14:ligatures w14:val="none"/>
@@ -676,16 +810,17 @@
           <w:numId w:val="1"/>
         </w:numPr>
         <w:spacing w:before="100" w:beforeAutospacing="1" w:after="100" w:afterAutospacing="1"/>
-        <w:rPr>
-          <w:rFonts w:ascii="Times New Roman" w:eastAsia="Times New Roman" w:hAnsi="Times New Roman" w:cs="Times New Roman"/>
-          <w:color w:val="000000"/>
-          <w:kern w:val="0"/>
-          <w14:ligatures w14:val="none"/>
-        </w:rPr>
-      </w:pPr>
-      <w:r>
-        <w:rPr>
-          <w:rFonts w:ascii="Times New Roman" w:eastAsia="Times New Roman" w:hAnsi="Times New Roman" w:cs="Times New Roman"/>
+        <w:jc w:val="both"/>
+        <w:rPr>
+          <w:rFonts w:eastAsia="Times New Roman" w:cstheme="minorHAnsi"/>
+          <w:color w:val="000000"/>
+          <w:kern w:val="0"/>
+          <w14:ligatures w14:val="none"/>
+        </w:rPr>
+      </w:pPr>
+      <w:r>
+        <w:rPr>
+          <w:rFonts w:eastAsia="Times New Roman" w:cstheme="minorHAnsi"/>
           <w:color w:val="000000"/>
           <w:kern w:val="0"/>
           <w14:ligatures w14:val="none"/>
@@ -695,19 +830,41 @@
       <w:proofErr w:type="spellStart"/>
       <w:r>
         <w:rPr>
-          <w:rFonts w:ascii="Times New Roman" w:eastAsia="Times New Roman" w:hAnsi="Times New Roman" w:cs="Times New Roman"/>
-          <w:b/>
-          <w:bCs/>
-          <w:color w:val="000000"/>
-          <w:kern w:val="0"/>
-          <w14:ligatures w14:val="none"/>
-        </w:rPr>
-        <w:t>TCPReceiveTask</w:t>
+          <w:rFonts w:eastAsia="Times New Roman" w:cstheme="minorHAnsi"/>
+          <w:b/>
+          <w:bCs/>
+          <w:color w:val="000000"/>
+          <w:kern w:val="0"/>
+          <w14:ligatures w14:val="none"/>
+        </w:rPr>
+        <w:t>TCP</w:t>
+      </w:r>
+      <w:r>
+        <w:rPr>
+          <w:rFonts w:eastAsia="Times New Roman" w:cstheme="minorHAnsi"/>
+          <w:b/>
+          <w:bCs/>
+          <w:color w:val="000000"/>
+          <w:kern w:val="0"/>
+          <w14:ligatures w14:val="none"/>
+        </w:rPr>
+        <w:t>Handler</w:t>
+      </w:r>
+      <w:r>
+        <w:rPr>
+          <w:rFonts w:eastAsia="Times New Roman" w:cstheme="minorHAnsi"/>
+          <w:b/>
+          <w:bCs/>
+          <w:color w:val="000000"/>
+          <w:kern w:val="0"/>
+          <w14:ligatures w14:val="none"/>
+        </w:rPr>
+        <w:t>Task</w:t>
       </w:r>
       <w:proofErr w:type="spellEnd"/>
       <w:r>
         <w:rPr>
-          <w:rFonts w:ascii="Times New Roman" w:eastAsia="Times New Roman" w:hAnsi="Times New Roman" w:cs="Times New Roman"/>
+          <w:rFonts w:eastAsia="Times New Roman" w:cstheme="minorHAnsi"/>
           <w:color w:val="000000"/>
           <w:kern w:val="0"/>
           <w14:ligatures w14:val="none"/>
@@ -717,7 +874,7 @@
       <w:proofErr w:type="spellStart"/>
       <w:r>
         <w:rPr>
-          <w:rFonts w:ascii="Times New Roman" w:eastAsia="Times New Roman" w:hAnsi="Times New Roman" w:cs="Times New Roman"/>
+          <w:rFonts w:eastAsia="Times New Roman" w:cstheme="minorHAnsi"/>
           <w:color w:val="000000"/>
           <w:kern w:val="0"/>
           <w14:ligatures w14:val="none"/>
@@ -727,12 +884,99 @@
       <w:proofErr w:type="spellEnd"/>
       <w:r>
         <w:rPr>
-          <w:rFonts w:ascii="Times New Roman" w:eastAsia="Times New Roman" w:hAnsi="Times New Roman" w:cs="Times New Roman"/>
-          <w:color w:val="000000"/>
-          <w:kern w:val="0"/>
-          <w14:ligatures w14:val="none"/>
-        </w:rPr>
-        <w:t xml:space="preserve"> over TCP.</w:t>
+          <w:rFonts w:eastAsia="Times New Roman" w:cstheme="minorHAnsi"/>
+          <w:color w:val="000000"/>
+          <w:kern w:val="0"/>
+          <w14:ligatures w14:val="none"/>
+        </w:rPr>
+        <w:t xml:space="preserve"> over TCP</w:t>
+      </w:r>
+      <w:r>
+        <w:rPr>
+          <w:rFonts w:eastAsia="Times New Roman" w:cstheme="minorHAnsi"/>
+          <w:color w:val="000000"/>
+          <w:kern w:val="0"/>
+          <w14:ligatures w14:val="none"/>
+        </w:rPr>
+        <w:t xml:space="preserve"> and </w:t>
+      </w:r>
+      <w:r>
+        <w:rPr>
+          <w:rFonts w:eastAsia="Times New Roman" w:cstheme="minorHAnsi"/>
+          <w:color w:val="000000"/>
+          <w:kern w:val="0"/>
+          <w14:ligatures w14:val="none"/>
+        </w:rPr>
+        <w:t xml:space="preserve">sends the received CAN messages back to </w:t>
+      </w:r>
+      <w:proofErr w:type="spellStart"/>
+      <w:r>
+        <w:rPr>
+          <w:rFonts w:eastAsia="Times New Roman" w:cstheme="minorHAnsi"/>
+          <w:color w:val="000000"/>
+          <w:kern w:val="0"/>
+          <w14:ligatures w14:val="none"/>
+        </w:rPr>
+        <w:t>Rocrail</w:t>
+      </w:r>
+      <w:proofErr w:type="spellEnd"/>
+      <w:r>
+        <w:rPr>
+          <w:rFonts w:eastAsia="Times New Roman" w:cstheme="minorHAnsi"/>
+          <w:color w:val="000000"/>
+          <w:kern w:val="0"/>
+          <w14:ligatures w14:val="none"/>
+        </w:rPr>
+        <w:t xml:space="preserve"> via TCP.</w:t>
+      </w:r>
+    </w:p>
+    <w:p>
+      <w:pPr>
+        <w:numPr>
+          <w:ilvl w:val="0"/>
+          <w:numId w:val="1"/>
+        </w:numPr>
+        <w:spacing w:before="100" w:beforeAutospacing="1" w:after="100" w:afterAutospacing="1"/>
+        <w:jc w:val="both"/>
+        <w:rPr>
+          <w:rFonts w:eastAsia="Times New Roman" w:cstheme="minorHAnsi"/>
+          <w:color w:val="000000"/>
+          <w:kern w:val="0"/>
+          <w14:ligatures w14:val="none"/>
+        </w:rPr>
+      </w:pPr>
+      <w:proofErr w:type="spellStart"/>
+      <w:r>
+        <w:rPr>
+          <w:rFonts w:eastAsia="Times New Roman" w:cstheme="minorHAnsi"/>
+          <w:b/>
+          <w:bCs/>
+          <w:color w:val="000000"/>
+          <w:kern w:val="0"/>
+          <w14:ligatures w14:val="none"/>
+        </w:rPr>
+        <w:t>WiFi</w:t>
+      </w:r>
+      <w:proofErr w:type="spellEnd"/>
+      <w:r>
+        <w:rPr>
+          <w:rFonts w:eastAsia="Times New Roman" w:cstheme="minorHAnsi"/>
+          <w:b/>
+          <w:bCs/>
+          <w:color w:val="000000"/>
+          <w:kern w:val="0"/>
+          <w14:ligatures w14:val="none"/>
+        </w:rPr>
+        <w:t xml:space="preserve"> Setup</w:t>
+      </w:r>
+      <w:r>
+        <w:rPr>
+          <w:rFonts w:eastAsia="Times New Roman" w:cstheme="minorHAnsi"/>
+          <w:color w:val="000000"/>
+          <w:kern w:val="0"/>
+          <w14:ligatures w14:val="none"/>
+        </w:rPr>
+        <w:t>:</w:t>
       </w:r>
     </w:p>
     <w:p>
@@ -742,16 +986,17 @@
           <w:numId w:val="1"/>
         </w:numPr>
         <w:spacing w:before="100" w:beforeAutospacing="1" w:after="100" w:afterAutospacing="1"/>
-        <w:rPr>
-          <w:rFonts w:ascii="Times New Roman" w:eastAsia="Times New Roman" w:hAnsi="Times New Roman" w:cs="Times New Roman"/>
-          <w:color w:val="000000"/>
-          <w:kern w:val="0"/>
-          <w14:ligatures w14:val="none"/>
-        </w:rPr>
-      </w:pPr>
-      <w:r>
-        <w:rPr>
-          <w:rFonts w:ascii="Times New Roman" w:eastAsia="Times New Roman" w:hAnsi="Times New Roman" w:cs="Times New Roman"/>
+        <w:jc w:val="both"/>
+        <w:rPr>
+          <w:rFonts w:eastAsia="Times New Roman" w:cstheme="minorHAnsi"/>
+          <w:color w:val="000000"/>
+          <w:kern w:val="0"/>
+          <w14:ligatures w14:val="none"/>
+        </w:rPr>
+      </w:pPr>
+      <w:r>
+        <w:rPr>
+          <w:rFonts w:eastAsia="Times New Roman" w:cstheme="minorHAnsi"/>
           <w:color w:val="000000"/>
           <w:kern w:val="0"/>
           <w14:ligatures w14:val="none"/>
@@ -761,29 +1006,96 @@
       <w:proofErr w:type="spellStart"/>
       <w:r>
         <w:rPr>
-          <w:rFonts w:ascii="Times New Roman" w:eastAsia="Times New Roman" w:hAnsi="Times New Roman" w:cs="Times New Roman"/>
-          <w:b/>
-          <w:bCs/>
-          <w:color w:val="000000"/>
-          <w:kern w:val="0"/>
-          <w14:ligatures w14:val="none"/>
-        </w:rPr>
-        <w:t>TCPSendTask</w:t>
+          <w:rFonts w:eastAsia="Times New Roman" w:cstheme="minorHAnsi"/>
+          <w:b/>
+          <w:bCs/>
+          <w:color w:val="000000"/>
+          <w:kern w:val="0"/>
+          <w14:ligatures w14:val="none"/>
+        </w:rPr>
+        <w:t>WiFiManager</w:t>
       </w:r>
       <w:proofErr w:type="spellEnd"/>
       <w:r>
         <w:rPr>
-          <w:rFonts w:ascii="Times New Roman" w:eastAsia="Times New Roman" w:hAnsi="Times New Roman" w:cs="Times New Roman"/>
-          <w:color w:val="000000"/>
-          <w:kern w:val="0"/>
-          <w14:ligatures w14:val="none"/>
-        </w:rPr>
-        <w:t xml:space="preserve"> sends the received CAN messages back to </w:t>
+          <w:rFonts w:eastAsia="Times New Roman" w:cstheme="minorHAnsi"/>
+          <w:color w:val="000000"/>
+          <w:kern w:val="0"/>
+          <w14:ligatures w14:val="none"/>
+        </w:rPr>
+        <w:t xml:space="preserve"> library is used to handle </w:t>
       </w:r>
       <w:proofErr w:type="spellStart"/>
       <w:r>
         <w:rPr>
-          <w:rFonts w:ascii="Times New Roman" w:eastAsia="Times New Roman" w:hAnsi="Times New Roman" w:cs="Times New Roman"/>
+          <w:rFonts w:eastAsia="Times New Roman" w:cstheme="minorHAnsi"/>
+          <w:color w:val="000000"/>
+          <w:kern w:val="0"/>
+          <w14:ligatures w14:val="none"/>
+        </w:rPr>
+        <w:t>WiFi</w:t>
+      </w:r>
+      <w:proofErr w:type="spellEnd"/>
+      <w:r>
+        <w:rPr>
+          <w:rFonts w:eastAsia="Times New Roman" w:cstheme="minorHAnsi"/>
+          <w:color w:val="000000"/>
+          <w:kern w:val="0"/>
+          <w14:ligatures w14:val="none"/>
+        </w:rPr>
+        <w:t xml:space="preserve"> connections.</w:t>
+      </w:r>
+    </w:p>
+    <w:p>
+      <w:pPr>
+        <w:numPr>
+          <w:ilvl w:val="1"/>
+          <w:numId w:val="1"/>
+        </w:numPr>
+        <w:spacing w:before="100" w:beforeAutospacing="1" w:after="100" w:afterAutospacing="1"/>
+        <w:jc w:val="both"/>
+        <w:rPr>
+          <w:rFonts w:eastAsia="Times New Roman" w:cstheme="minorHAnsi"/>
+          <w:color w:val="000000"/>
+          <w:kern w:val="0"/>
+          <w14:ligatures w14:val="none"/>
+        </w:rPr>
+      </w:pPr>
+      <w:r>
+        <w:rPr>
+          <w:rFonts w:eastAsia="Times New Roman" w:cstheme="minorHAnsi"/>
+          <w:color w:val="000000"/>
+          <w:kern w:val="0"/>
+          <w14:ligatures w14:val="none"/>
+        </w:rPr>
+        <w:t>A </w:t>
+      </w:r>
+      <w:proofErr w:type="spellStart"/>
+      <w:r>
+        <w:rPr>
+          <w:rFonts w:eastAsia="Times New Roman" w:cstheme="minorHAnsi"/>
+          <w:b/>
+          <w:bCs/>
+          <w:color w:val="000000"/>
+          <w:kern w:val="0"/>
+          <w14:ligatures w14:val="none"/>
+        </w:rPr>
+        <w:t>WiFiClient</w:t>
+      </w:r>
+      <w:proofErr w:type="spellEnd"/>
+      <w:r>
+        <w:rPr>
+          <w:rFonts w:eastAsia="Times New Roman" w:cstheme="minorHAnsi"/>
+          <w:color w:val="000000"/>
+          <w:kern w:val="0"/>
+          <w14:ligatures w14:val="none"/>
+        </w:rPr>
+        <w:t xml:space="preserve"> is used to manage the TCP connection with </w:t>
+      </w:r>
+      <w:proofErr w:type="spellStart"/>
+      <w:r>
+        <w:rPr>
+          <w:rFonts w:eastAsia="Times New Roman" w:cstheme="minorHAnsi"/>
           <w:color w:val="000000"/>
           <w:kern w:val="0"/>
           <w14:ligatures w14:val="none"/>
@@ -793,12 +1105,12 @@
       <w:proofErr w:type="spellEnd"/>
       <w:r>
         <w:rPr>
-          <w:rFonts w:ascii="Times New Roman" w:eastAsia="Times New Roman" w:hAnsi="Times New Roman" w:cs="Times New Roman"/>
-          <w:color w:val="000000"/>
-          <w:kern w:val="0"/>
-          <w14:ligatures w14:val="none"/>
-        </w:rPr>
-        <w:t xml:space="preserve"> via TCP.</w:t>
+          <w:rFonts w:eastAsia="Times New Roman" w:cstheme="minorHAnsi"/>
+          <w:color w:val="000000"/>
+          <w:kern w:val="0"/>
+          <w14:ligatures w14:val="none"/>
+        </w:rPr>
+        <w:t>.</w:t>
       </w:r>
     </w:p>
     <w:p>
@@ -808,40 +1120,28 @@
           <w:numId w:val="1"/>
         </w:numPr>
         <w:spacing w:before="100" w:beforeAutospacing="1" w:after="100" w:afterAutospacing="1"/>
-        <w:rPr>
-          <w:rFonts w:ascii="Times New Roman" w:eastAsia="Times New Roman" w:hAnsi="Times New Roman" w:cs="Times New Roman"/>
-          <w:color w:val="000000"/>
-          <w:kern w:val="0"/>
-          <w14:ligatures w14:val="none"/>
-        </w:rPr>
-      </w:pPr>
-      <w:proofErr w:type="spellStart"/>
-      <w:r>
-        <w:rPr>
-          <w:rFonts w:ascii="Times New Roman" w:eastAsia="Times New Roman" w:hAnsi="Times New Roman" w:cs="Times New Roman"/>
-          <w:b/>
-          <w:bCs/>
-          <w:color w:val="000000"/>
-          <w:kern w:val="0"/>
-          <w14:ligatures w14:val="none"/>
-        </w:rPr>
-        <w:t>WiFi</w:t>
-      </w:r>
-      <w:proofErr w:type="spellEnd"/>
-      <w:r>
-        <w:rPr>
-          <w:rFonts w:ascii="Times New Roman" w:eastAsia="Times New Roman" w:hAnsi="Times New Roman" w:cs="Times New Roman"/>
-          <w:b/>
-          <w:bCs/>
-          <w:color w:val="000000"/>
-          <w:kern w:val="0"/>
-          <w14:ligatures w14:val="none"/>
-        </w:rPr>
-        <w:t xml:space="preserve"> Setup</w:t>
-      </w:r>
-      <w:r>
-        <w:rPr>
-          <w:rFonts w:ascii="Times New Roman" w:eastAsia="Times New Roman" w:hAnsi="Times New Roman" w:cs="Times New Roman"/>
+        <w:jc w:val="both"/>
+        <w:rPr>
+          <w:rFonts w:eastAsia="Times New Roman" w:cstheme="minorHAnsi"/>
+          <w:color w:val="000000"/>
+          <w:kern w:val="0"/>
+          <w14:ligatures w14:val="none"/>
+        </w:rPr>
+      </w:pPr>
+      <w:r>
+        <w:rPr>
+          <w:rFonts w:eastAsia="Times New Roman" w:cstheme="minorHAnsi"/>
+          <w:b/>
+          <w:bCs/>
+          <w:color w:val="000000"/>
+          <w:kern w:val="0"/>
+          <w14:ligatures w14:val="none"/>
+        </w:rPr>
+        <w:t>Queues</w:t>
+      </w:r>
+      <w:r>
+        <w:rPr>
+          <w:rFonts w:eastAsia="Times New Roman" w:cstheme="minorHAnsi"/>
           <w:color w:val="000000"/>
           <w:kern w:val="0"/>
           <w14:ligatures w14:val="none"/>
@@ -856,63 +1156,94 @@
           <w:numId w:val="1"/>
         </w:numPr>
         <w:spacing w:before="100" w:beforeAutospacing="1" w:after="100" w:afterAutospacing="1"/>
-        <w:rPr>
-          <w:rFonts w:ascii="Times New Roman" w:eastAsia="Times New Roman" w:hAnsi="Times New Roman" w:cs="Times New Roman"/>
-          <w:color w:val="000000"/>
-          <w:kern w:val="0"/>
-          <w14:ligatures w14:val="none"/>
-        </w:rPr>
-      </w:pPr>
-      <w:r>
-        <w:rPr>
-          <w:rFonts w:ascii="Times New Roman" w:eastAsia="Times New Roman" w:hAnsi="Times New Roman" w:cs="Times New Roman"/>
-          <w:color w:val="000000"/>
-          <w:kern w:val="0"/>
-          <w14:ligatures w14:val="none"/>
-        </w:rPr>
-        <w:t>The </w:t>
-      </w:r>
+        <w:jc w:val="both"/>
+        <w:rPr>
+          <w:rFonts w:eastAsia="Times New Roman" w:cstheme="minorHAnsi"/>
+          <w:color w:val="000000"/>
+          <w:kern w:val="0"/>
+          <w14:ligatures w14:val="none"/>
+        </w:rPr>
+      </w:pPr>
+      <w:r>
+        <w:rPr>
+          <w:rFonts w:eastAsia="Times New Roman" w:cstheme="minorHAnsi"/>
+          <w:color w:val="000000"/>
+          <w:kern w:val="0"/>
+          <w14:ligatures w14:val="none"/>
+        </w:rPr>
+        <w:t>Two main queues handle the transfer of data between tasks:</w:t>
+      </w:r>
+    </w:p>
+    <w:p>
+      <w:pPr>
+        <w:numPr>
+          <w:ilvl w:val="2"/>
+          <w:numId w:val="1"/>
+        </w:numPr>
+        <w:spacing w:before="100" w:beforeAutospacing="1" w:after="100" w:afterAutospacing="1"/>
+        <w:jc w:val="both"/>
+        <w:rPr>
+          <w:rFonts w:eastAsia="Times New Roman" w:cstheme="minorHAnsi"/>
+          <w:color w:val="000000"/>
+          <w:kern w:val="0"/>
+          <w14:ligatures w14:val="none"/>
+        </w:rPr>
+      </w:pPr>
       <w:proofErr w:type="spellStart"/>
       <w:r>
         <w:rPr>
-          <w:rFonts w:ascii="Times New Roman" w:eastAsia="Times New Roman" w:hAnsi="Times New Roman" w:cs="Times New Roman"/>
-          <w:b/>
-          <w:bCs/>
-          <w:color w:val="000000"/>
-          <w:kern w:val="0"/>
-          <w14:ligatures w14:val="none"/>
-        </w:rPr>
-        <w:t>WiFiManager</w:t>
+          <w:rFonts w:eastAsia="Times New Roman" w:cstheme="minorHAnsi"/>
+          <w:color w:val="000000"/>
+          <w:kern w:val="0"/>
+          <w14:ligatures w14:val="none"/>
+        </w:rPr>
+        <w:t>canToTcpQueue</w:t>
       </w:r>
       <w:proofErr w:type="spellEnd"/>
       <w:r>
         <w:rPr>
-          <w:rFonts w:ascii="Times New Roman" w:eastAsia="Times New Roman" w:hAnsi="Times New Roman" w:cs="Times New Roman"/>
-          <w:color w:val="000000"/>
-          <w:kern w:val="0"/>
-          <w14:ligatures w14:val="none"/>
-        </w:rPr>
-        <w:t xml:space="preserve"> library is used to handle </w:t>
-      </w:r>
+          <w:rFonts w:eastAsia="Times New Roman" w:cstheme="minorHAnsi"/>
+          <w:color w:val="000000"/>
+          <w:kern w:val="0"/>
+          <w14:ligatures w14:val="none"/>
+        </w:rPr>
+        <w:t>: CAN messages to be sent over TCP.</w:t>
+      </w:r>
+    </w:p>
+    <w:p>
+      <w:pPr>
+        <w:numPr>
+          <w:ilvl w:val="2"/>
+          <w:numId w:val="1"/>
+        </w:numPr>
+        <w:spacing w:before="100" w:beforeAutospacing="1" w:after="100" w:afterAutospacing="1"/>
+        <w:jc w:val="both"/>
+        <w:rPr>
+          <w:rFonts w:eastAsia="Times New Roman" w:cstheme="minorHAnsi"/>
+          <w:color w:val="000000"/>
+          <w:kern w:val="0"/>
+          <w14:ligatures w14:val="none"/>
+        </w:rPr>
+      </w:pPr>
       <w:proofErr w:type="spellStart"/>
       <w:r>
         <w:rPr>
-          <w:rFonts w:ascii="Times New Roman" w:eastAsia="Times New Roman" w:hAnsi="Times New Roman" w:cs="Times New Roman"/>
-          <w:color w:val="000000"/>
-          <w:kern w:val="0"/>
-          <w14:ligatures w14:val="none"/>
-        </w:rPr>
-        <w:t>WiFi</w:t>
+          <w:rFonts w:eastAsia="Times New Roman" w:cstheme="minorHAnsi"/>
+          <w:color w:val="000000"/>
+          <w:kern w:val="0"/>
+          <w14:ligatures w14:val="none"/>
+        </w:rPr>
+        <w:t>tcpToCanQueue</w:t>
       </w:r>
       <w:proofErr w:type="spellEnd"/>
       <w:r>
         <w:rPr>
-          <w:rFonts w:ascii="Times New Roman" w:eastAsia="Times New Roman" w:hAnsi="Times New Roman" w:cs="Times New Roman"/>
-          <w:color w:val="000000"/>
-          <w:kern w:val="0"/>
-          <w14:ligatures w14:val="none"/>
-        </w:rPr>
-        <w:t xml:space="preserve"> connections.</w:t>
+          <w:rFonts w:eastAsia="Times New Roman" w:cstheme="minorHAnsi"/>
+          <w:color w:val="000000"/>
+          <w:kern w:val="0"/>
+          <w14:ligatures w14:val="none"/>
+        </w:rPr>
+        <w:t>: TCP data to be converted and sent over CAN.</w:t>
       </w:r>
     </w:p>
     <w:p>
@@ -922,237 +1253,37 @@
           <w:numId w:val="1"/>
         </w:numPr>
         <w:spacing w:before="100" w:beforeAutospacing="1" w:after="100" w:afterAutospacing="1"/>
-        <w:rPr>
-          <w:rFonts w:ascii="Times New Roman" w:eastAsia="Times New Roman" w:hAnsi="Times New Roman" w:cs="Times New Roman"/>
-          <w:color w:val="000000"/>
-          <w:kern w:val="0"/>
-          <w14:ligatures w14:val="none"/>
-        </w:rPr>
-      </w:pPr>
-      <w:r>
-        <w:rPr>
-          <w:rFonts w:ascii="Times New Roman" w:eastAsia="Times New Roman" w:hAnsi="Times New Roman" w:cs="Times New Roman"/>
-          <w:color w:val="000000"/>
-          <w:kern w:val="0"/>
-          <w14:ligatures w14:val="none"/>
-        </w:rPr>
-        <w:t>A </w:t>
+        <w:jc w:val="both"/>
+        <w:rPr>
+          <w:rFonts w:eastAsia="Times New Roman" w:cstheme="minorHAnsi"/>
+          <w:color w:val="000000"/>
+          <w:kern w:val="0"/>
+          <w14:ligatures w14:val="none"/>
+        </w:rPr>
+      </w:pPr>
+      <w:r>
+        <w:rPr>
+          <w:rFonts w:eastAsia="Times New Roman" w:cstheme="minorHAnsi"/>
+          <w:color w:val="000000"/>
+          <w:kern w:val="0"/>
+          <w14:ligatures w14:val="none"/>
+        </w:rPr>
+        <w:t>An optional debug queue (</w:t>
       </w:r>
       <w:proofErr w:type="spellStart"/>
       <w:r>
         <w:rPr>
-          <w:rFonts w:ascii="Times New Roman" w:eastAsia="Times New Roman" w:hAnsi="Times New Roman" w:cs="Times New Roman"/>
-          <w:b/>
-          <w:bCs/>
-          <w:color w:val="000000"/>
-          <w:kern w:val="0"/>
-          <w14:ligatures w14:val="none"/>
-        </w:rPr>
-        <w:t>WiFiClient</w:t>
+          <w:rFonts w:eastAsia="Times New Roman" w:cstheme="minorHAnsi"/>
+          <w:color w:val="000000"/>
+          <w:kern w:val="0"/>
+          <w14:ligatures w14:val="none"/>
+        </w:rPr>
+        <w:t>debugQueue</w:t>
       </w:r>
       <w:proofErr w:type="spellEnd"/>
       <w:r>
         <w:rPr>
-          <w:rFonts w:ascii="Times New Roman" w:eastAsia="Times New Roman" w:hAnsi="Times New Roman" w:cs="Times New Roman"/>
-          <w:color w:val="000000"/>
-          <w:kern w:val="0"/>
-          <w14:ligatures w14:val="none"/>
-        </w:rPr>
-        <w:t xml:space="preserve"> is used to manage the TCP connection with </w:t>
-      </w:r>
-      <w:proofErr w:type="spellStart"/>
-      <w:r>
-        <w:rPr>
-          <w:rFonts w:ascii="Times New Roman" w:eastAsia="Times New Roman" w:hAnsi="Times New Roman" w:cs="Times New Roman"/>
-          <w:color w:val="000000"/>
-          <w:kern w:val="0"/>
-          <w14:ligatures w14:val="none"/>
-        </w:rPr>
-        <w:t>Rocrail</w:t>
-      </w:r>
-      <w:proofErr w:type="spellEnd"/>
-      <w:r>
-        <w:rPr>
-          <w:rFonts w:ascii="Times New Roman" w:eastAsia="Times New Roman" w:hAnsi="Times New Roman" w:cs="Times New Roman"/>
-          <w:color w:val="000000"/>
-          <w:kern w:val="0"/>
-          <w14:ligatures w14:val="none"/>
-        </w:rPr>
-        <w:t>.</w:t>
-      </w:r>
-    </w:p>
-    <w:p>
-      <w:pPr>
-        <w:numPr>
-          <w:ilvl w:val="0"/>
-          <w:numId w:val="1"/>
-        </w:numPr>
-        <w:spacing w:before="100" w:beforeAutospacing="1" w:after="100" w:afterAutospacing="1"/>
-        <w:rPr>
-          <w:rFonts w:ascii="Times New Roman" w:eastAsia="Times New Roman" w:hAnsi="Times New Roman" w:cs="Times New Roman"/>
-          <w:color w:val="000000"/>
-          <w:kern w:val="0"/>
-          <w14:ligatures w14:val="none"/>
-        </w:rPr>
-      </w:pPr>
-      <w:r>
-        <w:rPr>
-          <w:rFonts w:ascii="Times New Roman" w:eastAsia="Times New Roman" w:hAnsi="Times New Roman" w:cs="Times New Roman"/>
-          <w:b/>
-          <w:bCs/>
-          <w:color w:val="000000"/>
-          <w:kern w:val="0"/>
-          <w14:ligatures w14:val="none"/>
-        </w:rPr>
-        <w:t>Queues</w:t>
-      </w:r>
-      <w:r>
-        <w:rPr>
-          <w:rFonts w:ascii="Times New Roman" w:eastAsia="Times New Roman" w:hAnsi="Times New Roman" w:cs="Times New Roman"/>
-          <w:color w:val="000000"/>
-          <w:kern w:val="0"/>
-          <w14:ligatures w14:val="none"/>
-        </w:rPr>
-        <w:t>:</w:t>
-      </w:r>
-    </w:p>
-    <w:p>
-      <w:pPr>
-        <w:numPr>
-          <w:ilvl w:val="1"/>
-          <w:numId w:val="1"/>
-        </w:numPr>
-        <w:spacing w:before="100" w:beforeAutospacing="1" w:after="100" w:afterAutospacing="1"/>
-        <w:rPr>
-          <w:rFonts w:ascii="Times New Roman" w:eastAsia="Times New Roman" w:hAnsi="Times New Roman" w:cs="Times New Roman"/>
-          <w:color w:val="000000"/>
-          <w:kern w:val="0"/>
-          <w14:ligatures w14:val="none"/>
-        </w:rPr>
-      </w:pPr>
-      <w:r>
-        <w:rPr>
-          <w:rFonts w:ascii="Times New Roman" w:eastAsia="Times New Roman" w:hAnsi="Times New Roman" w:cs="Times New Roman"/>
-          <w:color w:val="000000"/>
-          <w:kern w:val="0"/>
-          <w14:ligatures w14:val="none"/>
-        </w:rPr>
-        <w:t>Two main queues handle the transfer of data between tasks:</w:t>
-      </w:r>
-    </w:p>
-    <w:p>
-      <w:pPr>
-        <w:numPr>
-          <w:ilvl w:val="2"/>
-          <w:numId w:val="1"/>
-        </w:numPr>
-        <w:spacing w:before="100" w:beforeAutospacing="1" w:after="100" w:afterAutospacing="1"/>
-        <w:rPr>
-          <w:rFonts w:ascii="Times New Roman" w:eastAsia="Times New Roman" w:hAnsi="Times New Roman" w:cs="Times New Roman"/>
-          <w:color w:val="000000"/>
-          <w:kern w:val="0"/>
-          <w14:ligatures w14:val="none"/>
-        </w:rPr>
-      </w:pPr>
-      <w:proofErr w:type="spellStart"/>
-      <w:r>
-        <w:rPr>
-          <w:rFonts w:ascii="Courier New" w:eastAsia="Times New Roman" w:hAnsi="Courier New" w:cs="Courier New"/>
-          <w:color w:val="000000"/>
-          <w:kern w:val="0"/>
-          <w:sz w:val="20"/>
-          <w:szCs w:val="20"/>
-          <w14:ligatures w14:val="none"/>
-        </w:rPr>
-        <w:t>canToTcpQueue</w:t>
-      </w:r>
-      <w:proofErr w:type="spellEnd"/>
-      <w:r>
-        <w:rPr>
-          <w:rFonts w:ascii="Times New Roman" w:eastAsia="Times New Roman" w:hAnsi="Times New Roman" w:cs="Times New Roman"/>
-          <w:color w:val="000000"/>
-          <w:kern w:val="0"/>
-          <w14:ligatures w14:val="none"/>
-        </w:rPr>
-        <w:t>: CAN messages to be sent over TCP.</w:t>
-      </w:r>
-    </w:p>
-    <w:p>
-      <w:pPr>
-        <w:numPr>
-          <w:ilvl w:val="2"/>
-          <w:numId w:val="1"/>
-        </w:numPr>
-        <w:spacing w:before="100" w:beforeAutospacing="1" w:after="100" w:afterAutospacing="1"/>
-        <w:rPr>
-          <w:rFonts w:ascii="Times New Roman" w:eastAsia="Times New Roman" w:hAnsi="Times New Roman" w:cs="Times New Roman"/>
-          <w:color w:val="000000"/>
-          <w:kern w:val="0"/>
-          <w14:ligatures w14:val="none"/>
-        </w:rPr>
-      </w:pPr>
-      <w:proofErr w:type="spellStart"/>
-      <w:r>
-        <w:rPr>
-          <w:rFonts w:ascii="Courier New" w:eastAsia="Times New Roman" w:hAnsi="Courier New" w:cs="Courier New"/>
-          <w:color w:val="000000"/>
-          <w:kern w:val="0"/>
-          <w:sz w:val="20"/>
-          <w:szCs w:val="20"/>
-          <w14:ligatures w14:val="none"/>
-        </w:rPr>
-        <w:t>tcpToCanQueue</w:t>
-      </w:r>
-      <w:proofErr w:type="spellEnd"/>
-      <w:r>
-        <w:rPr>
-          <w:rFonts w:ascii="Times New Roman" w:eastAsia="Times New Roman" w:hAnsi="Times New Roman" w:cs="Times New Roman"/>
-          <w:color w:val="000000"/>
-          <w:kern w:val="0"/>
-          <w14:ligatures w14:val="none"/>
-        </w:rPr>
-        <w:t>: TCP data to be converted and sent over CAN.</w:t>
-      </w:r>
-    </w:p>
-    <w:p>
-      <w:pPr>
-        <w:numPr>
-          <w:ilvl w:val="1"/>
-          <w:numId w:val="1"/>
-        </w:numPr>
-        <w:spacing w:before="100" w:beforeAutospacing="1" w:after="100" w:afterAutospacing="1"/>
-        <w:rPr>
-          <w:rFonts w:ascii="Times New Roman" w:eastAsia="Times New Roman" w:hAnsi="Times New Roman" w:cs="Times New Roman"/>
-          <w:color w:val="000000"/>
-          <w:kern w:val="0"/>
-          <w14:ligatures w14:val="none"/>
-        </w:rPr>
-      </w:pPr>
-      <w:r>
-        <w:rPr>
-          <w:rFonts w:ascii="Times New Roman" w:eastAsia="Times New Roman" w:hAnsi="Times New Roman" w:cs="Times New Roman"/>
-          <w:color w:val="000000"/>
-          <w:kern w:val="0"/>
-          <w14:ligatures w14:val="none"/>
-        </w:rPr>
-        <w:t>An optional debug queue (</w:t>
-      </w:r>
-      <w:proofErr w:type="spellStart"/>
-      <w:r>
-        <w:rPr>
-          <w:rFonts w:ascii="Courier New" w:eastAsia="Times New Roman" w:hAnsi="Courier New" w:cs="Courier New"/>
-          <w:color w:val="000000"/>
-          <w:kern w:val="0"/>
-          <w:sz w:val="20"/>
-          <w:szCs w:val="20"/>
-          <w14:ligatures w14:val="none"/>
-        </w:rPr>
-        <w:t>debugQueue</w:t>
-      </w:r>
-      <w:proofErr w:type="spellEnd"/>
-      <w:r>
-        <w:rPr>
-          <w:rFonts w:ascii="Times New Roman" w:eastAsia="Times New Roman" w:hAnsi="Times New Roman" w:cs="Times New Roman"/>
+          <w:rFonts w:eastAsia="Times New Roman" w:cstheme="minorHAnsi"/>
           <w:color w:val="000000"/>
           <w:kern w:val="0"/>
           <w14:ligatures w14:val="none"/>
@@ -1163,27 +1294,24 @@
     <w:p>
       <w:pPr>
         <w:spacing w:before="100" w:beforeAutospacing="1" w:after="100" w:afterAutospacing="1"/>
+        <w:jc w:val="both"/>
         <w:outlineLvl w:val="2"/>
         <w:rPr>
-          <w:rFonts w:ascii="Times New Roman" w:eastAsia="Times New Roman" w:hAnsi="Times New Roman" w:cs="Times New Roman"/>
-          <w:b/>
-          <w:bCs/>
-          <w:color w:val="000000"/>
-          <w:kern w:val="0"/>
-          <w:sz w:val="27"/>
-          <w:szCs w:val="27"/>
-          <w14:ligatures w14:val="none"/>
-        </w:rPr>
-      </w:pPr>
-      <w:r>
-        <w:rPr>
-          <w:rFonts w:ascii="Times New Roman" w:eastAsia="Times New Roman" w:hAnsi="Times New Roman" w:cs="Times New Roman"/>
-          <w:b/>
-          <w:bCs/>
-          <w:color w:val="000000"/>
-          <w:kern w:val="0"/>
-          <w:sz w:val="27"/>
-          <w:szCs w:val="27"/>
+          <w:rFonts w:eastAsia="Times New Roman" w:cstheme="minorHAnsi"/>
+          <w:b/>
+          <w:bCs/>
+          <w:color w:val="000000"/>
+          <w:kern w:val="0"/>
+          <w14:ligatures w14:val="none"/>
+        </w:rPr>
+      </w:pPr>
+      <w:r>
+        <w:rPr>
+          <w:rFonts w:eastAsia="Times New Roman" w:cstheme="minorHAnsi"/>
+          <w:b/>
+          <w:bCs/>
+          <w:color w:val="000000"/>
+          <w:kern w:val="0"/>
           <w14:ligatures w14:val="none"/>
         </w:rPr>
         <w:t>Task Setup</w:t>
@@ -1196,8 +1324,9 @@
           <w:numId w:val="2"/>
         </w:numPr>
         <w:spacing w:before="100" w:beforeAutospacing="1" w:after="100" w:afterAutospacing="1"/>
-        <w:rPr>
-          <w:rFonts w:ascii="Times New Roman" w:eastAsia="Times New Roman" w:hAnsi="Times New Roman" w:cs="Times New Roman"/>
+        <w:jc w:val="both"/>
+        <w:rPr>
+          <w:rFonts w:eastAsia="Times New Roman" w:cstheme="minorHAnsi"/>
           <w:color w:val="000000"/>
           <w:kern w:val="0"/>
           <w14:ligatures w14:val="none"/>
@@ -1206,19 +1335,41 @@
       <w:proofErr w:type="spellStart"/>
       <w:r>
         <w:rPr>
-          <w:rFonts w:ascii="Times New Roman" w:eastAsia="Times New Roman" w:hAnsi="Times New Roman" w:cs="Times New Roman"/>
-          <w:b/>
-          <w:bCs/>
-          <w:color w:val="000000"/>
-          <w:kern w:val="0"/>
-          <w14:ligatures w14:val="none"/>
-        </w:rPr>
-        <w:t>CANReceiveTask</w:t>
+          <w:rFonts w:eastAsia="Times New Roman" w:cstheme="minorHAnsi"/>
+          <w:b/>
+          <w:bCs/>
+          <w:color w:val="000000"/>
+          <w:kern w:val="0"/>
+          <w14:ligatures w14:val="none"/>
+        </w:rPr>
+        <w:t>CAN</w:t>
+      </w:r>
+      <w:r>
+        <w:rPr>
+          <w:rFonts w:eastAsia="Times New Roman" w:cstheme="minorHAnsi"/>
+          <w:b/>
+          <w:bCs/>
+          <w:color w:val="000000"/>
+          <w:kern w:val="0"/>
+          <w14:ligatures w14:val="none"/>
+        </w:rPr>
+        <w:t>Handler</w:t>
+      </w:r>
+      <w:r>
+        <w:rPr>
+          <w:rFonts w:eastAsia="Times New Roman" w:cstheme="minorHAnsi"/>
+          <w:b/>
+          <w:bCs/>
+          <w:color w:val="000000"/>
+          <w:kern w:val="0"/>
+          <w14:ligatures w14:val="none"/>
+        </w:rPr>
+        <w:t>Task</w:t>
       </w:r>
       <w:proofErr w:type="spellEnd"/>
       <w:r>
         <w:rPr>
-          <w:rFonts w:ascii="Times New Roman" w:eastAsia="Times New Roman" w:hAnsi="Times New Roman" w:cs="Times New Roman"/>
+          <w:rFonts w:eastAsia="Times New Roman" w:cstheme="minorHAnsi"/>
           <w:color w:val="000000"/>
           <w:kern w:val="0"/>
           <w14:ligatures w14:val="none"/>
@@ -1233,16 +1384,17 @@
           <w:numId w:val="2"/>
         </w:numPr>
         <w:spacing w:before="100" w:beforeAutospacing="1" w:after="100" w:afterAutospacing="1"/>
-        <w:rPr>
-          <w:rFonts w:ascii="Times New Roman" w:eastAsia="Times New Roman" w:hAnsi="Times New Roman" w:cs="Times New Roman"/>
-          <w:color w:val="000000"/>
-          <w:kern w:val="0"/>
-          <w14:ligatures w14:val="none"/>
-        </w:rPr>
-      </w:pPr>
-      <w:r>
-        <w:rPr>
-          <w:rFonts w:ascii="Times New Roman" w:eastAsia="Times New Roman" w:hAnsi="Times New Roman" w:cs="Times New Roman"/>
+        <w:jc w:val="both"/>
+        <w:rPr>
+          <w:rFonts w:eastAsia="Times New Roman" w:cstheme="minorHAnsi"/>
+          <w:color w:val="000000"/>
+          <w:kern w:val="0"/>
+          <w14:ligatures w14:val="none"/>
+        </w:rPr>
+      </w:pPr>
+      <w:r>
+        <w:rPr>
+          <w:rFonts w:eastAsia="Times New Roman" w:cstheme="minorHAnsi"/>
           <w:color w:val="000000"/>
           <w:kern w:val="0"/>
           <w14:ligatures w14:val="none"/>
@@ -1252,11 +1404,9 @@
       <w:proofErr w:type="spellStart"/>
       <w:r>
         <w:rPr>
-          <w:rFonts w:ascii="Courier New" w:eastAsia="Times New Roman" w:hAnsi="Courier New" w:cs="Courier New"/>
-          <w:color w:val="000000"/>
-          <w:kern w:val="0"/>
-          <w:sz w:val="20"/>
-          <w:szCs w:val="20"/>
+          <w:rFonts w:eastAsia="Times New Roman" w:cstheme="minorHAnsi"/>
+          <w:color w:val="000000"/>
+          <w:kern w:val="0"/>
           <w14:ligatures w14:val="none"/>
         </w:rPr>
         <w:t>canToTcpQueue</w:t>
@@ -1264,7 +1414,7 @@
       <w:proofErr w:type="spellEnd"/>
       <w:r>
         <w:rPr>
-          <w:rFonts w:ascii="Times New Roman" w:eastAsia="Times New Roman" w:hAnsi="Times New Roman" w:cs="Times New Roman"/>
+          <w:rFonts w:eastAsia="Times New Roman" w:cstheme="minorHAnsi"/>
           <w:color w:val="000000"/>
           <w:kern w:val="0"/>
           <w14:ligatures w14:val="none"/>
@@ -1279,41 +1429,29 @@
           <w:numId w:val="2"/>
         </w:numPr>
         <w:spacing w:before="100" w:beforeAutospacing="1" w:after="100" w:afterAutospacing="1"/>
-        <w:rPr>
-          <w:rFonts w:ascii="Times New Roman" w:eastAsia="Times New Roman" w:hAnsi="Times New Roman" w:cs="Times New Roman"/>
-          <w:color w:val="000000"/>
-          <w:kern w:val="0"/>
-          <w14:ligatures w14:val="none"/>
-        </w:rPr>
-      </w:pPr>
-      <w:r>
-        <w:rPr>
-          <w:rFonts w:ascii="Times New Roman" w:eastAsia="Times New Roman" w:hAnsi="Times New Roman" w:cs="Times New Roman"/>
-          <w:color w:val="000000"/>
-          <w:kern w:val="0"/>
-          <w14:ligatures w14:val="none"/>
-        </w:rPr>
-        <w:t>Uses </w:t>
-      </w:r>
-      <w:r>
-        <w:rPr>
-          <w:rFonts w:ascii="Courier New" w:eastAsia="Times New Roman" w:hAnsi="Courier New" w:cs="Courier New"/>
-          <w:color w:val="000000"/>
-          <w:kern w:val="0"/>
-          <w:sz w:val="20"/>
-          <w:szCs w:val="20"/>
-          <w14:ligatures w14:val="none"/>
-        </w:rPr>
-        <w:t>ACAN_ESP</w:t>
+        <w:jc w:val="both"/>
+        <w:rPr>
+          <w:rFonts w:eastAsia="Times New Roman" w:cstheme="minorHAnsi"/>
+          <w:color w:val="000000"/>
+          <w:kern w:val="0"/>
+          <w14:ligatures w14:val="none"/>
+        </w:rPr>
+      </w:pPr>
+      <w:r>
+        <w:rPr>
+          <w:rFonts w:eastAsia="Times New Roman" w:cstheme="minorHAnsi"/>
+          <w:color w:val="000000"/>
+          <w:kern w:val="0"/>
+          <w14:ligatures w14:val="none"/>
+        </w:rPr>
+        <w:t>Uses ACAN_ESP</w:t>
       </w:r>
       <w:proofErr w:type="gramStart"/>
       <w:r>
         <w:rPr>
-          <w:rFonts w:ascii="Courier New" w:eastAsia="Times New Roman" w:hAnsi="Courier New" w:cs="Courier New"/>
-          <w:color w:val="000000"/>
-          <w:kern w:val="0"/>
-          <w:sz w:val="20"/>
-          <w:szCs w:val="20"/>
+          <w:rFonts w:eastAsia="Times New Roman" w:cstheme="minorHAnsi"/>
+          <w:color w:val="000000"/>
+          <w:kern w:val="0"/>
           <w14:ligatures w14:val="none"/>
         </w:rPr>
         <w:t>32::</w:t>
@@ -1322,11 +1460,9 @@
       <w:proofErr w:type="gramEnd"/>
       <w:r>
         <w:rPr>
-          <w:rFonts w:ascii="Courier New" w:eastAsia="Times New Roman" w:hAnsi="Courier New" w:cs="Courier New"/>
-          <w:color w:val="000000"/>
-          <w:kern w:val="0"/>
-          <w:sz w:val="20"/>
-          <w:szCs w:val="20"/>
+          <w:rFonts w:eastAsia="Times New Roman" w:cstheme="minorHAnsi"/>
+          <w:color w:val="000000"/>
+          <w:kern w:val="0"/>
           <w14:ligatures w14:val="none"/>
         </w:rPr>
         <w:t>can.receive</w:t>
@@ -1334,23 +1470,12 @@
       <w:proofErr w:type="spellEnd"/>
       <w:r>
         <w:rPr>
-          <w:rFonts w:ascii="Courier New" w:eastAsia="Times New Roman" w:hAnsi="Courier New" w:cs="Courier New"/>
-          <w:color w:val="000000"/>
-          <w:kern w:val="0"/>
-          <w:sz w:val="20"/>
-          <w:szCs w:val="20"/>
-          <w14:ligatures w14:val="none"/>
-        </w:rPr>
-        <w:t>()</w:t>
-      </w:r>
-      <w:r>
-        <w:rPr>
-          <w:rFonts w:ascii="Times New Roman" w:eastAsia="Times New Roman" w:hAnsi="Times New Roman" w:cs="Times New Roman"/>
-          <w:color w:val="000000"/>
-          <w:kern w:val="0"/>
-          <w14:ligatures w14:val="none"/>
-        </w:rPr>
-        <w:t> to receive frames.</w:t>
+          <w:rFonts w:eastAsia="Times New Roman" w:cstheme="minorHAnsi"/>
+          <w:color w:val="000000"/>
+          <w:kern w:val="0"/>
+          <w14:ligatures w14:val="none"/>
+        </w:rPr>
+        <w:t>() to receive frames.</w:t>
       </w:r>
     </w:p>
     <w:p>
@@ -1360,21 +1485,191 @@
           <w:numId w:val="2"/>
         </w:numPr>
         <w:spacing w:before="100" w:beforeAutospacing="1" w:after="100" w:afterAutospacing="1"/>
-        <w:rPr>
-          <w:rFonts w:ascii="Times New Roman" w:eastAsia="Times New Roman" w:hAnsi="Times New Roman" w:cs="Times New Roman"/>
-          <w:color w:val="000000"/>
-          <w:kern w:val="0"/>
-          <w14:ligatures w14:val="none"/>
-        </w:rPr>
-      </w:pPr>
-      <w:r>
-        <w:rPr>
-          <w:rFonts w:ascii="Times New Roman" w:eastAsia="Times New Roman" w:hAnsi="Times New Roman" w:cs="Times New Roman"/>
+        <w:jc w:val="both"/>
+        <w:rPr>
+          <w:rFonts w:eastAsia="Times New Roman" w:cstheme="minorHAnsi"/>
+          <w:color w:val="000000"/>
+          <w:kern w:val="0"/>
+          <w14:ligatures w14:val="none"/>
+        </w:rPr>
+      </w:pPr>
+      <w:r>
+        <w:rPr>
+          <w:rFonts w:eastAsia="Times New Roman" w:cstheme="minorHAnsi"/>
           <w:color w:val="000000"/>
           <w:kern w:val="0"/>
           <w14:ligatures w14:val="none"/>
         </w:rPr>
         <w:t>Has a small delay to avoid busy-waiting.</w:t>
+      </w:r>
+    </w:p>
+    <w:p>
+      <w:pPr>
+        <w:numPr>
+          <w:ilvl w:val="1"/>
+          <w:numId w:val="2"/>
+        </w:numPr>
+        <w:spacing w:before="100" w:beforeAutospacing="1" w:after="100" w:afterAutospacing="1"/>
+        <w:jc w:val="both"/>
+        <w:rPr>
+          <w:rFonts w:eastAsia="Times New Roman" w:cstheme="minorHAnsi"/>
+          <w:color w:val="000000"/>
+          <w:kern w:val="0"/>
+          <w14:ligatures w14:val="none"/>
+        </w:rPr>
+      </w:pPr>
+      <w:r>
+        <w:rPr>
+          <w:rFonts w:eastAsia="Times New Roman" w:cstheme="minorHAnsi"/>
+          <w:color w:val="000000"/>
+          <w:kern w:val="0"/>
+          <w14:ligatures w14:val="none"/>
+        </w:rPr>
+        <w:t>Receives data from the TCP client, reading exactly </w:t>
+      </w:r>
+      <w:r>
+        <w:rPr>
+          <w:rFonts w:eastAsia="Times New Roman" w:cstheme="minorHAnsi"/>
+          <w:b/>
+          <w:bCs/>
+          <w:color w:val="000000"/>
+          <w:kern w:val="0"/>
+          <w14:ligatures w14:val="none"/>
+        </w:rPr>
+        <w:t>13 bytes</w:t>
+      </w:r>
+      <w:r>
+        <w:rPr>
+          <w:rFonts w:eastAsia="Times New Roman" w:cstheme="minorHAnsi"/>
+          <w:color w:val="000000"/>
+          <w:kern w:val="0"/>
+          <w14:ligatures w14:val="none"/>
+        </w:rPr>
+        <w:t xml:space="preserve"> (as per </w:t>
+      </w:r>
+      <w:proofErr w:type="spellStart"/>
+      <w:r>
+        <w:rPr>
+          <w:rFonts w:eastAsia="Times New Roman" w:cstheme="minorHAnsi"/>
+          <w:color w:val="000000"/>
+          <w:kern w:val="0"/>
+          <w14:ligatures w14:val="none"/>
+        </w:rPr>
+        <w:t>Rocrail's</w:t>
+      </w:r>
+      <w:proofErr w:type="spellEnd"/>
+      <w:r>
+        <w:rPr>
+          <w:rFonts w:eastAsia="Times New Roman" w:cstheme="minorHAnsi"/>
+          <w:color w:val="000000"/>
+          <w:kern w:val="0"/>
+          <w14:ligatures w14:val="none"/>
+        </w:rPr>
+        <w:t xml:space="preserve"> expected frame size).</w:t>
+      </w:r>
+    </w:p>
+    <w:p>
+      <w:pPr>
+        <w:numPr>
+          <w:ilvl w:val="1"/>
+          <w:numId w:val="2"/>
+        </w:numPr>
+        <w:spacing w:before="100" w:beforeAutospacing="1" w:after="100" w:afterAutospacing="1"/>
+        <w:jc w:val="both"/>
+        <w:rPr>
+          <w:rFonts w:eastAsia="Times New Roman" w:cstheme="minorHAnsi"/>
+          <w:color w:val="000000"/>
+          <w:kern w:val="0"/>
+          <w14:ligatures w14:val="none"/>
+        </w:rPr>
+      </w:pPr>
+      <w:r>
+        <w:rPr>
+          <w:rFonts w:eastAsia="Times New Roman" w:cstheme="minorHAnsi"/>
+          <w:color w:val="000000"/>
+          <w:kern w:val="0"/>
+          <w14:ligatures w14:val="none"/>
+        </w:rPr>
+        <w:t>Sends the received data to the </w:t>
+      </w:r>
+      <w:proofErr w:type="spellStart"/>
+      <w:r>
+        <w:rPr>
+          <w:rFonts w:eastAsia="Times New Roman" w:cstheme="minorHAnsi"/>
+          <w:color w:val="000000"/>
+          <w:kern w:val="0"/>
+          <w14:ligatures w14:val="none"/>
+        </w:rPr>
+        <w:t>tcpToCanQueue</w:t>
+      </w:r>
+      <w:proofErr w:type="spellEnd"/>
+      <w:r>
+        <w:rPr>
+          <w:rFonts w:eastAsia="Times New Roman" w:cstheme="minorHAnsi"/>
+          <w:color w:val="000000"/>
+          <w:kern w:val="0"/>
+          <w14:ligatures w14:val="none"/>
+        </w:rPr>
+        <w:t> for conversion to CAN frames.</w:t>
+      </w:r>
+    </w:p>
+    <w:p>
+      <w:pPr>
+        <w:numPr>
+          <w:ilvl w:val="1"/>
+          <w:numId w:val="2"/>
+        </w:numPr>
+        <w:spacing w:before="100" w:beforeAutospacing="1" w:after="100" w:afterAutospacing="1"/>
+        <w:jc w:val="both"/>
+        <w:rPr>
+          <w:rFonts w:eastAsia="Times New Roman" w:cstheme="minorHAnsi"/>
+          <w:color w:val="000000"/>
+          <w:kern w:val="0"/>
+          <w14:ligatures w14:val="none"/>
+        </w:rPr>
+      </w:pPr>
+      <w:r>
+        <w:rPr>
+          <w:rFonts w:eastAsia="Times New Roman" w:cstheme="minorHAnsi"/>
+          <w:color w:val="000000"/>
+          <w:kern w:val="0"/>
+          <w14:ligatures w14:val="none"/>
+        </w:rPr>
+        <w:t>A single task is sufficient to handle sends and receives because CAN is a half-duplex protocol and cannot send and receive simultaneously.</w:t>
+      </w:r>
+    </w:p>
+    <w:p>
+      <w:pPr>
+        <w:numPr>
+          <w:ilvl w:val="2"/>
+          <w:numId w:val="2"/>
+        </w:numPr>
+        <w:spacing w:before="100" w:beforeAutospacing="1" w:after="100" w:afterAutospacing="1"/>
+        <w:jc w:val="both"/>
+        <w:rPr>
+          <w:rFonts w:eastAsia="Times New Roman" w:cstheme="minorHAnsi"/>
+          <w:color w:val="000000"/>
+          <w:kern w:val="0"/>
+          <w14:ligatures w14:val="none"/>
+        </w:rPr>
+      </w:pPr>
+      <w:r>
+        <w:rPr>
+          <w:rFonts w:eastAsia="Times New Roman" w:cstheme="minorHAnsi"/>
+          <w:color w:val="000000"/>
+          <w:kern w:val="0"/>
+          <w14:ligatures w14:val="none"/>
+        </w:rPr>
+        <w:t>Reading from CAN is prioritized</w:t>
+      </w:r>
+      <w:r>
+        <w:rPr>
+          <w:rFonts w:eastAsia="Times New Roman" w:cstheme="minorHAnsi"/>
+          <w:color w:val="000000"/>
+          <w:kern w:val="0"/>
+          <w14:ligatures w14:val="none"/>
+        </w:rPr>
+        <w:t>.</w:t>
       </w:r>
     </w:p>
     <w:p>
@@ -1384,8 +1679,9 @@
           <w:numId w:val="2"/>
         </w:numPr>
         <w:spacing w:before="100" w:beforeAutospacing="1" w:after="100" w:afterAutospacing="1"/>
-        <w:rPr>
-          <w:rFonts w:ascii="Times New Roman" w:eastAsia="Times New Roman" w:hAnsi="Times New Roman" w:cs="Times New Roman"/>
+        <w:jc w:val="both"/>
+        <w:rPr>
+          <w:rFonts w:eastAsia="Times New Roman" w:cstheme="minorHAnsi"/>
           <w:color w:val="000000"/>
           <w:kern w:val="0"/>
           <w14:ligatures w14:val="none"/>
@@ -1394,19 +1690,42 @@
       <w:proofErr w:type="spellStart"/>
       <w:r>
         <w:rPr>
-          <w:rFonts w:ascii="Times New Roman" w:eastAsia="Times New Roman" w:hAnsi="Times New Roman" w:cs="Times New Roman"/>
-          <w:b/>
-          <w:bCs/>
-          <w:color w:val="000000"/>
-          <w:kern w:val="0"/>
-          <w14:ligatures w14:val="none"/>
-        </w:rPr>
-        <w:t>TCPSendTask</w:t>
+          <w:rFonts w:eastAsia="Times New Roman" w:cstheme="minorHAnsi"/>
+          <w:b/>
+          <w:bCs/>
+          <w:color w:val="000000"/>
+          <w:kern w:val="0"/>
+          <w14:ligatures w14:val="none"/>
+        </w:rPr>
+        <w:lastRenderedPageBreak/>
+        <w:t>TCP</w:t>
+      </w:r>
+      <w:r>
+        <w:rPr>
+          <w:rFonts w:eastAsia="Times New Roman" w:cstheme="minorHAnsi"/>
+          <w:b/>
+          <w:bCs/>
+          <w:color w:val="000000"/>
+          <w:kern w:val="0"/>
+          <w14:ligatures w14:val="none"/>
+        </w:rPr>
+        <w:t>Handler</w:t>
+      </w:r>
+      <w:r>
+        <w:rPr>
+          <w:rFonts w:eastAsia="Times New Roman" w:cstheme="minorHAnsi"/>
+          <w:b/>
+          <w:bCs/>
+          <w:color w:val="000000"/>
+          <w:kern w:val="0"/>
+          <w14:ligatures w14:val="none"/>
+        </w:rPr>
+        <w:t>Task</w:t>
       </w:r>
       <w:proofErr w:type="spellEnd"/>
       <w:r>
         <w:rPr>
-          <w:rFonts w:ascii="Times New Roman" w:eastAsia="Times New Roman" w:hAnsi="Times New Roman" w:cs="Times New Roman"/>
+          <w:rFonts w:eastAsia="Times New Roman" w:cstheme="minorHAnsi"/>
           <w:color w:val="000000"/>
           <w:kern w:val="0"/>
           <w14:ligatures w14:val="none"/>
@@ -1421,16 +1740,17 @@
           <w:numId w:val="2"/>
         </w:numPr>
         <w:spacing w:before="100" w:beforeAutospacing="1" w:after="100" w:afterAutospacing="1"/>
-        <w:rPr>
-          <w:rFonts w:ascii="Times New Roman" w:eastAsia="Times New Roman" w:hAnsi="Times New Roman" w:cs="Times New Roman"/>
-          <w:color w:val="000000"/>
-          <w:kern w:val="0"/>
-          <w14:ligatures w14:val="none"/>
-        </w:rPr>
-      </w:pPr>
-      <w:r>
-        <w:rPr>
-          <w:rFonts w:ascii="Times New Roman" w:eastAsia="Times New Roman" w:hAnsi="Times New Roman" w:cs="Times New Roman"/>
+        <w:jc w:val="both"/>
+        <w:rPr>
+          <w:rFonts w:eastAsia="Times New Roman" w:cstheme="minorHAnsi"/>
+          <w:color w:val="000000"/>
+          <w:kern w:val="0"/>
+          <w14:ligatures w14:val="none"/>
+        </w:rPr>
+      </w:pPr>
+      <w:r>
+        <w:rPr>
+          <w:rFonts w:eastAsia="Times New Roman" w:cstheme="minorHAnsi"/>
           <w:color w:val="000000"/>
           <w:kern w:val="0"/>
           <w14:ligatures w14:val="none"/>
@@ -1440,11 +1760,9 @@
       <w:proofErr w:type="spellStart"/>
       <w:r>
         <w:rPr>
-          <w:rFonts w:ascii="Courier New" w:eastAsia="Times New Roman" w:hAnsi="Courier New" w:cs="Courier New"/>
-          <w:color w:val="000000"/>
-          <w:kern w:val="0"/>
-          <w:sz w:val="20"/>
-          <w:szCs w:val="20"/>
+          <w:rFonts w:eastAsia="Times New Roman" w:cstheme="minorHAnsi"/>
+          <w:color w:val="000000"/>
+          <w:kern w:val="0"/>
           <w14:ligatures w14:val="none"/>
         </w:rPr>
         <w:t>canToTcpQueue</w:t>
@@ -1452,7 +1770,7 @@
       <w:proofErr w:type="spellEnd"/>
       <w:r>
         <w:rPr>
-          <w:rFonts w:ascii="Times New Roman" w:eastAsia="Times New Roman" w:hAnsi="Times New Roman" w:cs="Times New Roman"/>
+          <w:rFonts w:eastAsia="Times New Roman" w:cstheme="minorHAnsi"/>
           <w:color w:val="000000"/>
           <w:kern w:val="0"/>
           <w14:ligatures w14:val="none"/>
@@ -1467,16 +1785,17 @@
           <w:numId w:val="2"/>
         </w:numPr>
         <w:spacing w:before="100" w:beforeAutospacing="1" w:after="100" w:afterAutospacing="1"/>
-        <w:rPr>
-          <w:rFonts w:ascii="Times New Roman" w:eastAsia="Times New Roman" w:hAnsi="Times New Roman" w:cs="Times New Roman"/>
-          <w:color w:val="000000"/>
-          <w:kern w:val="0"/>
-          <w14:ligatures w14:val="none"/>
-        </w:rPr>
-      </w:pPr>
-      <w:r>
-        <w:rPr>
-          <w:rFonts w:ascii="Times New Roman" w:eastAsia="Times New Roman" w:hAnsi="Times New Roman" w:cs="Times New Roman"/>
+        <w:jc w:val="both"/>
+        <w:rPr>
+          <w:rFonts w:eastAsia="Times New Roman" w:cstheme="minorHAnsi"/>
+          <w:color w:val="000000"/>
+          <w:kern w:val="0"/>
+          <w14:ligatures w14:val="none"/>
+        </w:rPr>
+      </w:pPr>
+      <w:r>
+        <w:rPr>
+          <w:rFonts w:eastAsia="Times New Roman" w:cstheme="minorHAnsi"/>
           <w:color w:val="000000"/>
           <w:kern w:val="0"/>
           <w14:ligatures w14:val="none"/>
@@ -1491,32 +1810,30 @@
           <w:numId w:val="2"/>
         </w:numPr>
         <w:spacing w:before="100" w:beforeAutospacing="1" w:after="100" w:afterAutospacing="1"/>
-        <w:rPr>
-          <w:rFonts w:ascii="Times New Roman" w:eastAsia="Times New Roman" w:hAnsi="Times New Roman" w:cs="Times New Roman"/>
-          <w:color w:val="000000"/>
-          <w:kern w:val="0"/>
-          <w14:ligatures w14:val="none"/>
-        </w:rPr>
-      </w:pPr>
-      <w:r>
-        <w:rPr>
-          <w:rFonts w:ascii="Times New Roman" w:eastAsia="Times New Roman" w:hAnsi="Times New Roman" w:cs="Times New Roman"/>
-          <w:color w:val="000000"/>
-          <w:kern w:val="0"/>
-          <w14:ligatures w14:val="none"/>
-        </w:rPr>
-        <w:lastRenderedPageBreak/>
+        <w:jc w:val="both"/>
+        <w:rPr>
+          <w:rFonts w:eastAsia="Times New Roman" w:cstheme="minorHAnsi"/>
+          <w:color w:val="000000"/>
+          <w:kern w:val="0"/>
+          <w14:ligatures w14:val="none"/>
+        </w:rPr>
+      </w:pPr>
+      <w:r>
+        <w:rPr>
+          <w:rFonts w:eastAsia="Times New Roman" w:cstheme="minorHAnsi"/>
+          <w:color w:val="000000"/>
+          <w:kern w:val="0"/>
+          <w14:ligatures w14:val="none"/>
+        </w:rPr>
         <w:t>Uses </w:t>
       </w:r>
       <w:proofErr w:type="spellStart"/>
       <w:proofErr w:type="gramStart"/>
       <w:r>
         <w:rPr>
-          <w:rFonts w:ascii="Courier New" w:eastAsia="Times New Roman" w:hAnsi="Courier New" w:cs="Courier New"/>
-          <w:color w:val="000000"/>
-          <w:kern w:val="0"/>
-          <w:sz w:val="20"/>
-          <w:szCs w:val="20"/>
+          <w:rFonts w:eastAsia="Times New Roman" w:cstheme="minorHAnsi"/>
+          <w:color w:val="000000"/>
+          <w:kern w:val="0"/>
           <w14:ligatures w14:val="none"/>
         </w:rPr>
         <w:t>client.write</w:t>
@@ -1525,23 +1842,235 @@
       <w:proofErr w:type="gramEnd"/>
       <w:r>
         <w:rPr>
-          <w:rFonts w:ascii="Courier New" w:eastAsia="Times New Roman" w:hAnsi="Courier New" w:cs="Courier New"/>
-          <w:color w:val="000000"/>
-          <w:kern w:val="0"/>
-          <w:sz w:val="20"/>
-          <w:szCs w:val="20"/>
-          <w14:ligatures w14:val="none"/>
-        </w:rPr>
-        <w:t>()</w:t>
-      </w:r>
-      <w:r>
-        <w:rPr>
-          <w:rFonts w:ascii="Times New Roman" w:eastAsia="Times New Roman" w:hAnsi="Times New Roman" w:cs="Times New Roman"/>
-          <w:color w:val="000000"/>
-          <w:kern w:val="0"/>
-          <w14:ligatures w14:val="none"/>
-        </w:rPr>
-        <w:t> to send the data.</w:t>
+          <w:rFonts w:eastAsia="Times New Roman" w:cstheme="minorHAnsi"/>
+          <w:color w:val="000000"/>
+          <w:kern w:val="0"/>
+          <w14:ligatures w14:val="none"/>
+        </w:rPr>
+        <w:t>() to send the data.</w:t>
+      </w:r>
+    </w:p>
+    <w:p>
+      <w:pPr>
+        <w:numPr>
+          <w:ilvl w:val="1"/>
+          <w:numId w:val="2"/>
+        </w:numPr>
+        <w:spacing w:before="100" w:beforeAutospacing="1" w:after="100" w:afterAutospacing="1"/>
+        <w:jc w:val="both"/>
+        <w:rPr>
+          <w:rFonts w:eastAsia="Times New Roman" w:cstheme="minorHAnsi"/>
+          <w:color w:val="000000"/>
+          <w:kern w:val="0"/>
+          <w14:ligatures w14:val="none"/>
+        </w:rPr>
+      </w:pPr>
+      <w:r>
+        <w:rPr>
+          <w:rFonts w:eastAsia="Times New Roman" w:cstheme="minorHAnsi"/>
+          <w:color w:val="000000"/>
+          <w:kern w:val="0"/>
+          <w14:ligatures w14:val="none"/>
+        </w:rPr>
+        <w:t>Receives data from the TCP client, reading exactly </w:t>
+      </w:r>
+      <w:r>
+        <w:rPr>
+          <w:rFonts w:eastAsia="Times New Roman" w:cstheme="minorHAnsi"/>
+          <w:b/>
+          <w:bCs/>
+          <w:color w:val="000000"/>
+          <w:kern w:val="0"/>
+          <w14:ligatures w14:val="none"/>
+        </w:rPr>
+        <w:t>13 bytes</w:t>
+      </w:r>
+      <w:r>
+        <w:rPr>
+          <w:rFonts w:eastAsia="Times New Roman" w:cstheme="minorHAnsi"/>
+          <w:color w:val="000000"/>
+          <w:kern w:val="0"/>
+          <w14:ligatures w14:val="none"/>
+        </w:rPr>
+        <w:t xml:space="preserve"> (as per </w:t>
+      </w:r>
+      <w:proofErr w:type="spellStart"/>
+      <w:r>
+        <w:rPr>
+          <w:rFonts w:eastAsia="Times New Roman" w:cstheme="minorHAnsi"/>
+          <w:color w:val="000000"/>
+          <w:kern w:val="0"/>
+          <w14:ligatures w14:val="none"/>
+        </w:rPr>
+        <w:t>Rocrail's</w:t>
+      </w:r>
+      <w:proofErr w:type="spellEnd"/>
+      <w:r>
+        <w:rPr>
+          <w:rFonts w:eastAsia="Times New Roman" w:cstheme="minorHAnsi"/>
+          <w:color w:val="000000"/>
+          <w:kern w:val="0"/>
+          <w14:ligatures w14:val="none"/>
+        </w:rPr>
+        <w:t xml:space="preserve"> expected frame size).</w:t>
+      </w:r>
+    </w:p>
+    <w:p>
+      <w:pPr>
+        <w:numPr>
+          <w:ilvl w:val="1"/>
+          <w:numId w:val="2"/>
+        </w:numPr>
+        <w:spacing w:before="100" w:beforeAutospacing="1" w:after="100" w:afterAutospacing="1"/>
+        <w:jc w:val="both"/>
+        <w:rPr>
+          <w:rFonts w:eastAsia="Times New Roman" w:cstheme="minorHAnsi"/>
+          <w:color w:val="000000"/>
+          <w:kern w:val="0"/>
+          <w14:ligatures w14:val="none"/>
+        </w:rPr>
+      </w:pPr>
+      <w:r>
+        <w:rPr>
+          <w:rFonts w:eastAsia="Times New Roman" w:cstheme="minorHAnsi"/>
+          <w:color w:val="000000"/>
+          <w:kern w:val="0"/>
+          <w14:ligatures w14:val="none"/>
+        </w:rPr>
+        <w:t>Sends the received data to the </w:t>
+      </w:r>
+      <w:proofErr w:type="spellStart"/>
+      <w:r>
+        <w:rPr>
+          <w:rFonts w:eastAsia="Times New Roman" w:cstheme="minorHAnsi"/>
+          <w:color w:val="000000"/>
+          <w:kern w:val="0"/>
+          <w14:ligatures w14:val="none"/>
+        </w:rPr>
+        <w:t>tcpToCanQueue</w:t>
+      </w:r>
+      <w:proofErr w:type="spellEnd"/>
+      <w:r>
+        <w:rPr>
+          <w:rFonts w:eastAsia="Times New Roman" w:cstheme="minorHAnsi"/>
+          <w:color w:val="000000"/>
+          <w:kern w:val="0"/>
+          <w14:ligatures w14:val="none"/>
+        </w:rPr>
+        <w:t> for conversion to CAN frames.</w:t>
+      </w:r>
+    </w:p>
+    <w:p>
+      <w:pPr>
+        <w:numPr>
+          <w:ilvl w:val="1"/>
+          <w:numId w:val="2"/>
+        </w:numPr>
+        <w:spacing w:before="100" w:beforeAutospacing="1" w:after="100" w:afterAutospacing="1"/>
+        <w:jc w:val="both"/>
+        <w:rPr>
+          <w:rFonts w:eastAsia="Times New Roman" w:cstheme="minorHAnsi"/>
+          <w:color w:val="000000"/>
+          <w:kern w:val="0"/>
+          <w14:ligatures w14:val="none"/>
+        </w:rPr>
+      </w:pPr>
+      <w:r>
+        <w:rPr>
+          <w:rFonts w:eastAsia="Times New Roman" w:cstheme="minorHAnsi"/>
+          <w:color w:val="000000"/>
+          <w:kern w:val="0"/>
+          <w14:ligatures w14:val="none"/>
+        </w:rPr>
+        <w:t xml:space="preserve">A single task is sufficient to handle sends and receives because </w:t>
+      </w:r>
+      <w:r>
+        <w:rPr>
+          <w:rFonts w:eastAsia="Times New Roman" w:cstheme="minorHAnsi"/>
+          <w:color w:val="000000"/>
+          <w:kern w:val="0"/>
+          <w14:ligatures w14:val="none"/>
+        </w:rPr>
+        <w:t>Wi-Fi</w:t>
+      </w:r>
+      <w:r>
+        <w:rPr>
+          <w:rFonts w:eastAsia="Times New Roman" w:cstheme="minorHAnsi"/>
+          <w:color w:val="000000"/>
+          <w:kern w:val="0"/>
+          <w14:ligatures w14:val="none"/>
+        </w:rPr>
+        <w:t xml:space="preserve"> </w:t>
+      </w:r>
+      <w:r>
+        <w:rPr>
+          <w:rFonts w:eastAsia="Times New Roman" w:cstheme="minorHAnsi"/>
+          <w:color w:val="000000"/>
+          <w:kern w:val="0"/>
+          <w14:ligatures w14:val="none"/>
+        </w:rPr>
+        <w:t xml:space="preserve">on the ESP32 </w:t>
+      </w:r>
+      <w:r>
+        <w:rPr>
+          <w:rFonts w:eastAsia="Times New Roman" w:cstheme="minorHAnsi"/>
+          <w:color w:val="000000"/>
+          <w:kern w:val="0"/>
+          <w14:ligatures w14:val="none"/>
+        </w:rPr>
+        <w:t>is half-duplex and cannot send and receive simultaneously.</w:t>
+      </w:r>
+    </w:p>
+    <w:p>
+      <w:pPr>
+        <w:numPr>
+          <w:ilvl w:val="2"/>
+          <w:numId w:val="2"/>
+        </w:numPr>
+        <w:spacing w:before="100" w:beforeAutospacing="1" w:after="100" w:afterAutospacing="1"/>
+        <w:jc w:val="both"/>
+        <w:rPr>
+          <w:rFonts w:eastAsia="Times New Roman" w:cstheme="minorHAnsi"/>
+          <w:color w:val="000000"/>
+          <w:kern w:val="0"/>
+          <w14:ligatures w14:val="none"/>
+        </w:rPr>
+      </w:pPr>
+      <w:r>
+        <w:rPr>
+          <w:rFonts w:eastAsia="Times New Roman" w:cstheme="minorHAnsi"/>
+          <w:color w:val="000000"/>
+          <w:kern w:val="0"/>
+          <w14:ligatures w14:val="none"/>
+        </w:rPr>
+        <w:t xml:space="preserve">Reading from </w:t>
+      </w:r>
+      <w:r>
+        <w:rPr>
+          <w:rFonts w:eastAsia="Times New Roman" w:cstheme="minorHAnsi"/>
+          <w:color w:val="000000"/>
+          <w:kern w:val="0"/>
+          <w14:ligatures w14:val="none"/>
+        </w:rPr>
+        <w:t>TCP</w:t>
+      </w:r>
+      <w:r>
+        <w:rPr>
+          <w:rFonts w:eastAsia="Times New Roman" w:cstheme="minorHAnsi"/>
+          <w:color w:val="000000"/>
+          <w:kern w:val="0"/>
+          <w14:ligatures w14:val="none"/>
+        </w:rPr>
+        <w:t xml:space="preserve"> is prioritized</w:t>
+      </w:r>
+      <w:r>
+        <w:rPr>
+          <w:rFonts w:eastAsia="Times New Roman" w:cstheme="minorHAnsi"/>
+          <w:color w:val="000000"/>
+          <w:kern w:val="0"/>
+          <w14:ligatures w14:val="none"/>
+        </w:rPr>
+        <w:t>.</w:t>
       </w:r>
     </w:p>
     <w:p>
@@ -1551,8 +2080,9 @@
           <w:numId w:val="2"/>
         </w:numPr>
         <w:spacing w:before="100" w:beforeAutospacing="1" w:after="100" w:afterAutospacing="1"/>
-        <w:rPr>
-          <w:rFonts w:ascii="Times New Roman" w:eastAsia="Times New Roman" w:hAnsi="Times New Roman" w:cs="Times New Roman"/>
+        <w:jc w:val="both"/>
+        <w:rPr>
+          <w:rFonts w:eastAsia="Times New Roman" w:cstheme="minorHAnsi"/>
           <w:color w:val="000000"/>
           <w:kern w:val="0"/>
           <w14:ligatures w14:val="none"/>
@@ -1561,19 +2091,30 @@
       <w:proofErr w:type="spellStart"/>
       <w:r>
         <w:rPr>
-          <w:rFonts w:ascii="Times New Roman" w:eastAsia="Times New Roman" w:hAnsi="Times New Roman" w:cs="Times New Roman"/>
-          <w:b/>
-          <w:bCs/>
-          <w:color w:val="000000"/>
-          <w:kern w:val="0"/>
-          <w14:ligatures w14:val="none"/>
-        </w:rPr>
-        <w:t>TCPReceiveTask</w:t>
+          <w:rFonts w:eastAsia="Times New Roman" w:cstheme="minorHAnsi"/>
+          <w:b/>
+          <w:bCs/>
+          <w:color w:val="000000"/>
+          <w:kern w:val="0"/>
+          <w14:ligatures w14:val="none"/>
+        </w:rPr>
+        <w:t>debugFrameTask</w:t>
       </w:r>
       <w:proofErr w:type="spellEnd"/>
       <w:r>
         <w:rPr>
-          <w:rFonts w:ascii="Times New Roman" w:eastAsia="Times New Roman" w:hAnsi="Times New Roman" w:cs="Times New Roman"/>
+          <w:rFonts w:eastAsia="Times New Roman" w:cstheme="minorHAnsi"/>
+          <w:b/>
+          <w:bCs/>
+          <w:color w:val="000000"/>
+          <w:kern w:val="0"/>
+          <w14:ligatures w14:val="none"/>
+        </w:rPr>
+        <w:t xml:space="preserve"> (optional)</w:t>
+      </w:r>
+      <w:r>
+        <w:rPr>
+          <w:rFonts w:eastAsia="Times New Roman" w:cstheme="minorHAnsi"/>
           <w:color w:val="000000"/>
           <w:kern w:val="0"/>
           <w14:ligatures w14:val="none"/>
@@ -1588,61 +2129,53 @@
           <w:numId w:val="2"/>
         </w:numPr>
         <w:spacing w:before="100" w:beforeAutospacing="1" w:after="100" w:afterAutospacing="1"/>
-        <w:rPr>
-          <w:rFonts w:ascii="Times New Roman" w:eastAsia="Times New Roman" w:hAnsi="Times New Roman" w:cs="Times New Roman"/>
-          <w:color w:val="000000"/>
-          <w:kern w:val="0"/>
-          <w14:ligatures w14:val="none"/>
-        </w:rPr>
-      </w:pPr>
-      <w:r>
-        <w:rPr>
-          <w:rFonts w:ascii="Times New Roman" w:eastAsia="Times New Roman" w:hAnsi="Times New Roman" w:cs="Times New Roman"/>
-          <w:color w:val="000000"/>
-          <w:kern w:val="0"/>
-          <w14:ligatures w14:val="none"/>
-        </w:rPr>
-        <w:t>Receives data from the TCP client, reading exactly </w:t>
-      </w:r>
-      <w:r>
-        <w:rPr>
-          <w:rFonts w:ascii="Times New Roman" w:eastAsia="Times New Roman" w:hAnsi="Times New Roman" w:cs="Times New Roman"/>
-          <w:b/>
-          <w:bCs/>
-          <w:color w:val="000000"/>
-          <w:kern w:val="0"/>
-          <w14:ligatures w14:val="none"/>
-        </w:rPr>
-        <w:t>13 bytes</w:t>
-      </w:r>
-      <w:r>
-        <w:rPr>
-          <w:rFonts w:ascii="Times New Roman" w:eastAsia="Times New Roman" w:hAnsi="Times New Roman" w:cs="Times New Roman"/>
-          <w:color w:val="000000"/>
-          <w:kern w:val="0"/>
-          <w14:ligatures w14:val="none"/>
-        </w:rPr>
-        <w:t xml:space="preserve"> (as per </w:t>
+        <w:jc w:val="both"/>
+        <w:rPr>
+          <w:rFonts w:eastAsia="Times New Roman" w:cstheme="minorHAnsi"/>
+          <w:color w:val="000000"/>
+          <w:kern w:val="0"/>
+          <w14:ligatures w14:val="none"/>
+        </w:rPr>
+      </w:pPr>
+      <w:r>
+        <w:rPr>
+          <w:rFonts w:eastAsia="Times New Roman" w:cstheme="minorHAnsi"/>
+          <w:color w:val="000000"/>
+          <w:kern w:val="0"/>
+          <w14:ligatures w14:val="none"/>
+        </w:rPr>
+        <w:t>This task is for verbose output, sending CAN frame data to a debug queue and logging it using </w:t>
       </w:r>
       <w:proofErr w:type="spellStart"/>
-      <w:r>
-        <w:rPr>
-          <w:rFonts w:ascii="Times New Roman" w:eastAsia="Times New Roman" w:hAnsi="Times New Roman" w:cs="Times New Roman"/>
-          <w:color w:val="000000"/>
-          <w:kern w:val="0"/>
-          <w14:ligatures w14:val="none"/>
-        </w:rPr>
-        <w:t>Rocrail's</w:t>
+      <w:proofErr w:type="gramStart"/>
+      <w:r>
+        <w:rPr>
+          <w:rFonts w:eastAsia="Times New Roman" w:cstheme="minorHAnsi"/>
+          <w:color w:val="000000"/>
+          <w:kern w:val="0"/>
+          <w14:ligatures w14:val="none"/>
+        </w:rPr>
+        <w:t>debugFrame</w:t>
       </w:r>
       <w:proofErr w:type="spellEnd"/>
       <w:r>
         <w:rPr>
-          <w:rFonts w:ascii="Times New Roman" w:eastAsia="Times New Roman" w:hAnsi="Times New Roman" w:cs="Times New Roman"/>
-          <w:color w:val="000000"/>
-          <w:kern w:val="0"/>
-          <w14:ligatures w14:val="none"/>
-        </w:rPr>
-        <w:t xml:space="preserve"> expected frame size).</w:t>
+          <w:rFonts w:eastAsia="Times New Roman" w:cstheme="minorHAnsi"/>
+          <w:color w:val="000000"/>
+          <w:kern w:val="0"/>
+          <w14:ligatures w14:val="none"/>
+        </w:rPr>
+        <w:t>(</w:t>
+      </w:r>
+      <w:proofErr w:type="gramEnd"/>
+      <w:r>
+        <w:rPr>
+          <w:rFonts w:eastAsia="Times New Roman" w:cstheme="minorHAnsi"/>
+          <w:color w:val="000000"/>
+          <w:kern w:val="0"/>
+          <w14:ligatures w14:val="none"/>
+        </w:rPr>
+        <w:t>).</w:t>
       </w:r>
     </w:p>
     <w:p>
@@ -1652,485 +2185,45 @@
           <w:numId w:val="2"/>
         </w:numPr>
         <w:spacing w:before="100" w:beforeAutospacing="1" w:after="100" w:afterAutospacing="1"/>
-        <w:rPr>
-          <w:rFonts w:ascii="Times New Roman" w:eastAsia="Times New Roman" w:hAnsi="Times New Roman" w:cs="Times New Roman"/>
-          <w:color w:val="000000"/>
-          <w:kern w:val="0"/>
-          <w14:ligatures w14:val="none"/>
-        </w:rPr>
-      </w:pPr>
-      <w:r>
-        <w:rPr>
-          <w:rFonts w:ascii="Times New Roman" w:eastAsia="Times New Roman" w:hAnsi="Times New Roman" w:cs="Times New Roman"/>
-          <w:color w:val="000000"/>
-          <w:kern w:val="0"/>
-          <w14:ligatures w14:val="none"/>
-        </w:rPr>
-        <w:t>Sends the received data to the </w:t>
-      </w:r>
-      <w:proofErr w:type="spellStart"/>
-      <w:r>
-        <w:rPr>
-          <w:rFonts w:ascii="Courier New" w:eastAsia="Times New Roman" w:hAnsi="Courier New" w:cs="Courier New"/>
-          <w:color w:val="000000"/>
-          <w:kern w:val="0"/>
-          <w:sz w:val="20"/>
-          <w:szCs w:val="20"/>
-          <w14:ligatures w14:val="none"/>
-        </w:rPr>
-        <w:t>tcpToCanQueue</w:t>
-      </w:r>
-      <w:proofErr w:type="spellEnd"/>
-      <w:r>
-        <w:rPr>
-          <w:rFonts w:ascii="Times New Roman" w:eastAsia="Times New Roman" w:hAnsi="Times New Roman" w:cs="Times New Roman"/>
-          <w:color w:val="000000"/>
-          <w:kern w:val="0"/>
-          <w14:ligatures w14:val="none"/>
-        </w:rPr>
-        <w:t> for conversion to CAN frames.</w:t>
-      </w:r>
-    </w:p>
-    <w:p>
-      <w:pPr>
-        <w:numPr>
-          <w:ilvl w:val="0"/>
-          <w:numId w:val="2"/>
-        </w:numPr>
-        <w:spacing w:before="100" w:beforeAutospacing="1" w:after="100" w:afterAutospacing="1"/>
-        <w:rPr>
-          <w:rFonts w:ascii="Times New Roman" w:eastAsia="Times New Roman" w:hAnsi="Times New Roman" w:cs="Times New Roman"/>
-          <w:color w:val="000000"/>
-          <w:kern w:val="0"/>
-          <w14:ligatures w14:val="none"/>
-        </w:rPr>
-      </w:pPr>
-      <w:proofErr w:type="spellStart"/>
-      <w:r>
-        <w:rPr>
-          <w:rFonts w:ascii="Times New Roman" w:eastAsia="Times New Roman" w:hAnsi="Times New Roman" w:cs="Times New Roman"/>
-          <w:b/>
-          <w:bCs/>
-          <w:color w:val="000000"/>
-          <w:kern w:val="0"/>
-          <w14:ligatures w14:val="none"/>
-        </w:rPr>
-        <w:t>CANSendTask</w:t>
-      </w:r>
-      <w:proofErr w:type="spellEnd"/>
-      <w:r>
-        <w:rPr>
-          <w:rFonts w:ascii="Times New Roman" w:eastAsia="Times New Roman" w:hAnsi="Times New Roman" w:cs="Times New Roman"/>
-          <w:color w:val="000000"/>
-          <w:kern w:val="0"/>
-          <w14:ligatures w14:val="none"/>
-        </w:rPr>
-        <w:t>:</w:t>
-      </w:r>
-    </w:p>
-    <w:p>
-      <w:pPr>
-        <w:numPr>
-          <w:ilvl w:val="1"/>
-          <w:numId w:val="2"/>
-        </w:numPr>
-        <w:spacing w:before="100" w:beforeAutospacing="1" w:after="100" w:afterAutospacing="1"/>
-        <w:rPr>
-          <w:rFonts w:ascii="Times New Roman" w:eastAsia="Times New Roman" w:hAnsi="Times New Roman" w:cs="Times New Roman"/>
-          <w:color w:val="000000"/>
-          <w:kern w:val="0"/>
-          <w14:ligatures w14:val="none"/>
-        </w:rPr>
-      </w:pPr>
-      <w:r>
-        <w:rPr>
-          <w:rFonts w:ascii="Times New Roman" w:eastAsia="Times New Roman" w:hAnsi="Times New Roman" w:cs="Times New Roman"/>
-          <w:color w:val="000000"/>
-          <w:kern w:val="0"/>
-          <w14:ligatures w14:val="none"/>
-        </w:rPr>
-        <w:t>Receives the TCP data from </w:t>
-      </w:r>
-      <w:proofErr w:type="spellStart"/>
-      <w:r>
-        <w:rPr>
-          <w:rFonts w:ascii="Courier New" w:eastAsia="Times New Roman" w:hAnsi="Courier New" w:cs="Courier New"/>
-          <w:color w:val="000000"/>
-          <w:kern w:val="0"/>
-          <w:sz w:val="20"/>
-          <w:szCs w:val="20"/>
-          <w14:ligatures w14:val="none"/>
-        </w:rPr>
-        <w:t>tcpToCanQueue</w:t>
-      </w:r>
-      <w:proofErr w:type="spellEnd"/>
-      <w:r>
-        <w:rPr>
-          <w:rFonts w:ascii="Times New Roman" w:eastAsia="Times New Roman" w:hAnsi="Times New Roman" w:cs="Times New Roman"/>
-          <w:color w:val="000000"/>
-          <w:kern w:val="0"/>
-          <w14:ligatures w14:val="none"/>
-        </w:rPr>
-        <w:t> and formats it into a </w:t>
-      </w:r>
-      <w:r>
-        <w:rPr>
-          <w:rFonts w:ascii="Times New Roman" w:eastAsia="Times New Roman" w:hAnsi="Times New Roman" w:cs="Times New Roman"/>
-          <w:b/>
-          <w:bCs/>
-          <w:color w:val="000000"/>
-          <w:kern w:val="0"/>
-          <w14:ligatures w14:val="none"/>
-        </w:rPr>
-        <w:t>CAN frame</w:t>
-      </w:r>
-      <w:r>
-        <w:rPr>
-          <w:rFonts w:ascii="Times New Roman" w:eastAsia="Times New Roman" w:hAnsi="Times New Roman" w:cs="Times New Roman"/>
-          <w:color w:val="000000"/>
-          <w:kern w:val="0"/>
-          <w14:ligatures w14:val="none"/>
-        </w:rPr>
-        <w:t>.</w:t>
-      </w:r>
-    </w:p>
-    <w:p>
-      <w:pPr>
-        <w:numPr>
-          <w:ilvl w:val="1"/>
-          <w:numId w:val="2"/>
-        </w:numPr>
-        <w:spacing w:before="100" w:beforeAutospacing="1" w:after="100" w:afterAutospacing="1"/>
-        <w:rPr>
-          <w:rFonts w:ascii="Times New Roman" w:eastAsia="Times New Roman" w:hAnsi="Times New Roman" w:cs="Times New Roman"/>
-          <w:color w:val="000000"/>
-          <w:kern w:val="0"/>
-          <w14:ligatures w14:val="none"/>
-        </w:rPr>
-      </w:pPr>
-      <w:r>
-        <w:rPr>
-          <w:rFonts w:ascii="Times New Roman" w:eastAsia="Times New Roman" w:hAnsi="Times New Roman" w:cs="Times New Roman"/>
-          <w:color w:val="000000"/>
-          <w:kern w:val="0"/>
-          <w14:ligatures w14:val="none"/>
-        </w:rPr>
-        <w:t>Sends the CAN frame using </w:t>
-      </w:r>
-      <w:r>
-        <w:rPr>
-          <w:rFonts w:ascii="Courier New" w:eastAsia="Times New Roman" w:hAnsi="Courier New" w:cs="Courier New"/>
-          <w:color w:val="000000"/>
-          <w:kern w:val="0"/>
-          <w:sz w:val="20"/>
-          <w:szCs w:val="20"/>
-          <w14:ligatures w14:val="none"/>
-        </w:rPr>
-        <w:t>ACAN_ESP</w:t>
-      </w:r>
-      <w:proofErr w:type="gramStart"/>
-      <w:r>
-        <w:rPr>
-          <w:rFonts w:ascii="Courier New" w:eastAsia="Times New Roman" w:hAnsi="Courier New" w:cs="Courier New"/>
-          <w:color w:val="000000"/>
-          <w:kern w:val="0"/>
-          <w:sz w:val="20"/>
-          <w:szCs w:val="20"/>
-          <w14:ligatures w14:val="none"/>
-        </w:rPr>
-        <w:t>32::</w:t>
-      </w:r>
-      <w:proofErr w:type="spellStart"/>
-      <w:proofErr w:type="gramEnd"/>
-      <w:r>
-        <w:rPr>
-          <w:rFonts w:ascii="Courier New" w:eastAsia="Times New Roman" w:hAnsi="Courier New" w:cs="Courier New"/>
-          <w:color w:val="000000"/>
-          <w:kern w:val="0"/>
-          <w:sz w:val="20"/>
-          <w:szCs w:val="20"/>
-          <w14:ligatures w14:val="none"/>
-        </w:rPr>
-        <w:t>can.tryToSend</w:t>
-      </w:r>
-      <w:proofErr w:type="spellEnd"/>
-      <w:r>
-        <w:rPr>
-          <w:rFonts w:ascii="Courier New" w:eastAsia="Times New Roman" w:hAnsi="Courier New" w:cs="Courier New"/>
-          <w:color w:val="000000"/>
-          <w:kern w:val="0"/>
-          <w:sz w:val="20"/>
-          <w:szCs w:val="20"/>
-          <w14:ligatures w14:val="none"/>
-        </w:rPr>
-        <w:t>()</w:t>
-      </w:r>
-      <w:r>
-        <w:rPr>
-          <w:rFonts w:ascii="Times New Roman" w:eastAsia="Times New Roman" w:hAnsi="Times New Roman" w:cs="Times New Roman"/>
-          <w:color w:val="000000"/>
-          <w:kern w:val="0"/>
-          <w14:ligatures w14:val="none"/>
-        </w:rPr>
-        <w:t>.</w:t>
-      </w:r>
-    </w:p>
-    <w:p>
-      <w:pPr>
-        <w:numPr>
-          <w:ilvl w:val="1"/>
-          <w:numId w:val="2"/>
-        </w:numPr>
-        <w:spacing w:before="100" w:beforeAutospacing="1" w:after="100" w:afterAutospacing="1"/>
-        <w:rPr>
-          <w:rFonts w:ascii="Times New Roman" w:eastAsia="Times New Roman" w:hAnsi="Times New Roman" w:cs="Times New Roman"/>
-          <w:color w:val="000000"/>
-          <w:kern w:val="0"/>
-          <w14:ligatures w14:val="none"/>
-        </w:rPr>
-      </w:pPr>
-      <w:r>
-        <w:rPr>
-          <w:rFonts w:ascii="Times New Roman" w:eastAsia="Times New Roman" w:hAnsi="Times New Roman" w:cs="Times New Roman"/>
-          <w:color w:val="000000"/>
-          <w:kern w:val="0"/>
-          <w14:ligatures w14:val="none"/>
-        </w:rPr>
-        <w:t>Includes </w:t>
-      </w:r>
-      <w:proofErr w:type="spellStart"/>
-      <w:proofErr w:type="gramStart"/>
-      <w:r>
-        <w:rPr>
-          <w:rFonts w:ascii="Courier New" w:eastAsia="Times New Roman" w:hAnsi="Courier New" w:cs="Courier New"/>
-          <w:color w:val="000000"/>
-          <w:kern w:val="0"/>
-          <w:sz w:val="20"/>
-          <w:szCs w:val="20"/>
-          <w14:ligatures w14:val="none"/>
-        </w:rPr>
-        <w:t>memcpy</w:t>
-      </w:r>
-      <w:proofErr w:type="spellEnd"/>
-      <w:r>
-        <w:rPr>
-          <w:rFonts w:ascii="Courier New" w:eastAsia="Times New Roman" w:hAnsi="Courier New" w:cs="Courier New"/>
-          <w:color w:val="000000"/>
-          <w:kern w:val="0"/>
-          <w:sz w:val="20"/>
-          <w:szCs w:val="20"/>
-          <w14:ligatures w14:val="none"/>
-        </w:rPr>
-        <w:t>(</w:t>
-      </w:r>
-      <w:proofErr w:type="gramEnd"/>
-      <w:r>
-        <w:rPr>
-          <w:rFonts w:ascii="Courier New" w:eastAsia="Times New Roman" w:hAnsi="Courier New" w:cs="Courier New"/>
-          <w:color w:val="000000"/>
-          <w:kern w:val="0"/>
-          <w:sz w:val="20"/>
-          <w:szCs w:val="20"/>
-          <w14:ligatures w14:val="none"/>
-        </w:rPr>
-        <w:t>)</w:t>
-      </w:r>
-      <w:r>
-        <w:rPr>
-          <w:rFonts w:ascii="Times New Roman" w:eastAsia="Times New Roman" w:hAnsi="Times New Roman" w:cs="Times New Roman"/>
-          <w:color w:val="000000"/>
-          <w:kern w:val="0"/>
-          <w14:ligatures w14:val="none"/>
-        </w:rPr>
-        <w:t> for efficient copying of data into the CAN frame.</w:t>
-      </w:r>
-    </w:p>
-    <w:p>
-      <w:pPr>
-        <w:numPr>
-          <w:ilvl w:val="0"/>
-          <w:numId w:val="2"/>
-        </w:numPr>
-        <w:spacing w:before="100" w:beforeAutospacing="1" w:after="100" w:afterAutospacing="1"/>
-        <w:rPr>
-          <w:rFonts w:ascii="Times New Roman" w:eastAsia="Times New Roman" w:hAnsi="Times New Roman" w:cs="Times New Roman"/>
-          <w:color w:val="000000"/>
-          <w:kern w:val="0"/>
-          <w14:ligatures w14:val="none"/>
-        </w:rPr>
-      </w:pPr>
-      <w:proofErr w:type="spellStart"/>
-      <w:r>
-        <w:rPr>
-          <w:rFonts w:ascii="Times New Roman" w:eastAsia="Times New Roman" w:hAnsi="Times New Roman" w:cs="Times New Roman"/>
-          <w:b/>
-          <w:bCs/>
-          <w:color w:val="000000"/>
-          <w:kern w:val="0"/>
-          <w14:ligatures w14:val="none"/>
-        </w:rPr>
-        <w:t>debugFrameTask</w:t>
-      </w:r>
-      <w:proofErr w:type="spellEnd"/>
-      <w:r>
-        <w:rPr>
-          <w:rFonts w:ascii="Times New Roman" w:eastAsia="Times New Roman" w:hAnsi="Times New Roman" w:cs="Times New Roman"/>
-          <w:b/>
-          <w:bCs/>
-          <w:color w:val="000000"/>
-          <w:kern w:val="0"/>
-          <w14:ligatures w14:val="none"/>
-        </w:rPr>
-        <w:t xml:space="preserve"> (optional)</w:t>
-      </w:r>
-      <w:r>
-        <w:rPr>
-          <w:rFonts w:ascii="Times New Roman" w:eastAsia="Times New Roman" w:hAnsi="Times New Roman" w:cs="Times New Roman"/>
-          <w:color w:val="000000"/>
-          <w:kern w:val="0"/>
-          <w14:ligatures w14:val="none"/>
-        </w:rPr>
-        <w:t>:</w:t>
-      </w:r>
-    </w:p>
-    <w:p>
-      <w:pPr>
-        <w:numPr>
-          <w:ilvl w:val="1"/>
-          <w:numId w:val="2"/>
-        </w:numPr>
-        <w:spacing w:before="100" w:beforeAutospacing="1" w:after="100" w:afterAutospacing="1"/>
-        <w:rPr>
-          <w:rFonts w:ascii="Times New Roman" w:eastAsia="Times New Roman" w:hAnsi="Times New Roman" w:cs="Times New Roman"/>
-          <w:color w:val="000000"/>
-          <w:kern w:val="0"/>
-          <w14:ligatures w14:val="none"/>
-        </w:rPr>
-      </w:pPr>
-      <w:r>
-        <w:rPr>
-          <w:rFonts w:ascii="Times New Roman" w:eastAsia="Times New Roman" w:hAnsi="Times New Roman" w:cs="Times New Roman"/>
-          <w:color w:val="000000"/>
-          <w:kern w:val="0"/>
-          <w14:ligatures w14:val="none"/>
-        </w:rPr>
-        <w:t>This task is for verbose output, sending CAN frame data to a debug queue and logging it using </w:t>
-      </w:r>
-      <w:proofErr w:type="spellStart"/>
-      <w:proofErr w:type="gramStart"/>
-      <w:r>
-        <w:rPr>
-          <w:rFonts w:ascii="Courier New" w:eastAsia="Times New Roman" w:hAnsi="Courier New" w:cs="Courier New"/>
-          <w:color w:val="000000"/>
-          <w:kern w:val="0"/>
-          <w:sz w:val="20"/>
-          <w:szCs w:val="20"/>
-          <w14:ligatures w14:val="none"/>
-        </w:rPr>
-        <w:t>debugFrame</w:t>
-      </w:r>
-      <w:proofErr w:type="spellEnd"/>
-      <w:r>
-        <w:rPr>
-          <w:rFonts w:ascii="Courier New" w:eastAsia="Times New Roman" w:hAnsi="Courier New" w:cs="Courier New"/>
-          <w:color w:val="000000"/>
-          <w:kern w:val="0"/>
-          <w:sz w:val="20"/>
-          <w:szCs w:val="20"/>
-          <w14:ligatures w14:val="none"/>
-        </w:rPr>
-        <w:t>(</w:t>
-      </w:r>
-      <w:proofErr w:type="gramEnd"/>
-      <w:r>
-        <w:rPr>
-          <w:rFonts w:ascii="Courier New" w:eastAsia="Times New Roman" w:hAnsi="Courier New" w:cs="Courier New"/>
-          <w:color w:val="000000"/>
-          <w:kern w:val="0"/>
-          <w:sz w:val="20"/>
-          <w:szCs w:val="20"/>
-          <w14:ligatures w14:val="none"/>
-        </w:rPr>
-        <w:t>)</w:t>
-      </w:r>
-      <w:r>
-        <w:rPr>
-          <w:rFonts w:ascii="Times New Roman" w:eastAsia="Times New Roman" w:hAnsi="Times New Roman" w:cs="Times New Roman"/>
-          <w:color w:val="000000"/>
-          <w:kern w:val="0"/>
-          <w14:ligatures w14:val="none"/>
-        </w:rPr>
-        <w:t>.</w:t>
-      </w:r>
-    </w:p>
-    <w:p>
-      <w:pPr>
-        <w:numPr>
-          <w:ilvl w:val="1"/>
-          <w:numId w:val="2"/>
-        </w:numPr>
-        <w:spacing w:before="100" w:beforeAutospacing="1" w:after="100" w:afterAutospacing="1"/>
-        <w:rPr>
-          <w:rFonts w:ascii="Times New Roman" w:eastAsia="Times New Roman" w:hAnsi="Times New Roman" w:cs="Times New Roman"/>
-          <w:color w:val="000000"/>
-          <w:kern w:val="0"/>
-          <w14:ligatures w14:val="none"/>
-        </w:rPr>
-      </w:pPr>
-      <w:r>
-        <w:rPr>
-          <w:rFonts w:ascii="Times New Roman" w:eastAsia="Times New Roman" w:hAnsi="Times New Roman" w:cs="Times New Roman"/>
-          <w:color w:val="000000"/>
-          <w:kern w:val="0"/>
-          <w14:ligatures w14:val="none"/>
-        </w:rPr>
-        <w:t>Only included if </w:t>
-      </w:r>
-      <w:r>
-        <w:rPr>
-          <w:rFonts w:ascii="Courier New" w:eastAsia="Times New Roman" w:hAnsi="Courier New" w:cs="Courier New"/>
-          <w:color w:val="000000"/>
-          <w:kern w:val="0"/>
-          <w:sz w:val="20"/>
-          <w:szCs w:val="20"/>
-          <w14:ligatures w14:val="none"/>
-        </w:rPr>
-        <w:t>VERBOSE</w:t>
-      </w:r>
-      <w:r>
-        <w:rPr>
-          <w:rFonts w:ascii="Times New Roman" w:eastAsia="Times New Roman" w:hAnsi="Times New Roman" w:cs="Times New Roman"/>
-          <w:color w:val="000000"/>
-          <w:kern w:val="0"/>
-          <w14:ligatures w14:val="none"/>
-        </w:rPr>
-        <w:t> is defined.</w:t>
-      </w:r>
-    </w:p>
-    <w:p>
-      <w:pPr>
-        <w:spacing w:before="100" w:beforeAutospacing="1" w:after="100" w:afterAutospacing="1"/>
+        <w:jc w:val="both"/>
+        <w:rPr>
+          <w:rFonts w:eastAsia="Times New Roman" w:cstheme="minorHAnsi"/>
+          <w:color w:val="000000"/>
+          <w:kern w:val="0"/>
+          <w14:ligatures w14:val="none"/>
+        </w:rPr>
+      </w:pPr>
+      <w:r>
+        <w:rPr>
+          <w:rFonts w:eastAsia="Times New Roman" w:cstheme="minorHAnsi"/>
+          <w:color w:val="000000"/>
+          <w:kern w:val="0"/>
+          <w14:ligatures w14:val="none"/>
+        </w:rPr>
+        <w:t>Only included if VERBOSE is defined.</w:t>
+      </w:r>
+    </w:p>
+    <w:p>
+      <w:pPr>
+        <w:spacing w:before="100" w:beforeAutospacing="1" w:after="100" w:afterAutospacing="1"/>
+        <w:jc w:val="both"/>
         <w:outlineLvl w:val="2"/>
         <w:rPr>
-          <w:rFonts w:ascii="Times New Roman" w:eastAsia="Times New Roman" w:hAnsi="Times New Roman" w:cs="Times New Roman"/>
-          <w:b/>
-          <w:bCs/>
-          <w:color w:val="000000"/>
-          <w:kern w:val="0"/>
-          <w:sz w:val="27"/>
-          <w:szCs w:val="27"/>
-          <w14:ligatures w14:val="none"/>
-        </w:rPr>
-      </w:pPr>
-      <w:r>
-        <w:rPr>
-          <w:rFonts w:ascii="Times New Roman" w:eastAsia="Times New Roman" w:hAnsi="Times New Roman" w:cs="Times New Roman"/>
-          <w:b/>
-          <w:bCs/>
-          <w:color w:val="000000"/>
-          <w:kern w:val="0"/>
-          <w:sz w:val="27"/>
-          <w:szCs w:val="27"/>
+          <w:rFonts w:eastAsia="Times New Roman" w:cstheme="minorHAnsi"/>
+          <w:b/>
+          <w:bCs/>
+          <w:color w:val="000000"/>
+          <w:kern w:val="0"/>
+          <w14:ligatures w14:val="none"/>
+        </w:rPr>
+      </w:pPr>
+      <w:r>
+        <w:rPr>
+          <w:rFonts w:eastAsia="Times New Roman" w:cstheme="minorHAnsi"/>
+          <w:b/>
+          <w:bCs/>
+          <w:color w:val="000000"/>
+          <w:kern w:val="0"/>
           <w14:ligatures w14:val="none"/>
         </w:rPr>
         <w:t>Task Synchronization</w:t>
@@ -2143,16 +2236,17 @@
           <w:numId w:val="3"/>
         </w:numPr>
         <w:spacing w:before="100" w:beforeAutospacing="1" w:after="100" w:afterAutospacing="1"/>
-        <w:rPr>
-          <w:rFonts w:ascii="Times New Roman" w:eastAsia="Times New Roman" w:hAnsi="Times New Roman" w:cs="Times New Roman"/>
-          <w:color w:val="000000"/>
-          <w:kern w:val="0"/>
-          <w14:ligatures w14:val="none"/>
-        </w:rPr>
-      </w:pPr>
-      <w:r>
-        <w:rPr>
-          <w:rFonts w:ascii="Times New Roman" w:eastAsia="Times New Roman" w:hAnsi="Times New Roman" w:cs="Times New Roman"/>
+        <w:jc w:val="both"/>
+        <w:rPr>
+          <w:rFonts w:eastAsia="Times New Roman" w:cstheme="minorHAnsi"/>
+          <w:color w:val="000000"/>
+          <w:kern w:val="0"/>
+          <w14:ligatures w14:val="none"/>
+        </w:rPr>
+      </w:pPr>
+      <w:r>
+        <w:rPr>
+          <w:rFonts w:eastAsia="Times New Roman" w:cstheme="minorHAnsi"/>
           <w:b/>
           <w:bCs/>
           <w:color w:val="000000"/>
@@ -2163,7 +2257,7 @@
       </w:r>
       <w:r>
         <w:rPr>
-          <w:rFonts w:ascii="Times New Roman" w:eastAsia="Times New Roman" w:hAnsi="Times New Roman" w:cs="Times New Roman"/>
+          <w:rFonts w:eastAsia="Times New Roman" w:cstheme="minorHAnsi"/>
           <w:color w:val="000000"/>
           <w:kern w:val="0"/>
           <w14:ligatures w14:val="none"/>
@@ -2178,16 +2272,17 @@
           <w:numId w:val="3"/>
         </w:numPr>
         <w:spacing w:before="100" w:beforeAutospacing="1" w:after="100" w:afterAutospacing="1"/>
-        <w:rPr>
-          <w:rFonts w:ascii="Times New Roman" w:eastAsia="Times New Roman" w:hAnsi="Times New Roman" w:cs="Times New Roman"/>
-          <w:color w:val="000000"/>
-          <w:kern w:val="0"/>
-          <w14:ligatures w14:val="none"/>
-        </w:rPr>
-      </w:pPr>
-      <w:r>
-        <w:rPr>
-          <w:rFonts w:ascii="Times New Roman" w:eastAsia="Times New Roman" w:hAnsi="Times New Roman" w:cs="Times New Roman"/>
+        <w:jc w:val="both"/>
+        <w:rPr>
+          <w:rFonts w:eastAsia="Times New Roman" w:cstheme="minorHAnsi"/>
+          <w:color w:val="000000"/>
+          <w:kern w:val="0"/>
+          <w14:ligatures w14:val="none"/>
+        </w:rPr>
+      </w:pPr>
+      <w:r>
+        <w:rPr>
+          <w:rFonts w:eastAsia="Times New Roman" w:cstheme="minorHAnsi"/>
           <w:b/>
           <w:bCs/>
           <w:color w:val="000000"/>
@@ -2198,7 +2293,7 @@
       </w:r>
       <w:r>
         <w:rPr>
-          <w:rFonts w:ascii="Times New Roman" w:eastAsia="Times New Roman" w:hAnsi="Times New Roman" w:cs="Times New Roman"/>
+          <w:rFonts w:eastAsia="Times New Roman" w:cstheme="minorHAnsi"/>
           <w:color w:val="000000"/>
           <w:kern w:val="0"/>
           <w14:ligatures w14:val="none"/>
@@ -2213,27 +2308,28 @@
           <w:numId w:val="3"/>
         </w:numPr>
         <w:spacing w:before="100" w:beforeAutospacing="1" w:after="100" w:afterAutospacing="1"/>
-        <w:rPr>
-          <w:rFonts w:ascii="Times New Roman" w:eastAsia="Times New Roman" w:hAnsi="Times New Roman" w:cs="Times New Roman"/>
-          <w:color w:val="000000"/>
-          <w:kern w:val="0"/>
-          <w14:ligatures w14:val="none"/>
-        </w:rPr>
-      </w:pPr>
-      <w:r>
-        <w:rPr>
-          <w:rFonts w:ascii="Times New Roman" w:eastAsia="Times New Roman" w:hAnsi="Times New Roman" w:cs="Times New Roman"/>
-          <w:b/>
-          <w:bCs/>
-          <w:color w:val="000000"/>
-          <w:kern w:val="0"/>
-          <w14:ligatures w14:val="none"/>
-        </w:rPr>
-        <w:t>CAN tasks</w:t>
-      </w:r>
-      <w:r>
-        <w:rPr>
-          <w:rFonts w:ascii="Times New Roman" w:eastAsia="Times New Roman" w:hAnsi="Times New Roman" w:cs="Times New Roman"/>
+        <w:jc w:val="both"/>
+        <w:rPr>
+          <w:rFonts w:eastAsia="Times New Roman" w:cstheme="minorHAnsi"/>
+          <w:color w:val="000000"/>
+          <w:kern w:val="0"/>
+          <w14:ligatures w14:val="none"/>
+        </w:rPr>
+      </w:pPr>
+      <w:r>
+        <w:rPr>
+          <w:rFonts w:eastAsia="Times New Roman" w:cstheme="minorHAnsi"/>
+          <w:b/>
+          <w:bCs/>
+          <w:color w:val="000000"/>
+          <w:kern w:val="0"/>
+          <w14:ligatures w14:val="none"/>
+        </w:rPr>
+        <w:t>CAN task</w:t>
+      </w:r>
+      <w:r>
+        <w:rPr>
+          <w:rFonts w:eastAsia="Times New Roman" w:cstheme="minorHAnsi"/>
           <w:color w:val="000000"/>
           <w:kern w:val="0"/>
           <w14:ligatures w14:val="none"/>
@@ -2243,46 +2339,62 @@
       <w:proofErr w:type="spellStart"/>
       <w:r>
         <w:rPr>
-          <w:rFonts w:ascii="Times New Roman" w:eastAsia="Times New Roman" w:hAnsi="Times New Roman" w:cs="Times New Roman"/>
-          <w:color w:val="000000"/>
-          <w:kern w:val="0"/>
-          <w14:ligatures w14:val="none"/>
-        </w:rPr>
-        <w:t>CANReceiveTask</w:t>
+          <w:rFonts w:eastAsia="Times New Roman" w:cstheme="minorHAnsi"/>
+          <w:color w:val="000000"/>
+          <w:kern w:val="0"/>
+          <w14:ligatures w14:val="none"/>
+        </w:rPr>
+        <w:t>CAN</w:t>
+      </w:r>
+      <w:r>
+        <w:rPr>
+          <w:rFonts w:eastAsia="Times New Roman" w:cstheme="minorHAnsi"/>
+          <w:color w:val="000000"/>
+          <w:kern w:val="0"/>
+          <w14:ligatures w14:val="none"/>
+        </w:rPr>
+        <w:t>Handler</w:t>
+      </w:r>
+      <w:r>
+        <w:rPr>
+          <w:rFonts w:eastAsia="Times New Roman" w:cstheme="minorHAnsi"/>
+          <w:color w:val="000000"/>
+          <w:kern w:val="0"/>
+          <w14:ligatures w14:val="none"/>
+        </w:rPr>
+        <w:t>Task</w:t>
       </w:r>
       <w:proofErr w:type="spellEnd"/>
       <w:r>
         <w:rPr>
-          <w:rFonts w:ascii="Times New Roman" w:eastAsia="Times New Roman" w:hAnsi="Times New Roman" w:cs="Times New Roman"/>
-          <w:color w:val="000000"/>
-          <w:kern w:val="0"/>
-          <w14:ligatures w14:val="none"/>
-        </w:rPr>
-        <w:t xml:space="preserve"> and </w:t>
-      </w:r>
-      <w:proofErr w:type="spellStart"/>
-      <w:r>
-        <w:rPr>
-          <w:rFonts w:ascii="Times New Roman" w:eastAsia="Times New Roman" w:hAnsi="Times New Roman" w:cs="Times New Roman"/>
-          <w:color w:val="000000"/>
-          <w:kern w:val="0"/>
-          <w14:ligatures w14:val="none"/>
-        </w:rPr>
-        <w:t>CANSendTask</w:t>
-      </w:r>
-      <w:proofErr w:type="spellEnd"/>
-      <w:r>
-        <w:rPr>
-          <w:rFonts w:ascii="Times New Roman" w:eastAsia="Times New Roman" w:hAnsi="Times New Roman" w:cs="Times New Roman"/>
-          <w:color w:val="000000"/>
-          <w:kern w:val="0"/>
-          <w14:ligatures w14:val="none"/>
-        </w:rPr>
-        <w:t>) are pinned to </w:t>
-      </w:r>
-      <w:r>
-        <w:rPr>
-          <w:rFonts w:ascii="Times New Roman" w:eastAsia="Times New Roman" w:hAnsi="Times New Roman" w:cs="Times New Roman"/>
+          <w:rFonts w:eastAsia="Times New Roman" w:cstheme="minorHAnsi"/>
+          <w:color w:val="000000"/>
+          <w:kern w:val="0"/>
+          <w14:ligatures w14:val="none"/>
+        </w:rPr>
+        <w:t xml:space="preserve">) </w:t>
+      </w:r>
+      <w:r>
+        <w:rPr>
+          <w:rFonts w:eastAsia="Times New Roman" w:cstheme="minorHAnsi"/>
+          <w:color w:val="000000"/>
+          <w:kern w:val="0"/>
+          <w14:ligatures w14:val="none"/>
+        </w:rPr>
+        <w:t>is</w:t>
+      </w:r>
+      <w:r>
+        <w:rPr>
+          <w:rFonts w:eastAsia="Times New Roman" w:cstheme="minorHAnsi"/>
+          <w:color w:val="000000"/>
+          <w:kern w:val="0"/>
+          <w14:ligatures w14:val="none"/>
+        </w:rPr>
+        <w:t xml:space="preserve"> pinned to </w:t>
+      </w:r>
+      <w:r>
+        <w:rPr>
+          <w:rFonts w:eastAsia="Times New Roman" w:cstheme="minorHAnsi"/>
           <w:b/>
           <w:bCs/>
           <w:color w:val="000000"/>
@@ -2293,7 +2405,27 @@
       </w:r>
       <w:r>
         <w:rPr>
-          <w:rFonts w:ascii="Times New Roman" w:eastAsia="Times New Roman" w:hAnsi="Times New Roman" w:cs="Times New Roman"/>
+          <w:rFonts w:eastAsia="Times New Roman" w:cstheme="minorHAnsi"/>
+          <w:b/>
+          <w:bCs/>
+          <w:color w:val="000000"/>
+          <w:kern w:val="0"/>
+          <w14:ligatures w14:val="none"/>
+        </w:rPr>
+        <w:t xml:space="preserve"> </w:t>
+      </w:r>
+      <w:r>
+        <w:rPr>
+          <w:rFonts w:eastAsia="Times New Roman" w:cstheme="minorHAnsi"/>
+          <w:color w:val="000000"/>
+          <w:kern w:val="0"/>
+          <w14:ligatures w14:val="none"/>
+        </w:rPr>
+        <w:t>(APP core)</w:t>
+      </w:r>
+      <w:r>
+        <w:rPr>
+          <w:rFonts w:eastAsia="Times New Roman" w:cstheme="minorHAnsi"/>
           <w:color w:val="000000"/>
           <w:kern w:val="0"/>
           <w14:ligatures w14:val="none"/>
@@ -2308,27 +2440,28 @@
           <w:numId w:val="3"/>
         </w:numPr>
         <w:spacing w:before="100" w:beforeAutospacing="1" w:after="100" w:afterAutospacing="1"/>
-        <w:rPr>
-          <w:rFonts w:ascii="Times New Roman" w:eastAsia="Times New Roman" w:hAnsi="Times New Roman" w:cs="Times New Roman"/>
-          <w:color w:val="000000"/>
-          <w:kern w:val="0"/>
-          <w14:ligatures w14:val="none"/>
-        </w:rPr>
-      </w:pPr>
-      <w:r>
-        <w:rPr>
-          <w:rFonts w:ascii="Times New Roman" w:eastAsia="Times New Roman" w:hAnsi="Times New Roman" w:cs="Times New Roman"/>
-          <w:b/>
-          <w:bCs/>
-          <w:color w:val="000000"/>
-          <w:kern w:val="0"/>
-          <w14:ligatures w14:val="none"/>
-        </w:rPr>
-        <w:t>TCP tasks</w:t>
-      </w:r>
-      <w:r>
-        <w:rPr>
-          <w:rFonts w:ascii="Times New Roman" w:eastAsia="Times New Roman" w:hAnsi="Times New Roman" w:cs="Times New Roman"/>
+        <w:jc w:val="both"/>
+        <w:rPr>
+          <w:rFonts w:eastAsia="Times New Roman" w:cstheme="minorHAnsi"/>
+          <w:color w:val="000000"/>
+          <w:kern w:val="0"/>
+          <w14:ligatures w14:val="none"/>
+        </w:rPr>
+      </w:pPr>
+      <w:r>
+        <w:rPr>
+          <w:rFonts w:eastAsia="Times New Roman" w:cstheme="minorHAnsi"/>
+          <w:b/>
+          <w:bCs/>
+          <w:color w:val="000000"/>
+          <w:kern w:val="0"/>
+          <w14:ligatures w14:val="none"/>
+        </w:rPr>
+        <w:t>TCP task</w:t>
+      </w:r>
+      <w:r>
+        <w:rPr>
+          <w:rFonts w:eastAsia="Times New Roman" w:cstheme="minorHAnsi"/>
           <w:color w:val="000000"/>
           <w:kern w:val="0"/>
           <w14:ligatures w14:val="none"/>
@@ -2338,46 +2471,62 @@
       <w:proofErr w:type="spellStart"/>
       <w:r>
         <w:rPr>
-          <w:rFonts w:ascii="Times New Roman" w:eastAsia="Times New Roman" w:hAnsi="Times New Roman" w:cs="Times New Roman"/>
-          <w:color w:val="000000"/>
-          <w:kern w:val="0"/>
-          <w14:ligatures w14:val="none"/>
-        </w:rPr>
-        <w:t>TCPSendTask</w:t>
+          <w:rFonts w:eastAsia="Times New Roman" w:cstheme="minorHAnsi"/>
+          <w:color w:val="000000"/>
+          <w:kern w:val="0"/>
+          <w14:ligatures w14:val="none"/>
+        </w:rPr>
+        <w:t>TCP</w:t>
+      </w:r>
+      <w:r>
+        <w:rPr>
+          <w:rFonts w:eastAsia="Times New Roman" w:cstheme="minorHAnsi"/>
+          <w:color w:val="000000"/>
+          <w:kern w:val="0"/>
+          <w14:ligatures w14:val="none"/>
+        </w:rPr>
+        <w:t>Handler</w:t>
+      </w:r>
+      <w:r>
+        <w:rPr>
+          <w:rFonts w:eastAsia="Times New Roman" w:cstheme="minorHAnsi"/>
+          <w:color w:val="000000"/>
+          <w:kern w:val="0"/>
+          <w14:ligatures w14:val="none"/>
+        </w:rPr>
+        <w:t>Task</w:t>
       </w:r>
       <w:proofErr w:type="spellEnd"/>
       <w:r>
         <w:rPr>
-          <w:rFonts w:ascii="Times New Roman" w:eastAsia="Times New Roman" w:hAnsi="Times New Roman" w:cs="Times New Roman"/>
-          <w:color w:val="000000"/>
-          <w:kern w:val="0"/>
-          <w14:ligatures w14:val="none"/>
-        </w:rPr>
-        <w:t xml:space="preserve"> and </w:t>
-      </w:r>
-      <w:proofErr w:type="spellStart"/>
-      <w:r>
-        <w:rPr>
-          <w:rFonts w:ascii="Times New Roman" w:eastAsia="Times New Roman" w:hAnsi="Times New Roman" w:cs="Times New Roman"/>
-          <w:color w:val="000000"/>
-          <w:kern w:val="0"/>
-          <w14:ligatures w14:val="none"/>
-        </w:rPr>
-        <w:t>TCPReceiveTask</w:t>
-      </w:r>
-      <w:proofErr w:type="spellEnd"/>
-      <w:r>
-        <w:rPr>
-          <w:rFonts w:ascii="Times New Roman" w:eastAsia="Times New Roman" w:hAnsi="Times New Roman" w:cs="Times New Roman"/>
-          <w:color w:val="000000"/>
-          <w:kern w:val="0"/>
-          <w14:ligatures w14:val="none"/>
-        </w:rPr>
-        <w:t>) are pinned to </w:t>
-      </w:r>
-      <w:r>
-        <w:rPr>
-          <w:rFonts w:ascii="Times New Roman" w:eastAsia="Times New Roman" w:hAnsi="Times New Roman" w:cs="Times New Roman"/>
+          <w:rFonts w:eastAsia="Times New Roman" w:cstheme="minorHAnsi"/>
+          <w:color w:val="000000"/>
+          <w:kern w:val="0"/>
+          <w14:ligatures w14:val="none"/>
+        </w:rPr>
+        <w:t xml:space="preserve">) </w:t>
+      </w:r>
+      <w:r>
+        <w:rPr>
+          <w:rFonts w:eastAsia="Times New Roman" w:cstheme="minorHAnsi"/>
+          <w:color w:val="000000"/>
+          <w:kern w:val="0"/>
+          <w14:ligatures w14:val="none"/>
+        </w:rPr>
+        <w:t>is</w:t>
+      </w:r>
+      <w:r>
+        <w:rPr>
+          <w:rFonts w:eastAsia="Times New Roman" w:cstheme="minorHAnsi"/>
+          <w:color w:val="000000"/>
+          <w:kern w:val="0"/>
+          <w14:ligatures w14:val="none"/>
+        </w:rPr>
+        <w:t xml:space="preserve"> pinned to </w:t>
+      </w:r>
+      <w:r>
+        <w:rPr>
+          <w:rFonts w:eastAsia="Times New Roman" w:cstheme="minorHAnsi"/>
           <w:b/>
           <w:bCs/>
           <w:color w:val="000000"/>
@@ -2388,12 +2537,68 @@
       </w:r>
       <w:r>
         <w:rPr>
-          <w:rFonts w:ascii="Times New Roman" w:eastAsia="Times New Roman" w:hAnsi="Times New Roman" w:cs="Times New Roman"/>
+          <w:rFonts w:eastAsia="Times New Roman" w:cstheme="minorHAnsi"/>
+          <w:b/>
+          <w:bCs/>
+          <w:color w:val="000000"/>
+          <w:kern w:val="0"/>
+          <w14:ligatures w14:val="none"/>
+        </w:rPr>
+        <w:t xml:space="preserve"> </w:t>
+      </w:r>
+      <w:r>
+        <w:rPr>
+          <w:rFonts w:eastAsia="Times New Roman" w:cstheme="minorHAnsi"/>
+          <w:color w:val="000000"/>
+          <w:kern w:val="0"/>
+          <w14:ligatures w14:val="none"/>
+        </w:rPr>
+        <w:t>(COMM core)</w:t>
+      </w:r>
+      <w:r>
+        <w:rPr>
+          <w:rFonts w:eastAsia="Times New Roman" w:cstheme="minorHAnsi"/>
           <w:color w:val="000000"/>
           <w:kern w:val="0"/>
           <w14:ligatures w14:val="none"/>
         </w:rPr>
         <w:t>.</w:t>
+      </w:r>
+    </w:p>
+    <w:p>
+      <w:pPr>
+        <w:numPr>
+          <w:ilvl w:val="0"/>
+          <w:numId w:val="3"/>
+        </w:numPr>
+        <w:spacing w:before="100" w:beforeAutospacing="1" w:after="100" w:afterAutospacing="1"/>
+        <w:jc w:val="both"/>
+        <w:rPr>
+          <w:rFonts w:eastAsia="Times New Roman" w:cstheme="minorHAnsi"/>
+          <w:color w:val="000000"/>
+          <w:kern w:val="0"/>
+          <w14:ligatures w14:val="none"/>
+        </w:rPr>
+      </w:pPr>
+      <w:r>
+        <w:rPr>
+          <w:rFonts w:eastAsia="Times New Roman" w:cstheme="minorHAnsi"/>
+          <w:b/>
+          <w:bCs/>
+          <w:color w:val="000000"/>
+          <w:kern w:val="0"/>
+          <w14:ligatures w14:val="none"/>
+        </w:rPr>
+        <w:t>Priority</w:t>
+      </w:r>
+      <w:r>
+        <w:rPr>
+          <w:rFonts w:eastAsia="Times New Roman" w:cstheme="minorHAnsi"/>
+          <w:color w:val="000000"/>
+          <w:kern w:val="0"/>
+          <w14:ligatures w14:val="none"/>
+        </w:rPr>
+        <w:t>:</w:t>
       </w:r>
     </w:p>
     <w:p>
@@ -2403,32 +2608,40 @@
           <w:numId w:val="3"/>
         </w:numPr>
         <w:spacing w:before="100" w:beforeAutospacing="1" w:after="100" w:afterAutospacing="1"/>
-        <w:rPr>
-          <w:rFonts w:ascii="Times New Roman" w:eastAsia="Times New Roman" w:hAnsi="Times New Roman" w:cs="Times New Roman"/>
-          <w:color w:val="000000"/>
-          <w:kern w:val="0"/>
-          <w14:ligatures w14:val="none"/>
-        </w:rPr>
-      </w:pPr>
-      <w:r>
-        <w:rPr>
-          <w:rFonts w:ascii="Times New Roman" w:eastAsia="Times New Roman" w:hAnsi="Times New Roman" w:cs="Times New Roman"/>
-          <w:b/>
-          <w:bCs/>
-          <w:color w:val="000000"/>
-          <w:kern w:val="0"/>
-          <w14:ligatures w14:val="none"/>
-        </w:rPr>
-        <w:t>Priority</w:t>
-      </w:r>
-      <w:r>
-        <w:rPr>
-          <w:rFonts w:ascii="Times New Roman" w:eastAsia="Times New Roman" w:hAnsi="Times New Roman" w:cs="Times New Roman"/>
-          <w:color w:val="000000"/>
-          <w:kern w:val="0"/>
-          <w14:ligatures w14:val="none"/>
-        </w:rPr>
-        <w:t>:</w:t>
+        <w:jc w:val="both"/>
+        <w:rPr>
+          <w:rFonts w:eastAsia="Times New Roman" w:cstheme="minorHAnsi"/>
+          <w:color w:val="000000"/>
+          <w:kern w:val="0"/>
+          <w14:ligatures w14:val="none"/>
+        </w:rPr>
+      </w:pPr>
+      <w:r>
+        <w:rPr>
+          <w:rFonts w:eastAsia="Times New Roman" w:cstheme="minorHAnsi"/>
+          <w:color w:val="000000"/>
+          <w:kern w:val="0"/>
+          <w14:ligatures w14:val="none"/>
+        </w:rPr>
+        <w:t xml:space="preserve">Higher priority (5) for tasks that </w:t>
+      </w:r>
+      <w:r>
+        <w:rPr>
+          <w:rFonts w:eastAsia="Times New Roman" w:cstheme="minorHAnsi"/>
+          <w:color w:val="000000"/>
+          <w:kern w:val="0"/>
+          <w14:ligatures w14:val="none"/>
+        </w:rPr>
+        <w:t>handle</w:t>
+      </w:r>
+      <w:r>
+        <w:rPr>
+          <w:rFonts w:eastAsia="Times New Roman" w:cstheme="minorHAnsi"/>
+          <w:color w:val="000000"/>
+          <w:kern w:val="0"/>
+          <w14:ligatures w14:val="none"/>
+        </w:rPr>
+        <w:t xml:space="preserve"> data (TCP and CAN).</w:t>
       </w:r>
     </w:p>
     <w:p>
@@ -2438,64 +2651,42 @@
           <w:numId w:val="3"/>
         </w:numPr>
         <w:spacing w:before="100" w:beforeAutospacing="1" w:after="100" w:afterAutospacing="1"/>
-        <w:rPr>
-          <w:rFonts w:ascii="Times New Roman" w:eastAsia="Times New Roman" w:hAnsi="Times New Roman" w:cs="Times New Roman"/>
-          <w:color w:val="000000"/>
-          <w:kern w:val="0"/>
-          <w14:ligatures w14:val="none"/>
-        </w:rPr>
-      </w:pPr>
-      <w:r>
-        <w:rPr>
-          <w:rFonts w:ascii="Times New Roman" w:eastAsia="Times New Roman" w:hAnsi="Times New Roman" w:cs="Times New Roman"/>
-          <w:color w:val="000000"/>
-          <w:kern w:val="0"/>
-          <w14:ligatures w14:val="none"/>
-        </w:rPr>
-        <w:t>Higher priority (5) for tasks that send data (TCP and CAN).</w:t>
+        <w:jc w:val="both"/>
+        <w:rPr>
+          <w:rFonts w:eastAsia="Times New Roman" w:cstheme="minorHAnsi"/>
+          <w:color w:val="000000"/>
+          <w:kern w:val="0"/>
+          <w14:ligatures w14:val="none"/>
+        </w:rPr>
+      </w:pPr>
+      <w:r>
+        <w:rPr>
+          <w:rFonts w:eastAsia="Times New Roman" w:cstheme="minorHAnsi"/>
+          <w:color w:val="000000"/>
+          <w:kern w:val="0"/>
+          <w14:ligatures w14:val="none"/>
+        </w:rPr>
+        <w:t>Reading of data has higher priority within their respective tasks</w:t>
       </w:r>
     </w:p>
     <w:p>
       <w:pPr>
         <w:numPr>
-          <w:ilvl w:val="2"/>
+          <w:ilvl w:val="1"/>
           <w:numId w:val="3"/>
         </w:numPr>
         <w:spacing w:before="100" w:beforeAutospacing="1" w:after="100" w:afterAutospacing="1"/>
-        <w:rPr>
-          <w:rFonts w:ascii="Times New Roman" w:eastAsia="Times New Roman" w:hAnsi="Times New Roman" w:cs="Times New Roman"/>
-          <w:color w:val="000000"/>
-          <w:kern w:val="0"/>
-          <w14:ligatures w14:val="none"/>
-        </w:rPr>
-      </w:pPr>
-      <w:r>
-        <w:rPr>
-          <w:rFonts w:ascii="Times New Roman" w:eastAsia="Times New Roman" w:hAnsi="Times New Roman" w:cs="Times New Roman"/>
-          <w:color w:val="000000"/>
-          <w:kern w:val="0"/>
-          <w14:ligatures w14:val="none"/>
-        </w:rPr>
-        <w:t>Lower priority (3) for tasks that handle receiving data.</w:t>
-      </w:r>
-    </w:p>
-    <w:p>
-      <w:pPr>
-        <w:numPr>
-          <w:ilvl w:val="2"/>
-          <w:numId w:val="3"/>
-        </w:numPr>
-        <w:spacing w:before="100" w:beforeAutospacing="1" w:after="100" w:afterAutospacing="1"/>
-        <w:rPr>
-          <w:rFonts w:ascii="Times New Roman" w:eastAsia="Times New Roman" w:hAnsi="Times New Roman" w:cs="Times New Roman"/>
-          <w:color w:val="000000"/>
-          <w:kern w:val="0"/>
-          <w14:ligatures w14:val="none"/>
-        </w:rPr>
-      </w:pPr>
-      <w:r>
-        <w:rPr>
-          <w:rFonts w:ascii="Times New Roman" w:eastAsia="Times New Roman" w:hAnsi="Times New Roman" w:cs="Times New Roman"/>
+        <w:jc w:val="both"/>
+        <w:rPr>
+          <w:rFonts w:eastAsia="Times New Roman" w:cstheme="minorHAnsi"/>
+          <w:color w:val="000000"/>
+          <w:kern w:val="0"/>
+          <w14:ligatures w14:val="none"/>
+        </w:rPr>
+      </w:pPr>
+      <w:r>
+        <w:rPr>
+          <w:rFonts w:eastAsia="Times New Roman" w:cstheme="minorHAnsi"/>
           <w:color w:val="000000"/>
           <w:kern w:val="0"/>
           <w14:ligatures w14:val="none"/>
@@ -2506,27 +2697,24 @@
     <w:p>
       <w:pPr>
         <w:spacing w:before="100" w:beforeAutospacing="1" w:after="100" w:afterAutospacing="1"/>
+        <w:jc w:val="both"/>
         <w:outlineLvl w:val="2"/>
         <w:rPr>
-          <w:rFonts w:ascii="Times New Roman" w:eastAsia="Times New Roman" w:hAnsi="Times New Roman" w:cs="Times New Roman"/>
-          <w:b/>
-          <w:bCs/>
-          <w:color w:val="000000"/>
-          <w:kern w:val="0"/>
-          <w:sz w:val="27"/>
-          <w:szCs w:val="27"/>
-          <w14:ligatures w14:val="none"/>
-        </w:rPr>
-      </w:pPr>
-      <w:r>
-        <w:rPr>
-          <w:rFonts w:ascii="Times New Roman" w:eastAsia="Times New Roman" w:hAnsi="Times New Roman" w:cs="Times New Roman"/>
-          <w:b/>
-          <w:bCs/>
-          <w:color w:val="000000"/>
-          <w:kern w:val="0"/>
-          <w:sz w:val="27"/>
-          <w:szCs w:val="27"/>
+          <w:rFonts w:eastAsia="Times New Roman" w:cstheme="minorHAnsi"/>
+          <w:b/>
+          <w:bCs/>
+          <w:color w:val="000000"/>
+          <w:kern w:val="0"/>
+          <w14:ligatures w14:val="none"/>
+        </w:rPr>
+      </w:pPr>
+      <w:r>
+        <w:rPr>
+          <w:rFonts w:eastAsia="Times New Roman" w:cstheme="minorHAnsi"/>
+          <w:b/>
+          <w:bCs/>
+          <w:color w:val="000000"/>
+          <w:kern w:val="0"/>
           <w14:ligatures w14:val="none"/>
         </w:rPr>
         <w:t>Flow of Data</w:t>
@@ -2539,16 +2727,17 @@
           <w:numId w:val="4"/>
         </w:numPr>
         <w:spacing w:before="100" w:beforeAutospacing="1" w:after="100" w:afterAutospacing="1"/>
-        <w:rPr>
-          <w:rFonts w:ascii="Times New Roman" w:eastAsia="Times New Roman" w:hAnsi="Times New Roman" w:cs="Times New Roman"/>
-          <w:color w:val="000000"/>
-          <w:kern w:val="0"/>
-          <w14:ligatures w14:val="none"/>
-        </w:rPr>
-      </w:pPr>
-      <w:r>
-        <w:rPr>
-          <w:rFonts w:ascii="Times New Roman" w:eastAsia="Times New Roman" w:hAnsi="Times New Roman" w:cs="Times New Roman"/>
+        <w:jc w:val="both"/>
+        <w:rPr>
+          <w:rFonts w:eastAsia="Times New Roman" w:cstheme="minorHAnsi"/>
+          <w:color w:val="000000"/>
+          <w:kern w:val="0"/>
+          <w14:ligatures w14:val="none"/>
+        </w:rPr>
+      </w:pPr>
+      <w:r>
+        <w:rPr>
+          <w:rFonts w:eastAsia="Times New Roman" w:cstheme="minorHAnsi"/>
           <w:b/>
           <w:bCs/>
           <w:color w:val="000000"/>
@@ -2559,7 +2748,7 @@
       </w:r>
       <w:r>
         <w:rPr>
-          <w:rFonts w:ascii="Times New Roman" w:eastAsia="Times New Roman" w:hAnsi="Times New Roman" w:cs="Times New Roman"/>
+          <w:rFonts w:eastAsia="Times New Roman" w:cstheme="minorHAnsi"/>
           <w:color w:val="000000"/>
           <w:kern w:val="0"/>
           <w14:ligatures w14:val="none"/>
@@ -2574,8 +2763,9 @@
           <w:numId w:val="4"/>
         </w:numPr>
         <w:spacing w:before="100" w:beforeAutospacing="1" w:after="100" w:afterAutospacing="1"/>
-        <w:rPr>
-          <w:rFonts w:ascii="Times New Roman" w:eastAsia="Times New Roman" w:hAnsi="Times New Roman" w:cs="Times New Roman"/>
+        <w:jc w:val="both"/>
+        <w:rPr>
+          <w:rFonts w:eastAsia="Times New Roman" w:cstheme="minorHAnsi"/>
           <w:color w:val="000000"/>
           <w:kern w:val="0"/>
           <w14:ligatures w14:val="none"/>
@@ -2584,19 +2774,35 @@
       <w:proofErr w:type="spellStart"/>
       <w:r>
         <w:rPr>
-          <w:rFonts w:ascii="Courier New" w:eastAsia="Times New Roman" w:hAnsi="Courier New" w:cs="Courier New"/>
-          <w:color w:val="000000"/>
-          <w:kern w:val="0"/>
-          <w:sz w:val="20"/>
-          <w:szCs w:val="20"/>
-          <w14:ligatures w14:val="none"/>
-        </w:rPr>
-        <w:t>CANReceiveTask</w:t>
+          <w:rFonts w:eastAsia="Times New Roman" w:cstheme="minorHAnsi"/>
+          <w:color w:val="000000"/>
+          <w:kern w:val="0"/>
+          <w14:ligatures w14:val="none"/>
+        </w:rPr>
+        <w:t>CAN</w:t>
+      </w:r>
+      <w:r>
+        <w:rPr>
+          <w:rFonts w:eastAsia="Times New Roman" w:cstheme="minorHAnsi"/>
+          <w:color w:val="000000"/>
+          <w:kern w:val="0"/>
+          <w14:ligatures w14:val="none"/>
+        </w:rPr>
+        <w:t>Handler</w:t>
+      </w:r>
+      <w:r>
+        <w:rPr>
+          <w:rFonts w:eastAsia="Times New Roman" w:cstheme="minorHAnsi"/>
+          <w:color w:val="000000"/>
+          <w:kern w:val="0"/>
+          <w14:ligatures w14:val="none"/>
+        </w:rPr>
+        <w:t>Task</w:t>
       </w:r>
       <w:proofErr w:type="spellEnd"/>
       <w:r>
         <w:rPr>
-          <w:rFonts w:ascii="Times New Roman" w:eastAsia="Times New Roman" w:hAnsi="Times New Roman" w:cs="Times New Roman"/>
+          <w:rFonts w:eastAsia="Times New Roman" w:cstheme="minorHAnsi"/>
           <w:color w:val="000000"/>
           <w:kern w:val="0"/>
           <w14:ligatures w14:val="none"/>
@@ -2606,11 +2812,9 @@
       <w:proofErr w:type="spellStart"/>
       <w:r>
         <w:rPr>
-          <w:rFonts w:ascii="Courier New" w:eastAsia="Times New Roman" w:hAnsi="Courier New" w:cs="Courier New"/>
-          <w:color w:val="000000"/>
-          <w:kern w:val="0"/>
-          <w:sz w:val="20"/>
-          <w:szCs w:val="20"/>
+          <w:rFonts w:eastAsia="Times New Roman" w:cstheme="minorHAnsi"/>
+          <w:color w:val="000000"/>
+          <w:kern w:val="0"/>
           <w14:ligatures w14:val="none"/>
         </w:rPr>
         <w:t>canToTcpQueue</w:t>
@@ -2618,7 +2822,7 @@
       <w:proofErr w:type="spellEnd"/>
       <w:r>
         <w:rPr>
-          <w:rFonts w:ascii="Times New Roman" w:eastAsia="Times New Roman" w:hAnsi="Times New Roman" w:cs="Times New Roman"/>
+          <w:rFonts w:eastAsia="Times New Roman" w:cstheme="minorHAnsi"/>
           <w:color w:val="000000"/>
           <w:kern w:val="0"/>
           <w14:ligatures w14:val="none"/>
@@ -2633,8 +2837,9 @@
           <w:numId w:val="4"/>
         </w:numPr>
         <w:spacing w:before="100" w:beforeAutospacing="1" w:after="100" w:afterAutospacing="1"/>
-        <w:rPr>
-          <w:rFonts w:ascii="Times New Roman" w:eastAsia="Times New Roman" w:hAnsi="Times New Roman" w:cs="Times New Roman"/>
+        <w:jc w:val="both"/>
+        <w:rPr>
+          <w:rFonts w:eastAsia="Times New Roman" w:cstheme="minorHAnsi"/>
           <w:color w:val="000000"/>
           <w:kern w:val="0"/>
           <w14:ligatures w14:val="none"/>
@@ -2643,19 +2848,35 @@
       <w:proofErr w:type="spellStart"/>
       <w:r>
         <w:rPr>
-          <w:rFonts w:ascii="Courier New" w:eastAsia="Times New Roman" w:hAnsi="Courier New" w:cs="Courier New"/>
-          <w:color w:val="000000"/>
-          <w:kern w:val="0"/>
-          <w:sz w:val="20"/>
-          <w:szCs w:val="20"/>
-          <w14:ligatures w14:val="none"/>
-        </w:rPr>
-        <w:t>TCPSendTask</w:t>
+          <w:rFonts w:eastAsia="Times New Roman" w:cstheme="minorHAnsi"/>
+          <w:color w:val="000000"/>
+          <w:kern w:val="0"/>
+          <w14:ligatures w14:val="none"/>
+        </w:rPr>
+        <w:t>TCP</w:t>
+      </w:r>
+      <w:r>
+        <w:rPr>
+          <w:rFonts w:eastAsia="Times New Roman" w:cstheme="minorHAnsi"/>
+          <w:color w:val="000000"/>
+          <w:kern w:val="0"/>
+          <w14:ligatures w14:val="none"/>
+        </w:rPr>
+        <w:t>Handler</w:t>
+      </w:r>
+      <w:r>
+        <w:rPr>
+          <w:rFonts w:eastAsia="Times New Roman" w:cstheme="minorHAnsi"/>
+          <w:color w:val="000000"/>
+          <w:kern w:val="0"/>
+          <w14:ligatures w14:val="none"/>
+        </w:rPr>
+        <w:t>Task</w:t>
       </w:r>
       <w:proofErr w:type="spellEnd"/>
       <w:r>
         <w:rPr>
-          <w:rFonts w:ascii="Times New Roman" w:eastAsia="Times New Roman" w:hAnsi="Times New Roman" w:cs="Times New Roman"/>
+          <w:rFonts w:eastAsia="Times New Roman" w:cstheme="minorHAnsi"/>
           <w:color w:val="000000"/>
           <w:kern w:val="0"/>
           <w14:ligatures w14:val="none"/>
@@ -2665,7 +2886,7 @@
       <w:proofErr w:type="spellStart"/>
       <w:r>
         <w:rPr>
-          <w:rFonts w:ascii="Times New Roman" w:eastAsia="Times New Roman" w:hAnsi="Times New Roman" w:cs="Times New Roman"/>
+          <w:rFonts w:eastAsia="Times New Roman" w:cstheme="minorHAnsi"/>
           <w:color w:val="000000"/>
           <w:kern w:val="0"/>
           <w14:ligatures w14:val="none"/>
@@ -2675,7 +2896,7 @@
       <w:proofErr w:type="spellEnd"/>
       <w:r>
         <w:rPr>
-          <w:rFonts w:ascii="Times New Roman" w:eastAsia="Times New Roman" w:hAnsi="Times New Roman" w:cs="Times New Roman"/>
+          <w:rFonts w:eastAsia="Times New Roman" w:cstheme="minorHAnsi"/>
           <w:color w:val="000000"/>
           <w:kern w:val="0"/>
           <w14:ligatures w14:val="none"/>
@@ -2690,16 +2911,17 @@
           <w:numId w:val="4"/>
         </w:numPr>
         <w:spacing w:before="100" w:beforeAutospacing="1" w:after="100" w:afterAutospacing="1"/>
-        <w:rPr>
-          <w:rFonts w:ascii="Times New Roman" w:eastAsia="Times New Roman" w:hAnsi="Times New Roman" w:cs="Times New Roman"/>
-          <w:color w:val="000000"/>
-          <w:kern w:val="0"/>
-          <w14:ligatures w14:val="none"/>
-        </w:rPr>
-      </w:pPr>
-      <w:r>
-        <w:rPr>
-          <w:rFonts w:ascii="Times New Roman" w:eastAsia="Times New Roman" w:hAnsi="Times New Roman" w:cs="Times New Roman"/>
+        <w:jc w:val="both"/>
+        <w:rPr>
+          <w:rFonts w:eastAsia="Times New Roman" w:cstheme="minorHAnsi"/>
+          <w:color w:val="000000"/>
+          <w:kern w:val="0"/>
+          <w14:ligatures w14:val="none"/>
+        </w:rPr>
+      </w:pPr>
+      <w:r>
+        <w:rPr>
+          <w:rFonts w:eastAsia="Times New Roman" w:cstheme="minorHAnsi"/>
           <w:b/>
           <w:bCs/>
           <w:color w:val="000000"/>
@@ -2710,7 +2932,7 @@
       </w:r>
       <w:r>
         <w:rPr>
-          <w:rFonts w:ascii="Times New Roman" w:eastAsia="Times New Roman" w:hAnsi="Times New Roman" w:cs="Times New Roman"/>
+          <w:rFonts w:eastAsia="Times New Roman" w:cstheme="minorHAnsi"/>
           <w:color w:val="000000"/>
           <w:kern w:val="0"/>
           <w14:ligatures w14:val="none"/>
@@ -2725,8 +2947,9 @@
           <w:numId w:val="4"/>
         </w:numPr>
         <w:spacing w:before="100" w:beforeAutospacing="1" w:after="100" w:afterAutospacing="1"/>
-        <w:rPr>
-          <w:rFonts w:ascii="Times New Roman" w:eastAsia="Times New Roman" w:hAnsi="Times New Roman" w:cs="Times New Roman"/>
+        <w:jc w:val="both"/>
+        <w:rPr>
+          <w:rFonts w:eastAsia="Times New Roman" w:cstheme="minorHAnsi"/>
           <w:color w:val="000000"/>
           <w:kern w:val="0"/>
           <w14:ligatures w14:val="none"/>
@@ -2735,19 +2958,35 @@
       <w:proofErr w:type="spellStart"/>
       <w:r>
         <w:rPr>
-          <w:rFonts w:ascii="Courier New" w:eastAsia="Times New Roman" w:hAnsi="Courier New" w:cs="Courier New"/>
-          <w:color w:val="000000"/>
-          <w:kern w:val="0"/>
-          <w:sz w:val="20"/>
-          <w:szCs w:val="20"/>
-          <w14:ligatures w14:val="none"/>
-        </w:rPr>
-        <w:t>TCPReceiveTask</w:t>
+          <w:rFonts w:eastAsia="Times New Roman" w:cstheme="minorHAnsi"/>
+          <w:color w:val="000000"/>
+          <w:kern w:val="0"/>
+          <w14:ligatures w14:val="none"/>
+        </w:rPr>
+        <w:t>TCP</w:t>
+      </w:r>
+      <w:r>
+        <w:rPr>
+          <w:rFonts w:eastAsia="Times New Roman" w:cstheme="minorHAnsi"/>
+          <w:color w:val="000000"/>
+          <w:kern w:val="0"/>
+          <w14:ligatures w14:val="none"/>
+        </w:rPr>
+        <w:t>Handler</w:t>
+      </w:r>
+      <w:r>
+        <w:rPr>
+          <w:rFonts w:eastAsia="Times New Roman" w:cstheme="minorHAnsi"/>
+          <w:color w:val="000000"/>
+          <w:kern w:val="0"/>
+          <w14:ligatures w14:val="none"/>
+        </w:rPr>
+        <w:t>Task</w:t>
       </w:r>
       <w:proofErr w:type="spellEnd"/>
       <w:r>
         <w:rPr>
-          <w:rFonts w:ascii="Times New Roman" w:eastAsia="Times New Roman" w:hAnsi="Times New Roman" w:cs="Times New Roman"/>
+          <w:rFonts w:eastAsia="Times New Roman" w:cstheme="minorHAnsi"/>
           <w:color w:val="000000"/>
           <w:kern w:val="0"/>
           <w14:ligatures w14:val="none"/>
@@ -2757,11 +2996,9 @@
       <w:proofErr w:type="spellStart"/>
       <w:r>
         <w:rPr>
-          <w:rFonts w:ascii="Courier New" w:eastAsia="Times New Roman" w:hAnsi="Courier New" w:cs="Courier New"/>
-          <w:color w:val="000000"/>
-          <w:kern w:val="0"/>
-          <w:sz w:val="20"/>
-          <w:szCs w:val="20"/>
+          <w:rFonts w:eastAsia="Times New Roman" w:cstheme="minorHAnsi"/>
+          <w:color w:val="000000"/>
+          <w:kern w:val="0"/>
           <w14:ligatures w14:val="none"/>
         </w:rPr>
         <w:t>tcpToCanQueue</w:t>
@@ -2769,7 +3006,7 @@
       <w:proofErr w:type="spellEnd"/>
       <w:r>
         <w:rPr>
-          <w:rFonts w:ascii="Times New Roman" w:eastAsia="Times New Roman" w:hAnsi="Times New Roman" w:cs="Times New Roman"/>
+          <w:rFonts w:eastAsia="Times New Roman" w:cstheme="minorHAnsi"/>
           <w:color w:val="000000"/>
           <w:kern w:val="0"/>
           <w14:ligatures w14:val="none"/>
@@ -2784,8 +3021,9 @@
           <w:numId w:val="4"/>
         </w:numPr>
         <w:spacing w:before="100" w:beforeAutospacing="1" w:after="100" w:afterAutospacing="1"/>
-        <w:rPr>
-          <w:rFonts w:ascii="Times New Roman" w:eastAsia="Times New Roman" w:hAnsi="Times New Roman" w:cs="Times New Roman"/>
+        <w:jc w:val="both"/>
+        <w:rPr>
+          <w:rFonts w:eastAsia="Times New Roman" w:cstheme="minorHAnsi"/>
           <w:color w:val="000000"/>
           <w:kern w:val="0"/>
           <w14:ligatures w14:val="none"/>
@@ -2794,19 +3032,35 @@
       <w:proofErr w:type="spellStart"/>
       <w:r>
         <w:rPr>
-          <w:rFonts w:ascii="Courier New" w:eastAsia="Times New Roman" w:hAnsi="Courier New" w:cs="Courier New"/>
-          <w:color w:val="000000"/>
-          <w:kern w:val="0"/>
-          <w:sz w:val="20"/>
-          <w:szCs w:val="20"/>
-          <w14:ligatures w14:val="none"/>
-        </w:rPr>
-        <w:t>CANSendTask</w:t>
+          <w:rFonts w:eastAsia="Times New Roman" w:cstheme="minorHAnsi"/>
+          <w:color w:val="000000"/>
+          <w:kern w:val="0"/>
+          <w14:ligatures w14:val="none"/>
+        </w:rPr>
+        <w:t>CAN</w:t>
+      </w:r>
+      <w:r>
+        <w:rPr>
+          <w:rFonts w:eastAsia="Times New Roman" w:cstheme="minorHAnsi"/>
+          <w:color w:val="000000"/>
+          <w:kern w:val="0"/>
+          <w14:ligatures w14:val="none"/>
+        </w:rPr>
+        <w:t>Handler</w:t>
+      </w:r>
+      <w:r>
+        <w:rPr>
+          <w:rFonts w:eastAsia="Times New Roman" w:cstheme="minorHAnsi"/>
+          <w:color w:val="000000"/>
+          <w:kern w:val="0"/>
+          <w14:ligatures w14:val="none"/>
+        </w:rPr>
+        <w:t>Task</w:t>
       </w:r>
       <w:proofErr w:type="spellEnd"/>
       <w:r>
         <w:rPr>
-          <w:rFonts w:ascii="Times New Roman" w:eastAsia="Times New Roman" w:hAnsi="Times New Roman" w:cs="Times New Roman"/>
+          <w:rFonts w:eastAsia="Times New Roman" w:cstheme="minorHAnsi"/>
           <w:color w:val="000000"/>
           <w:kern w:val="0"/>
           <w14:ligatures w14:val="none"/>
@@ -2817,28 +3071,25 @@
     <w:p>
       <w:pPr>
         <w:spacing w:before="100" w:beforeAutospacing="1" w:after="100" w:afterAutospacing="1"/>
+        <w:jc w:val="both"/>
         <w:outlineLvl w:val="2"/>
         <w:rPr>
-          <w:rFonts w:ascii="Times New Roman" w:eastAsia="Times New Roman" w:hAnsi="Times New Roman" w:cs="Times New Roman"/>
-          <w:b/>
-          <w:bCs/>
-          <w:color w:val="000000"/>
-          <w:kern w:val="0"/>
-          <w:sz w:val="27"/>
-          <w:szCs w:val="27"/>
+          <w:rFonts w:eastAsia="Times New Roman" w:cstheme="minorHAnsi"/>
+          <w:b/>
+          <w:bCs/>
+          <w:color w:val="000000"/>
+          <w:kern w:val="0"/>
           <w14:ligatures w14:val="none"/>
         </w:rPr>
       </w:pPr>
       <w:proofErr w:type="spellStart"/>
       <w:r>
         <w:rPr>
-          <w:rFonts w:ascii="Times New Roman" w:eastAsia="Times New Roman" w:hAnsi="Times New Roman" w:cs="Times New Roman"/>
-          <w:b/>
-          <w:bCs/>
-          <w:color w:val="000000"/>
-          <w:kern w:val="0"/>
-          <w:sz w:val="27"/>
-          <w:szCs w:val="27"/>
+          <w:rFonts w:eastAsia="Times New Roman" w:cstheme="minorHAnsi"/>
+          <w:b/>
+          <w:bCs/>
+          <w:color w:val="000000"/>
+          <w:kern w:val="0"/>
           <w14:ligatures w14:val="none"/>
         </w:rPr>
         <w:t>WiFi</w:t>
@@ -2846,13 +3097,11 @@
       <w:proofErr w:type="spellEnd"/>
       <w:r>
         <w:rPr>
-          <w:rFonts w:ascii="Times New Roman" w:eastAsia="Times New Roman" w:hAnsi="Times New Roman" w:cs="Times New Roman"/>
-          <w:b/>
-          <w:bCs/>
-          <w:color w:val="000000"/>
-          <w:kern w:val="0"/>
-          <w:sz w:val="27"/>
-          <w:szCs w:val="27"/>
+          <w:rFonts w:eastAsia="Times New Roman" w:cstheme="minorHAnsi"/>
+          <w:b/>
+          <w:bCs/>
+          <w:color w:val="000000"/>
+          <w:kern w:val="0"/>
           <w14:ligatures w14:val="none"/>
         </w:rPr>
         <w:t xml:space="preserve"> and TCP Connection</w:t>
@@ -2865,16 +3114,17 @@
           <w:numId w:val="5"/>
         </w:numPr>
         <w:spacing w:before="100" w:beforeAutospacing="1" w:after="100" w:afterAutospacing="1"/>
-        <w:rPr>
-          <w:rFonts w:ascii="Times New Roman" w:eastAsia="Times New Roman" w:hAnsi="Times New Roman" w:cs="Times New Roman"/>
-          <w:color w:val="000000"/>
-          <w:kern w:val="0"/>
-          <w14:ligatures w14:val="none"/>
-        </w:rPr>
-      </w:pPr>
-      <w:r>
-        <w:rPr>
-          <w:rFonts w:ascii="Times New Roman" w:eastAsia="Times New Roman" w:hAnsi="Times New Roman" w:cs="Times New Roman"/>
+        <w:jc w:val="both"/>
+        <w:rPr>
+          <w:rFonts w:eastAsia="Times New Roman" w:cstheme="minorHAnsi"/>
+          <w:color w:val="000000"/>
+          <w:kern w:val="0"/>
+          <w14:ligatures w14:val="none"/>
+        </w:rPr>
+      </w:pPr>
+      <w:r>
+        <w:rPr>
+          <w:rFonts w:eastAsia="Times New Roman" w:cstheme="minorHAnsi"/>
           <w:color w:val="000000"/>
           <w:kern w:val="0"/>
           <w14:ligatures w14:val="none"/>
@@ -2884,7 +3134,7 @@
       <w:proofErr w:type="spellStart"/>
       <w:r>
         <w:rPr>
-          <w:rFonts w:ascii="Times New Roman" w:eastAsia="Times New Roman" w:hAnsi="Times New Roman" w:cs="Times New Roman"/>
+          <w:rFonts w:eastAsia="Times New Roman" w:cstheme="minorHAnsi"/>
           <w:b/>
           <w:bCs/>
           <w:color w:val="000000"/>
@@ -2896,7 +3146,7 @@
       <w:proofErr w:type="spellEnd"/>
       <w:r>
         <w:rPr>
-          <w:rFonts w:ascii="Times New Roman" w:eastAsia="Times New Roman" w:hAnsi="Times New Roman" w:cs="Times New Roman"/>
+          <w:rFonts w:eastAsia="Times New Roman" w:cstheme="minorHAnsi"/>
           <w:b/>
           <w:bCs/>
           <w:color w:val="000000"/>
@@ -2907,7 +3157,7 @@
       </w:r>
       <w:r>
         <w:rPr>
-          <w:rFonts w:ascii="Times New Roman" w:eastAsia="Times New Roman" w:hAnsi="Times New Roman" w:cs="Times New Roman"/>
+          <w:rFonts w:eastAsia="Times New Roman" w:cstheme="minorHAnsi"/>
           <w:color w:val="000000"/>
           <w:kern w:val="0"/>
           <w14:ligatures w14:val="none"/>
@@ -2917,7 +3167,7 @@
       <w:proofErr w:type="spellStart"/>
       <w:r>
         <w:rPr>
-          <w:rFonts w:ascii="Times New Roman" w:eastAsia="Times New Roman" w:hAnsi="Times New Roman" w:cs="Times New Roman"/>
+          <w:rFonts w:eastAsia="Times New Roman" w:cstheme="minorHAnsi"/>
           <w:color w:val="000000"/>
           <w:kern w:val="0"/>
           <w14:ligatures w14:val="none"/>
@@ -2927,7 +3177,7 @@
       <w:proofErr w:type="spellEnd"/>
       <w:r>
         <w:rPr>
-          <w:rFonts w:ascii="Times New Roman" w:eastAsia="Times New Roman" w:hAnsi="Times New Roman" w:cs="Times New Roman"/>
+          <w:rFonts w:eastAsia="Times New Roman" w:cstheme="minorHAnsi"/>
           <w:color w:val="000000"/>
           <w:kern w:val="0"/>
           <w14:ligatures w14:val="none"/>
@@ -2942,16 +3192,17 @@
           <w:numId w:val="5"/>
         </w:numPr>
         <w:spacing w:before="100" w:beforeAutospacing="1" w:after="100" w:afterAutospacing="1"/>
-        <w:rPr>
-          <w:rFonts w:ascii="Times New Roman" w:eastAsia="Times New Roman" w:hAnsi="Times New Roman" w:cs="Times New Roman"/>
-          <w:color w:val="000000"/>
-          <w:kern w:val="0"/>
-          <w14:ligatures w14:val="none"/>
-        </w:rPr>
-      </w:pPr>
-      <w:r>
-        <w:rPr>
-          <w:rFonts w:ascii="Times New Roman" w:eastAsia="Times New Roman" w:hAnsi="Times New Roman" w:cs="Times New Roman"/>
+        <w:jc w:val="both"/>
+        <w:rPr>
+          <w:rFonts w:eastAsia="Times New Roman" w:cstheme="minorHAnsi"/>
+          <w:color w:val="000000"/>
+          <w:kern w:val="0"/>
+          <w14:ligatures w14:val="none"/>
+        </w:rPr>
+      </w:pPr>
+      <w:r>
+        <w:rPr>
+          <w:rFonts w:eastAsia="Times New Roman" w:cstheme="minorHAnsi"/>
           <w:color w:val="000000"/>
           <w:kern w:val="0"/>
           <w14:ligatures w14:val="none"/>
@@ -2961,7 +3212,7 @@
       <w:proofErr w:type="spellStart"/>
       <w:r>
         <w:rPr>
-          <w:rFonts w:ascii="Times New Roman" w:eastAsia="Times New Roman" w:hAnsi="Times New Roman" w:cs="Times New Roman"/>
+          <w:rFonts w:eastAsia="Times New Roman" w:cstheme="minorHAnsi"/>
           <w:color w:val="000000"/>
           <w:kern w:val="0"/>
           <w14:ligatures w14:val="none"/>
@@ -2971,40 +3222,38 @@
       <w:proofErr w:type="spellEnd"/>
       <w:r>
         <w:rPr>
-          <w:rFonts w:ascii="Times New Roman" w:eastAsia="Times New Roman" w:hAnsi="Times New Roman" w:cs="Times New Roman"/>
-          <w:color w:val="000000"/>
-          <w:kern w:val="0"/>
-          <w14:ligatures w14:val="none"/>
-        </w:rPr>
-        <w:t xml:space="preserve"> is lost, the system will attempt a restart after 5 seconds.</w:t>
-      </w:r>
-    </w:p>
-    <w:p>
-      <w:pPr>
-        <w:spacing w:before="100" w:beforeAutospacing="1" w:after="100" w:afterAutospacing="1"/>
+          <w:rFonts w:eastAsia="Times New Roman" w:cstheme="minorHAnsi"/>
+          <w:color w:val="000000"/>
+          <w:kern w:val="0"/>
+          <w14:ligatures w14:val="none"/>
+        </w:rPr>
+        <w:t xml:space="preserve"> is lost, the system will restart after 5 seconds.</w:t>
+      </w:r>
+    </w:p>
+    <w:p>
+      <w:pPr>
+        <w:spacing w:before="100" w:beforeAutospacing="1" w:after="100" w:afterAutospacing="1"/>
+        <w:jc w:val="both"/>
         <w:outlineLvl w:val="2"/>
         <w:rPr>
-          <w:rFonts w:ascii="Times New Roman" w:eastAsia="Times New Roman" w:hAnsi="Times New Roman" w:cs="Times New Roman"/>
-          <w:b/>
-          <w:bCs/>
-          <w:color w:val="000000"/>
-          <w:kern w:val="0"/>
-          <w:sz w:val="27"/>
-          <w:szCs w:val="27"/>
-          <w14:ligatures w14:val="none"/>
-        </w:rPr>
-      </w:pPr>
-      <w:r>
-        <w:rPr>
-          <w:rFonts w:ascii="Times New Roman" w:eastAsia="Times New Roman" w:hAnsi="Times New Roman" w:cs="Times New Roman"/>
-          <w:b/>
-          <w:bCs/>
-          <w:color w:val="000000"/>
-          <w:kern w:val="0"/>
-          <w:sz w:val="27"/>
-          <w:szCs w:val="27"/>
-          <w14:ligatures w14:val="none"/>
-        </w:rPr>
+          <w:rFonts w:eastAsia="Times New Roman" w:cstheme="minorHAnsi"/>
+          <w:b/>
+          <w:bCs/>
+          <w:color w:val="000000"/>
+          <w:kern w:val="0"/>
+          <w14:ligatures w14:val="none"/>
+        </w:rPr>
+      </w:pPr>
+      <w:r>
+        <w:rPr>
+          <w:rFonts w:eastAsia="Times New Roman" w:cstheme="minorHAnsi"/>
+          <w:b/>
+          <w:bCs/>
+          <w:color w:val="000000"/>
+          <w:kern w:val="0"/>
+          <w14:ligatures w14:val="none"/>
+        </w:rPr>
+        <w:lastRenderedPageBreak/>
         <w:t>Debugging</w:t>
       </w:r>
     </w:p>
@@ -3015,27 +3264,27 @@
           <w:numId w:val="6"/>
         </w:numPr>
         <w:spacing w:before="100" w:beforeAutospacing="1" w:after="100" w:afterAutospacing="1"/>
-        <w:rPr>
-          <w:rFonts w:ascii="Times New Roman" w:eastAsia="Times New Roman" w:hAnsi="Times New Roman" w:cs="Times New Roman"/>
-          <w:color w:val="000000"/>
-          <w:kern w:val="0"/>
-          <w14:ligatures w14:val="none"/>
-        </w:rPr>
-      </w:pPr>
-      <w:r>
-        <w:rPr>
-          <w:rFonts w:ascii="Times New Roman" w:eastAsia="Times New Roman" w:hAnsi="Times New Roman" w:cs="Times New Roman"/>
-          <w:color w:val="000000"/>
-          <w:kern w:val="0"/>
-          <w14:ligatures w14:val="none"/>
-        </w:rPr>
-        <w:lastRenderedPageBreak/>
+        <w:jc w:val="both"/>
+        <w:rPr>
+          <w:rFonts w:eastAsia="Times New Roman" w:cstheme="minorHAnsi"/>
+          <w:color w:val="000000"/>
+          <w:kern w:val="0"/>
+          <w14:ligatures w14:val="none"/>
+        </w:rPr>
+      </w:pPr>
+      <w:r>
+        <w:rPr>
+          <w:rFonts w:eastAsia="Times New Roman" w:cstheme="minorHAnsi"/>
+          <w:color w:val="000000"/>
+          <w:kern w:val="0"/>
+          <w14:ligatures w14:val="none"/>
+        </w:rPr>
         <w:t>The </w:t>
       </w:r>
       <w:proofErr w:type="spellStart"/>
       <w:r>
         <w:rPr>
-          <w:rFonts w:ascii="Times New Roman" w:eastAsia="Times New Roman" w:hAnsi="Times New Roman" w:cs="Times New Roman"/>
+          <w:rFonts w:eastAsia="Times New Roman" w:cstheme="minorHAnsi"/>
           <w:b/>
           <w:bCs/>
           <w:color w:val="000000"/>
@@ -3047,7 +3296,7 @@
       <w:proofErr w:type="spellEnd"/>
       <w:r>
         <w:rPr>
-          <w:rFonts w:ascii="Times New Roman" w:eastAsia="Times New Roman" w:hAnsi="Times New Roman" w:cs="Times New Roman"/>
+          <w:rFonts w:eastAsia="Times New Roman" w:cstheme="minorHAnsi"/>
           <w:color w:val="000000"/>
           <w:kern w:val="0"/>
           <w14:ligatures w14:val="none"/>
@@ -3056,7 +3305,7 @@
       </w:r>
       <w:r>
         <w:rPr>
-          <w:rFonts w:ascii="Times New Roman" w:eastAsia="Times New Roman" w:hAnsi="Times New Roman" w:cs="Times New Roman"/>
+          <w:rFonts w:eastAsia="Times New Roman" w:cstheme="minorHAnsi"/>
           <w:b/>
           <w:bCs/>
           <w:color w:val="000000"/>
@@ -3067,7 +3316,7 @@
       </w:r>
       <w:r>
         <w:rPr>
-          <w:rFonts w:ascii="Times New Roman" w:eastAsia="Times New Roman" w:hAnsi="Times New Roman" w:cs="Times New Roman"/>
+          <w:rFonts w:eastAsia="Times New Roman" w:cstheme="minorHAnsi"/>
           <w:color w:val="000000"/>
           <w:kern w:val="0"/>
           <w14:ligatures w14:val="none"/>
@@ -3076,7 +3325,7 @@
       </w:r>
       <w:r>
         <w:rPr>
-          <w:rFonts w:ascii="Times New Roman" w:eastAsia="Times New Roman" w:hAnsi="Times New Roman" w:cs="Times New Roman"/>
+          <w:rFonts w:eastAsia="Times New Roman" w:cstheme="minorHAnsi"/>
           <w:b/>
           <w:bCs/>
           <w:color w:val="000000"/>
@@ -3087,7 +3336,7 @@
       </w:r>
       <w:r>
         <w:rPr>
-          <w:rFonts w:ascii="Times New Roman" w:eastAsia="Times New Roman" w:hAnsi="Times New Roman" w:cs="Times New Roman"/>
+          <w:rFonts w:eastAsia="Times New Roman" w:cstheme="minorHAnsi"/>
           <w:color w:val="000000"/>
           <w:kern w:val="0"/>
           <w14:ligatures w14:val="none"/>
@@ -3096,7 +3345,7 @@
       </w:r>
       <w:r>
         <w:rPr>
-          <w:rFonts w:ascii="Times New Roman" w:eastAsia="Times New Roman" w:hAnsi="Times New Roman" w:cs="Times New Roman"/>
+          <w:rFonts w:eastAsia="Times New Roman" w:cstheme="minorHAnsi"/>
           <w:b/>
           <w:bCs/>
           <w:color w:val="000000"/>
@@ -3107,7 +3356,7 @@
       </w:r>
       <w:r>
         <w:rPr>
-          <w:rFonts w:ascii="Times New Roman" w:eastAsia="Times New Roman" w:hAnsi="Times New Roman" w:cs="Times New Roman"/>
+          <w:rFonts w:eastAsia="Times New Roman" w:cstheme="minorHAnsi"/>
           <w:color w:val="000000"/>
           <w:kern w:val="0"/>
           <w14:ligatures w14:val="none"/>
@@ -3122,67 +3371,45 @@
           <w:numId w:val="6"/>
         </w:numPr>
         <w:spacing w:before="100" w:beforeAutospacing="1" w:after="100" w:afterAutospacing="1"/>
-        <w:rPr>
-          <w:rFonts w:ascii="Times New Roman" w:eastAsia="Times New Roman" w:hAnsi="Times New Roman" w:cs="Times New Roman"/>
-          <w:color w:val="000000"/>
-          <w:kern w:val="0"/>
-          <w14:ligatures w14:val="none"/>
-        </w:rPr>
-      </w:pPr>
-      <w:r>
-        <w:rPr>
-          <w:rFonts w:ascii="Times New Roman" w:eastAsia="Times New Roman" w:hAnsi="Times New Roman" w:cs="Times New Roman"/>
-          <w:color w:val="000000"/>
-          <w:kern w:val="0"/>
-          <w14:ligatures w14:val="none"/>
-        </w:rPr>
-        <w:t>If </w:t>
-      </w:r>
-      <w:r>
-        <w:rPr>
-          <w:rFonts w:ascii="Courier New" w:eastAsia="Times New Roman" w:hAnsi="Courier New" w:cs="Courier New"/>
-          <w:color w:val="000000"/>
-          <w:kern w:val="0"/>
-          <w:sz w:val="20"/>
-          <w:szCs w:val="20"/>
-          <w14:ligatures w14:val="none"/>
-        </w:rPr>
-        <w:t>VERBOSE</w:t>
-      </w:r>
-      <w:r>
-        <w:rPr>
-          <w:rFonts w:ascii="Times New Roman" w:eastAsia="Times New Roman" w:hAnsi="Times New Roman" w:cs="Times New Roman"/>
-          <w:color w:val="000000"/>
-          <w:kern w:val="0"/>
-          <w14:ligatures w14:val="none"/>
-        </w:rPr>
-        <w:t> is defined, it logs frames sent over the CAN network and TCP.</w:t>
-      </w:r>
-    </w:p>
-    <w:p>
-      <w:pPr>
-        <w:spacing w:before="100" w:beforeAutospacing="1" w:after="100" w:afterAutospacing="1"/>
+        <w:jc w:val="both"/>
+        <w:rPr>
+          <w:rFonts w:eastAsia="Times New Roman" w:cstheme="minorHAnsi"/>
+          <w:color w:val="000000"/>
+          <w:kern w:val="0"/>
+          <w14:ligatures w14:val="none"/>
+        </w:rPr>
+      </w:pPr>
+      <w:r>
+        <w:rPr>
+          <w:rFonts w:eastAsia="Times New Roman" w:cstheme="minorHAnsi"/>
+          <w:color w:val="000000"/>
+          <w:kern w:val="0"/>
+          <w14:ligatures w14:val="none"/>
+        </w:rPr>
+        <w:t>If VERBOSE is defined, it logs frames sent over the CAN network and TCP.</w:t>
+      </w:r>
+    </w:p>
+    <w:p>
+      <w:pPr>
+        <w:spacing w:before="100" w:beforeAutospacing="1" w:after="100" w:afterAutospacing="1"/>
+        <w:jc w:val="both"/>
         <w:outlineLvl w:val="2"/>
         <w:rPr>
-          <w:rFonts w:ascii="Times New Roman" w:eastAsia="Times New Roman" w:hAnsi="Times New Roman" w:cs="Times New Roman"/>
-          <w:b/>
-          <w:bCs/>
-          <w:color w:val="000000"/>
-          <w:kern w:val="0"/>
-          <w:sz w:val="27"/>
-          <w:szCs w:val="27"/>
-          <w14:ligatures w14:val="none"/>
-        </w:rPr>
-      </w:pPr>
-      <w:r>
-        <w:rPr>
-          <w:rFonts w:ascii="Times New Roman" w:eastAsia="Times New Roman" w:hAnsi="Times New Roman" w:cs="Times New Roman"/>
-          <w:b/>
-          <w:bCs/>
-          <w:color w:val="000000"/>
-          <w:kern w:val="0"/>
-          <w:sz w:val="27"/>
-          <w:szCs w:val="27"/>
+          <w:rFonts w:eastAsia="Times New Roman" w:cstheme="minorHAnsi"/>
+          <w:b/>
+          <w:bCs/>
+          <w:color w:val="000000"/>
+          <w:kern w:val="0"/>
+          <w14:ligatures w14:val="none"/>
+        </w:rPr>
+      </w:pPr>
+      <w:r>
+        <w:rPr>
+          <w:rFonts w:eastAsia="Times New Roman" w:cstheme="minorHAnsi"/>
+          <w:b/>
+          <w:bCs/>
+          <w:color w:val="000000"/>
+          <w:kern w:val="0"/>
           <w14:ligatures w14:val="none"/>
         </w:rPr>
         <w:t>Restart Logic</w:t>
@@ -3195,16 +3422,17 @@
           <w:numId w:val="7"/>
         </w:numPr>
         <w:spacing w:before="100" w:beforeAutospacing="1" w:after="100" w:afterAutospacing="1"/>
-        <w:rPr>
-          <w:rFonts w:ascii="Times New Roman" w:eastAsia="Times New Roman" w:hAnsi="Times New Roman" w:cs="Times New Roman"/>
-          <w:color w:val="000000"/>
-          <w:kern w:val="0"/>
-          <w14:ligatures w14:val="none"/>
-        </w:rPr>
-      </w:pPr>
-      <w:r>
-        <w:rPr>
-          <w:rFonts w:ascii="Times New Roman" w:eastAsia="Times New Roman" w:hAnsi="Times New Roman" w:cs="Times New Roman"/>
+        <w:jc w:val="both"/>
+        <w:rPr>
+          <w:rFonts w:eastAsia="Times New Roman" w:cstheme="minorHAnsi"/>
+          <w:color w:val="000000"/>
+          <w:kern w:val="0"/>
+          <w14:ligatures w14:val="none"/>
+        </w:rPr>
+      </w:pPr>
+      <w:r>
+        <w:rPr>
+          <w:rFonts w:eastAsia="Times New Roman" w:cstheme="minorHAnsi"/>
           <w:color w:val="000000"/>
           <w:kern w:val="0"/>
           <w14:ligatures w14:val="none"/>
@@ -3213,7 +3441,7 @@
       </w:r>
       <w:r>
         <w:rPr>
-          <w:rFonts w:ascii="Times New Roman" w:eastAsia="Times New Roman" w:hAnsi="Times New Roman" w:cs="Times New Roman"/>
+          <w:rFonts w:eastAsia="Times New Roman" w:cstheme="minorHAnsi"/>
           <w:b/>
           <w:bCs/>
           <w:color w:val="000000"/>
@@ -3224,27 +3452,25 @@
       </w:r>
       <w:r>
         <w:rPr>
-          <w:rFonts w:ascii="Times New Roman" w:eastAsia="Times New Roman" w:hAnsi="Times New Roman" w:cs="Times New Roman"/>
-          <w:color w:val="000000"/>
-          <w:kern w:val="0"/>
-          <w14:ligatures w14:val="none"/>
-        </w:rPr>
-        <w:t>, the program attempts to send the frame </w:t>
-      </w:r>
-      <w:r>
-        <w:rPr>
-          <w:rFonts w:ascii="Times New Roman" w:eastAsia="Times New Roman" w:hAnsi="Times New Roman" w:cs="Times New Roman"/>
-          <w:b/>
-          <w:bCs/>
-          <w:color w:val="000000"/>
-          <w:kern w:val="0"/>
-          <w14:ligatures w14:val="none"/>
-        </w:rPr>
-        <w:t>up to 5 times</w:t>
-      </w:r>
-      <w:r>
-        <w:rPr>
-          <w:rFonts w:ascii="Times New Roman" w:eastAsia="Times New Roman" w:hAnsi="Times New Roman" w:cs="Times New Roman"/>
+          <w:rFonts w:eastAsia="Times New Roman" w:cstheme="minorHAnsi"/>
+          <w:color w:val="000000"/>
+          <w:kern w:val="0"/>
+          <w14:ligatures w14:val="none"/>
+        </w:rPr>
+        <w:t xml:space="preserve">, the program attempts to send the </w:t>
+      </w:r>
+      <w:r>
+        <w:rPr>
+          <w:rFonts w:eastAsia="Times New Roman" w:cstheme="minorHAnsi"/>
+          <w:color w:val="000000"/>
+          <w:kern w:val="0"/>
+          <w14:ligatures w14:val="none"/>
+        </w:rPr>
+        <w:t>frame up to 5 times</w:t>
+      </w:r>
+      <w:r>
+        <w:rPr>
+          <w:rFonts w:eastAsia="Times New Roman" w:cstheme="minorHAnsi"/>
           <w:color w:val="000000"/>
           <w:kern w:val="0"/>
           <w14:ligatures w14:val="none"/>
@@ -3259,67 +3485,144 @@
           <w:numId w:val="7"/>
         </w:numPr>
         <w:spacing w:before="100" w:beforeAutospacing="1" w:after="100" w:afterAutospacing="1"/>
-        <w:rPr>
-          <w:rFonts w:ascii="Times New Roman" w:eastAsia="Times New Roman" w:hAnsi="Times New Roman" w:cs="Times New Roman"/>
-          <w:color w:val="000000"/>
-          <w:kern w:val="0"/>
-          <w14:ligatures w14:val="none"/>
-        </w:rPr>
-      </w:pPr>
-      <w:r>
-        <w:rPr>
-          <w:rFonts w:ascii="Times New Roman" w:eastAsia="Times New Roman" w:hAnsi="Times New Roman" w:cs="Times New Roman"/>
-          <w:color w:val="000000"/>
-          <w:kern w:val="0"/>
-          <w14:ligatures w14:val="none"/>
-        </w:rPr>
-        <w:t>If the sending process continues to fail, the system </w:t>
-      </w:r>
-      <w:r>
-        <w:rPr>
-          <w:rFonts w:ascii="Times New Roman" w:eastAsia="Times New Roman" w:hAnsi="Times New Roman" w:cs="Times New Roman"/>
-          <w:b/>
-          <w:bCs/>
-          <w:color w:val="000000"/>
-          <w:kern w:val="0"/>
-          <w14:ligatures w14:val="none"/>
-        </w:rPr>
-        <w:t>restarts</w:t>
-      </w:r>
-      <w:r>
-        <w:rPr>
-          <w:rFonts w:ascii="Times New Roman" w:eastAsia="Times New Roman" w:hAnsi="Times New Roman" w:cs="Times New Roman"/>
-          <w:color w:val="000000"/>
-          <w:kern w:val="0"/>
-          <w14:ligatures w14:val="none"/>
-        </w:rPr>
-        <w:t> after 10 seconds.</w:t>
-      </w:r>
-    </w:p>
-    <w:p>
-      <w:pPr>
-        <w:spacing w:before="100" w:beforeAutospacing="1" w:after="100" w:afterAutospacing="1"/>
+        <w:jc w:val="both"/>
+        <w:rPr>
+          <w:rFonts w:eastAsia="Times New Roman" w:cstheme="minorHAnsi"/>
+          <w:color w:val="000000"/>
+          <w:kern w:val="0"/>
+          <w14:ligatures w14:val="none"/>
+        </w:rPr>
+      </w:pPr>
+      <w:r>
+        <w:rPr>
+          <w:rFonts w:eastAsia="Times New Roman" w:cstheme="minorHAnsi"/>
+          <w:color w:val="000000"/>
+          <w:kern w:val="0"/>
+          <w14:ligatures w14:val="none"/>
+        </w:rPr>
+        <w:t xml:space="preserve">If the </w:t>
+      </w:r>
+      <w:r>
+        <w:rPr>
+          <w:rFonts w:eastAsia="Times New Roman" w:cstheme="minorHAnsi"/>
+          <w:color w:val="000000"/>
+          <w:kern w:val="0"/>
+          <w14:ligatures w14:val="none"/>
+        </w:rPr>
+        <w:t xml:space="preserve">CAN </w:t>
+      </w:r>
+      <w:r>
+        <w:rPr>
+          <w:rFonts w:eastAsia="Times New Roman" w:cstheme="minorHAnsi"/>
+          <w:color w:val="000000"/>
+          <w:kern w:val="0"/>
+          <w14:ligatures w14:val="none"/>
+        </w:rPr>
+        <w:t>sending process continues to fail, the system</w:t>
+      </w:r>
+      <w:r>
+        <w:rPr>
+          <w:rFonts w:eastAsia="Times New Roman" w:cstheme="minorHAnsi"/>
+          <w:color w:val="000000"/>
+          <w:kern w:val="0"/>
+          <w14:ligatures w14:val="none"/>
+        </w:rPr>
+        <w:t xml:space="preserve"> restarts</w:t>
+      </w:r>
+      <w:r>
+        <w:rPr>
+          <w:rFonts w:eastAsia="Times New Roman" w:cstheme="minorHAnsi"/>
+          <w:color w:val="000000"/>
+          <w:kern w:val="0"/>
+          <w14:ligatures w14:val="none"/>
+        </w:rPr>
+        <w:t>.</w:t>
+      </w:r>
+    </w:p>
+    <w:p>
+      <w:pPr>
+        <w:numPr>
+          <w:ilvl w:val="0"/>
+          <w:numId w:val="7"/>
+        </w:numPr>
+        <w:spacing w:before="100" w:beforeAutospacing="1" w:after="100" w:afterAutospacing="1"/>
+        <w:jc w:val="both"/>
+        <w:rPr>
+          <w:rFonts w:eastAsia="Times New Roman" w:cstheme="minorHAnsi"/>
+          <w:color w:val="000000"/>
+          <w:kern w:val="0"/>
+          <w14:ligatures w14:val="none"/>
+        </w:rPr>
+      </w:pPr>
+      <w:r>
+        <w:rPr>
+          <w:rFonts w:eastAsia="Times New Roman" w:cstheme="minorHAnsi"/>
+          <w:color w:val="000000"/>
+          <w:kern w:val="0"/>
+          <w14:ligatures w14:val="none"/>
+        </w:rPr>
+        <w:t xml:space="preserve">If </w:t>
+      </w:r>
+      <w:proofErr w:type="spellStart"/>
+      <w:r>
+        <w:rPr>
+          <w:rFonts w:eastAsia="Times New Roman" w:cstheme="minorHAnsi"/>
+          <w:color w:val="000000"/>
+          <w:kern w:val="0"/>
+          <w14:ligatures w14:val="none"/>
+        </w:rPr>
+        <w:t>Rocrail</w:t>
+      </w:r>
+      <w:proofErr w:type="spellEnd"/>
+      <w:r>
+        <w:rPr>
+          <w:rFonts w:eastAsia="Times New Roman" w:cstheme="minorHAnsi"/>
+          <w:color w:val="000000"/>
+          <w:kern w:val="0"/>
+          <w14:ligatures w14:val="none"/>
+        </w:rPr>
+        <w:t xml:space="preserve"> disconnects, the </w:t>
+      </w:r>
+      <w:r>
+        <w:rPr>
+          <w:rFonts w:eastAsia="Times New Roman" w:cstheme="minorHAnsi"/>
+          <w:color w:val="000000"/>
+          <w:kern w:val="0"/>
+          <w14:ligatures w14:val="none"/>
+        </w:rPr>
+        <w:t>system</w:t>
+      </w:r>
+      <w:r>
+        <w:rPr>
+          <w:rFonts w:eastAsia="Times New Roman" w:cstheme="minorHAnsi"/>
+          <w:color w:val="000000"/>
+          <w:kern w:val="0"/>
+          <w14:ligatures w14:val="none"/>
+        </w:rPr>
+        <w:t xml:space="preserve"> restarts.</w:t>
+      </w:r>
+    </w:p>
+    <w:p>
+      <w:pPr>
+        <w:spacing w:before="100" w:beforeAutospacing="1" w:after="100" w:afterAutospacing="1"/>
+        <w:jc w:val="both"/>
         <w:outlineLvl w:val="2"/>
         <w:rPr>
-          <w:rFonts w:ascii="Times New Roman" w:eastAsia="Times New Roman" w:hAnsi="Times New Roman" w:cs="Times New Roman"/>
-          <w:b/>
-          <w:bCs/>
-          <w:color w:val="000000"/>
-          <w:kern w:val="0"/>
-          <w:sz w:val="27"/>
-          <w:szCs w:val="27"/>
-          <w14:ligatures w14:val="none"/>
-        </w:rPr>
-      </w:pPr>
-      <w:r>
-        <w:rPr>
-          <w:rFonts w:ascii="Times New Roman" w:eastAsia="Times New Roman" w:hAnsi="Times New Roman" w:cs="Times New Roman"/>
-          <w:b/>
-          <w:bCs/>
-          <w:color w:val="000000"/>
-          <w:kern w:val="0"/>
-          <w:sz w:val="27"/>
-          <w:szCs w:val="27"/>
+          <w:rFonts w:eastAsia="Times New Roman" w:cstheme="minorHAnsi"/>
+          <w:b/>
+          <w:bCs/>
+          <w:color w:val="000000"/>
+          <w:kern w:val="0"/>
+          <w14:ligatures w14:val="none"/>
+        </w:rPr>
+      </w:pPr>
+      <w:r>
+        <w:rPr>
+          <w:rFonts w:eastAsia="Times New Roman" w:cstheme="minorHAnsi"/>
+          <w:b/>
+          <w:bCs/>
+          <w:color w:val="000000"/>
+          <w:kern w:val="0"/>
           <w14:ligatures w14:val="none"/>
         </w:rPr>
         <w:t>Performance Considerations</w:t>
@@ -3332,16 +3635,17 @@
           <w:numId w:val="8"/>
         </w:numPr>
         <w:spacing w:before="100" w:beforeAutospacing="1" w:after="100" w:afterAutospacing="1"/>
-        <w:rPr>
-          <w:rFonts w:ascii="Times New Roman" w:eastAsia="Times New Roman" w:hAnsi="Times New Roman" w:cs="Times New Roman"/>
-          <w:color w:val="000000"/>
-          <w:kern w:val="0"/>
-          <w14:ligatures w14:val="none"/>
-        </w:rPr>
-      </w:pPr>
-      <w:r>
-        <w:rPr>
-          <w:rFonts w:ascii="Times New Roman" w:eastAsia="Times New Roman" w:hAnsi="Times New Roman" w:cs="Times New Roman"/>
+        <w:jc w:val="both"/>
+        <w:rPr>
+          <w:rFonts w:eastAsia="Times New Roman" w:cstheme="minorHAnsi"/>
+          <w:color w:val="000000"/>
+          <w:kern w:val="0"/>
+          <w14:ligatures w14:val="none"/>
+        </w:rPr>
+      </w:pPr>
+      <w:r>
+        <w:rPr>
+          <w:rFonts w:eastAsia="Times New Roman" w:cstheme="minorHAnsi"/>
           <w:b/>
           <w:bCs/>
           <w:color w:val="000000"/>
@@ -3352,12 +3656,48 @@
       </w:r>
       <w:r>
         <w:rPr>
-          <w:rFonts w:ascii="Times New Roman" w:eastAsia="Times New Roman" w:hAnsi="Times New Roman" w:cs="Times New Roman"/>
-          <w:color w:val="000000"/>
-          <w:kern w:val="0"/>
-          <w14:ligatures w14:val="none"/>
-        </w:rPr>
-        <w:t> ensures that the CAN message sending/receiving operations are given higher CPU time.</w:t>
+          <w:rFonts w:eastAsia="Times New Roman" w:cstheme="minorHAnsi"/>
+          <w:color w:val="000000"/>
+          <w:kern w:val="0"/>
+          <w14:ligatures w14:val="none"/>
+        </w:rPr>
+        <w:t xml:space="preserve"> ensures that the CAN </w:t>
+      </w:r>
+      <w:r>
+        <w:rPr>
+          <w:rFonts w:eastAsia="Times New Roman" w:cstheme="minorHAnsi"/>
+          <w:color w:val="000000"/>
+          <w:kern w:val="0"/>
+          <w14:ligatures w14:val="none"/>
+        </w:rPr>
+        <w:t xml:space="preserve">and TCP </w:t>
+      </w:r>
+      <w:r>
+        <w:rPr>
+          <w:rFonts w:eastAsia="Times New Roman" w:cstheme="minorHAnsi"/>
+          <w:color w:val="000000"/>
+          <w:kern w:val="0"/>
+          <w14:ligatures w14:val="none"/>
+        </w:rPr>
+        <w:t xml:space="preserve">message operations are given </w:t>
+      </w:r>
+      <w:r>
+        <w:rPr>
+          <w:rFonts w:eastAsia="Times New Roman" w:cstheme="minorHAnsi"/>
+          <w:color w:val="000000"/>
+          <w:kern w:val="0"/>
+          <w14:ligatures w14:val="none"/>
+        </w:rPr>
+        <w:t>more</w:t>
+      </w:r>
+      <w:r>
+        <w:rPr>
+          <w:rFonts w:eastAsia="Times New Roman" w:cstheme="minorHAnsi"/>
+          <w:color w:val="000000"/>
+          <w:kern w:val="0"/>
+          <w14:ligatures w14:val="none"/>
+        </w:rPr>
+        <w:t xml:space="preserve"> CPU time.</w:t>
       </w:r>
     </w:p>
     <w:p>
@@ -3367,16 +3707,17 @@
           <w:numId w:val="8"/>
         </w:numPr>
         <w:spacing w:before="100" w:beforeAutospacing="1" w:after="100" w:afterAutospacing="1"/>
-        <w:rPr>
-          <w:rFonts w:ascii="Times New Roman" w:eastAsia="Times New Roman" w:hAnsi="Times New Roman" w:cs="Times New Roman"/>
-          <w:color w:val="000000"/>
-          <w:kern w:val="0"/>
-          <w14:ligatures w14:val="none"/>
-        </w:rPr>
-      </w:pPr>
-      <w:r>
-        <w:rPr>
-          <w:rFonts w:ascii="Times New Roman" w:eastAsia="Times New Roman" w:hAnsi="Times New Roman" w:cs="Times New Roman"/>
+        <w:jc w:val="both"/>
+        <w:rPr>
+          <w:rFonts w:eastAsia="Times New Roman" w:cstheme="minorHAnsi"/>
+          <w:color w:val="000000"/>
+          <w:kern w:val="0"/>
+          <w14:ligatures w14:val="none"/>
+        </w:rPr>
+      </w:pPr>
+      <w:r>
+        <w:rPr>
+          <w:rFonts w:eastAsia="Times New Roman" w:cstheme="minorHAnsi"/>
           <w:b/>
           <w:bCs/>
           <w:color w:val="000000"/>
@@ -3387,7 +3728,7 @@
       </w:r>
       <w:r>
         <w:rPr>
-          <w:rFonts w:ascii="Times New Roman" w:eastAsia="Times New Roman" w:hAnsi="Times New Roman" w:cs="Times New Roman"/>
+          <w:rFonts w:eastAsia="Times New Roman" w:cstheme="minorHAnsi"/>
           <w:color w:val="000000"/>
           <w:kern w:val="0"/>
           <w14:ligatures w14:val="none"/>
@@ -3402,16 +3743,17 @@
           <w:numId w:val="8"/>
         </w:numPr>
         <w:spacing w:before="100" w:beforeAutospacing="1" w:after="100" w:afterAutospacing="1"/>
-        <w:rPr>
-          <w:rFonts w:ascii="Times New Roman" w:eastAsia="Times New Roman" w:hAnsi="Times New Roman" w:cs="Times New Roman"/>
-          <w:color w:val="000000"/>
-          <w:kern w:val="0"/>
-          <w14:ligatures w14:val="none"/>
-        </w:rPr>
-      </w:pPr>
-      <w:r>
-        <w:rPr>
-          <w:rFonts w:ascii="Times New Roman" w:eastAsia="Times New Roman" w:hAnsi="Times New Roman" w:cs="Times New Roman"/>
+        <w:jc w:val="both"/>
+        <w:rPr>
+          <w:rFonts w:eastAsia="Times New Roman" w:cstheme="minorHAnsi"/>
+          <w:color w:val="000000"/>
+          <w:kern w:val="0"/>
+          <w14:ligatures w14:val="none"/>
+        </w:rPr>
+      </w:pPr>
+      <w:r>
+        <w:rPr>
+          <w:rFonts w:eastAsia="Times New Roman" w:cstheme="minorHAnsi"/>
           <w:b/>
           <w:bCs/>
           <w:color w:val="000000"/>
@@ -3422,7 +3764,7 @@
       </w:r>
       <w:r>
         <w:rPr>
-          <w:rFonts w:ascii="Times New Roman" w:eastAsia="Times New Roman" w:hAnsi="Times New Roman" w:cs="Times New Roman"/>
+          <w:rFonts w:eastAsia="Times New Roman" w:cstheme="minorHAnsi"/>
           <w:color w:val="000000"/>
           <w:kern w:val="0"/>
           <w14:ligatures w14:val="none"/>
@@ -3432,302 +3774,84 @@
     </w:p>
     <w:p>
       <w:pPr>
-        <w:spacing w:before="100" w:beforeAutospacing="1" w:after="100" w:afterAutospacing="1"/>
-        <w:outlineLvl w:val="2"/>
-        <w:rPr>
-          <w:rFonts w:ascii="Times New Roman" w:eastAsia="Times New Roman" w:hAnsi="Times New Roman" w:cs="Times New Roman"/>
-          <w:b/>
-          <w:bCs/>
-          <w:color w:val="000000"/>
-          <w:kern w:val="0"/>
-          <w:sz w:val="27"/>
-          <w:szCs w:val="27"/>
-          <w14:ligatures w14:val="none"/>
-        </w:rPr>
-      </w:pPr>
-      <w:r>
-        <w:rPr>
-          <w:rFonts w:ascii="Times New Roman" w:eastAsia="Times New Roman" w:hAnsi="Times New Roman" w:cs="Times New Roman"/>
-          <w:b/>
-          <w:bCs/>
-          <w:color w:val="000000"/>
-          <w:kern w:val="0"/>
-          <w:sz w:val="27"/>
-          <w:szCs w:val="27"/>
-          <w14:ligatures w14:val="none"/>
-        </w:rPr>
-        <w:t>Final Thoughts</w:t>
-      </w:r>
-    </w:p>
-    <w:p>
-      <w:pPr>
-        <w:numPr>
-          <w:ilvl w:val="0"/>
-          <w:numId w:val="9"/>
-        </w:numPr>
-        <w:spacing w:before="100" w:beforeAutospacing="1" w:after="100" w:afterAutospacing="1"/>
-        <w:rPr>
-          <w:rFonts w:ascii="Times New Roman" w:eastAsia="Times New Roman" w:hAnsi="Times New Roman" w:cs="Times New Roman"/>
-          <w:color w:val="000000"/>
-          <w:kern w:val="0"/>
-          <w14:ligatures w14:val="none"/>
-        </w:rPr>
-      </w:pPr>
-      <w:r>
-        <w:rPr>
-          <w:rFonts w:ascii="Times New Roman" w:eastAsia="Times New Roman" w:hAnsi="Times New Roman" w:cs="Times New Roman"/>
-          <w:color w:val="000000"/>
-          <w:kern w:val="0"/>
-          <w14:ligatures w14:val="none"/>
-        </w:rPr>
-        <w:t>This design efficiently handles both </w:t>
-      </w:r>
-      <w:r>
-        <w:rPr>
-          <w:rFonts w:ascii="Times New Roman" w:eastAsia="Times New Roman" w:hAnsi="Times New Roman" w:cs="Times New Roman"/>
-          <w:b/>
-          <w:bCs/>
-          <w:color w:val="000000"/>
-          <w:kern w:val="0"/>
-          <w14:ligatures w14:val="none"/>
-        </w:rPr>
-        <w:t>CAN and TCP communications</w:t>
-      </w:r>
-      <w:r>
-        <w:rPr>
-          <w:rFonts w:ascii="Times New Roman" w:eastAsia="Times New Roman" w:hAnsi="Times New Roman" w:cs="Times New Roman"/>
-          <w:color w:val="000000"/>
-          <w:kern w:val="0"/>
-          <w14:ligatures w14:val="none"/>
-        </w:rPr>
-        <w:t> in a real-time, concurrent manner.</w:t>
-      </w:r>
-    </w:p>
-    <w:p>
-      <w:pPr>
-        <w:numPr>
-          <w:ilvl w:val="0"/>
-          <w:numId w:val="9"/>
-        </w:numPr>
-        <w:spacing w:before="100" w:beforeAutospacing="1" w:after="100" w:afterAutospacing="1"/>
-        <w:rPr>
-          <w:rFonts w:ascii="Times New Roman" w:eastAsia="Times New Roman" w:hAnsi="Times New Roman" w:cs="Times New Roman"/>
-          <w:color w:val="000000"/>
-          <w:kern w:val="0"/>
-          <w14:ligatures w14:val="none"/>
-        </w:rPr>
-      </w:pPr>
-      <w:r>
-        <w:rPr>
-          <w:rFonts w:ascii="Times New Roman" w:eastAsia="Times New Roman" w:hAnsi="Times New Roman" w:cs="Times New Roman"/>
-          <w:color w:val="000000"/>
-          <w:kern w:val="0"/>
-          <w14:ligatures w14:val="none"/>
-        </w:rPr>
-        <w:t>The system ensures </w:t>
-      </w:r>
-      <w:r>
-        <w:rPr>
-          <w:rFonts w:ascii="Times New Roman" w:eastAsia="Times New Roman" w:hAnsi="Times New Roman" w:cs="Times New Roman"/>
-          <w:b/>
-          <w:bCs/>
-          <w:color w:val="000000"/>
-          <w:kern w:val="0"/>
-          <w14:ligatures w14:val="none"/>
-        </w:rPr>
-        <w:t>high priority</w:t>
-      </w:r>
-      <w:r>
-        <w:rPr>
-          <w:rFonts w:ascii="Times New Roman" w:eastAsia="Times New Roman" w:hAnsi="Times New Roman" w:cs="Times New Roman"/>
-          <w:color w:val="000000"/>
-          <w:kern w:val="0"/>
-          <w14:ligatures w14:val="none"/>
-        </w:rPr>
-        <w:t> for critical tasks while leaving room for </w:t>
-      </w:r>
-      <w:r>
-        <w:rPr>
-          <w:rFonts w:ascii="Times New Roman" w:eastAsia="Times New Roman" w:hAnsi="Times New Roman" w:cs="Times New Roman"/>
-          <w:b/>
-          <w:bCs/>
-          <w:color w:val="000000"/>
-          <w:kern w:val="0"/>
-          <w14:ligatures w14:val="none"/>
-        </w:rPr>
-        <w:t>debugging</w:t>
-      </w:r>
-      <w:r>
-        <w:rPr>
-          <w:rFonts w:ascii="Times New Roman" w:eastAsia="Times New Roman" w:hAnsi="Times New Roman" w:cs="Times New Roman"/>
-          <w:color w:val="000000"/>
-          <w:kern w:val="0"/>
-          <w14:ligatures w14:val="none"/>
-        </w:rPr>
-        <w:t> if needed.</w:t>
-      </w:r>
-    </w:p>
-    <w:p>
-      <w:pPr>
-        <w:numPr>
-          <w:ilvl w:val="0"/>
-          <w:numId w:val="9"/>
-        </w:numPr>
-        <w:spacing w:before="100" w:beforeAutospacing="1" w:after="100" w:afterAutospacing="1"/>
-        <w:rPr>
-          <w:rFonts w:ascii="Times New Roman" w:eastAsia="Times New Roman" w:hAnsi="Times New Roman" w:cs="Times New Roman"/>
-          <w:color w:val="000000"/>
-          <w:kern w:val="0"/>
-          <w14:ligatures w14:val="none"/>
-        </w:rPr>
-      </w:pPr>
-      <w:r>
-        <w:rPr>
-          <w:rFonts w:ascii="Times New Roman" w:eastAsia="Times New Roman" w:hAnsi="Times New Roman" w:cs="Times New Roman"/>
-          <w:color w:val="000000"/>
-          <w:kern w:val="0"/>
-          <w14:ligatures w14:val="none"/>
-        </w:rPr>
-        <w:t>The use of </w:t>
-      </w:r>
-      <w:r>
-        <w:rPr>
-          <w:rFonts w:ascii="Times New Roman" w:eastAsia="Times New Roman" w:hAnsi="Times New Roman" w:cs="Times New Roman"/>
-          <w:b/>
-          <w:bCs/>
-          <w:color w:val="000000"/>
-          <w:kern w:val="0"/>
-          <w14:ligatures w14:val="none"/>
-        </w:rPr>
-        <w:t>queues and tasks</w:t>
-      </w:r>
-      <w:r>
-        <w:rPr>
-          <w:rFonts w:ascii="Times New Roman" w:eastAsia="Times New Roman" w:hAnsi="Times New Roman" w:cs="Times New Roman"/>
-          <w:color w:val="000000"/>
-          <w:kern w:val="0"/>
-          <w14:ligatures w14:val="none"/>
-        </w:rPr>
-        <w:t> helps decouple the processes, improving flexibility and performance.</w:t>
-      </w:r>
-    </w:p>
-    <w:p>
+        <w:jc w:val="both"/>
+        <w:rPr>
+          <w:rFonts w:cstheme="minorHAnsi"/>
+        </w:rPr>
+      </w:pPr>
+      <w:r>
+        <w:rPr>
+          <w:rFonts w:eastAsia="Times New Roman" w:cstheme="minorHAnsi"/>
+          <w:b/>
+          <w:bCs/>
+          <w:color w:val="000000"/>
+          <w:kern w:val="0"/>
+          <w14:ligatures w14:val="none"/>
+        </w:rPr>
+        <w:t>Wi</w:t>
+      </w:r>
+      <w:r>
+        <w:rPr>
+          <w:rFonts w:eastAsia="Times New Roman" w:cstheme="minorHAnsi"/>
+          <w:b/>
+          <w:bCs/>
+          <w:color w:val="000000"/>
+          <w:kern w:val="0"/>
+          <w14:ligatures w14:val="none"/>
+        </w:rPr>
+        <w:t>-</w:t>
+      </w:r>
+      <w:r>
+        <w:rPr>
+          <w:rFonts w:eastAsia="Times New Roman" w:cstheme="minorHAnsi"/>
+          <w:b/>
+          <w:bCs/>
+          <w:color w:val="000000"/>
+          <w:kern w:val="0"/>
+          <w14:ligatures w14:val="none"/>
+        </w:rPr>
+        <w:t>Fi Manager</w:t>
+      </w:r>
+    </w:p>
+    <w:p>
+      <w:pPr>
+        <w:spacing w:before="100" w:beforeAutospacing="1" w:after="100" w:afterAutospacing="1"/>
+        <w:jc w:val="both"/>
+        <w:rPr>
+          <w:rFonts w:eastAsia="Times New Roman" w:cstheme="minorHAnsi"/>
+          <w:color w:val="000000"/>
+          <w:kern w:val="0"/>
+          <w14:ligatures w14:val="none"/>
+        </w:rPr>
+      </w:pPr>
+      <w:r>
+        <w:rPr>
+          <w:rFonts w:eastAsia="Times New Roman" w:cstheme="minorHAnsi"/>
+          <w:color w:val="000000"/>
+          <w:kern w:val="0"/>
+          <w14:ligatures w14:val="none"/>
+        </w:rPr>
+        <w:t>The </w:t>
+      </w:r>
       <w:proofErr w:type="spellStart"/>
       <w:r>
         <w:rPr>
-          <w:rFonts w:ascii="Times New Roman" w:eastAsia="Times New Roman" w:hAnsi="Times New Roman" w:cs="Times New Roman"/>
-          <w:b/>
-          <w:bCs/>
-          <w:color w:val="000000"/>
-          <w:kern w:val="0"/>
-          <w:sz w:val="27"/>
-          <w:szCs w:val="27"/>
-          <w14:ligatures w14:val="none"/>
-        </w:rPr>
-        <w:t>WiFi</w:t>
+          <w:rFonts w:eastAsia="Times New Roman" w:cstheme="minorHAnsi"/>
+          <w:color w:val="000000"/>
+          <w:kern w:val="0"/>
+          <w14:ligatures w14:val="none"/>
+        </w:rPr>
+        <w:t>WiFiManager</w:t>
       </w:r>
       <w:proofErr w:type="spellEnd"/>
       <w:r>
         <w:rPr>
-          <w:rFonts w:ascii="Times New Roman" w:eastAsia="Times New Roman" w:hAnsi="Times New Roman" w:cs="Times New Roman"/>
-          <w:b/>
-          <w:bCs/>
-          <w:color w:val="000000"/>
-          <w:kern w:val="0"/>
-          <w:sz w:val="27"/>
-          <w:szCs w:val="27"/>
-          <w14:ligatures w14:val="none"/>
-        </w:rPr>
-        <w:t xml:space="preserve"> Manager</w:t>
-      </w:r>
-    </w:p>
-    <w:p>
-      <w:pPr>
-        <w:spacing w:before="100" w:beforeAutospacing="1" w:after="100" w:afterAutospacing="1"/>
-        <w:rPr>
-          <w:rFonts w:ascii="Times New Roman" w:eastAsia="Times New Roman" w:hAnsi="Times New Roman" w:cs="Times New Roman"/>
-          <w:color w:val="000000"/>
-          <w:kern w:val="0"/>
-          <w14:ligatures w14:val="none"/>
-        </w:rPr>
-      </w:pPr>
-      <w:r>
-        <w:rPr>
-          <w:rFonts w:ascii="Times New Roman" w:eastAsia="Times New Roman" w:hAnsi="Times New Roman" w:cs="Times New Roman"/>
-          <w:color w:val="000000"/>
-          <w:kern w:val="0"/>
-          <w14:ligatures w14:val="none"/>
-        </w:rPr>
-        <w:t>The </w:t>
-      </w:r>
-      <w:proofErr w:type="spellStart"/>
-      <w:r>
-        <w:rPr>
-          <w:rFonts w:ascii="Courier New" w:eastAsia="Times New Roman" w:hAnsi="Courier New" w:cs="Courier New"/>
-          <w:color w:val="000000"/>
-          <w:kern w:val="0"/>
-          <w:sz w:val="20"/>
-          <w:szCs w:val="20"/>
-          <w14:ligatures w14:val="none"/>
-        </w:rPr>
-        <w:t>WiFiManager</w:t>
-      </w:r>
-      <w:proofErr w:type="spellEnd"/>
-      <w:r>
-        <w:rPr>
-          <w:rFonts w:ascii="Times New Roman" w:eastAsia="Times New Roman" w:hAnsi="Times New Roman" w:cs="Times New Roman"/>
-          <w:color w:val="000000"/>
-          <w:kern w:val="0"/>
-          <w14:ligatures w14:val="none"/>
-        </w:rPr>
-        <w:t> class manages Wi-Fi connectivity for an ESP32 device, allowing it to connect to a network using stored credentials or set up a new connection in Access Point (AP) mode.</w:t>
-      </w:r>
-      <w:r>
-        <w:rPr>
-          <w:rFonts w:ascii="Times New Roman" w:eastAsia="Times New Roman" w:hAnsi="Times New Roman" w:cs="Times New Roman"/>
-          <w:color w:val="000000"/>
-          <w:kern w:val="0"/>
-          <w14:ligatures w14:val="none"/>
-        </w:rPr>
-        <w:t xml:space="preserve"> </w:t>
-      </w:r>
-      <w:r>
-        <w:rPr>
-          <w:rFonts w:ascii="Times New Roman" w:eastAsia="Times New Roman" w:hAnsi="Times New Roman" w:cs="Times New Roman"/>
-          <w:color w:val="000000"/>
-          <w:kern w:val="0"/>
-          <w14:ligatures w14:val="none"/>
-        </w:rPr>
-        <w:t>This class simplifies managing Wi-Fi connections, offering a fallback for initial configuration and automatic reconnection.</w:t>
-      </w:r>
-    </w:p>
-    <w:p>
-      <w:pPr>
-        <w:spacing w:before="100" w:beforeAutospacing="1" w:after="100" w:afterAutospacing="1"/>
-        <w:outlineLvl w:val="2"/>
-        <w:rPr>
-          <w:rFonts w:ascii="Times New Roman" w:eastAsia="Times New Roman" w:hAnsi="Times New Roman" w:cs="Times New Roman"/>
-          <w:b/>
-          <w:bCs/>
-          <w:color w:val="000000"/>
-          <w:kern w:val="0"/>
-          <w:sz w:val="27"/>
-          <w:szCs w:val="27"/>
-          <w14:ligatures w14:val="none"/>
-        </w:rPr>
-      </w:pPr>
-      <w:r>
-        <w:rPr>
-          <w:rFonts w:ascii="Times New Roman" w:eastAsia="Times New Roman" w:hAnsi="Times New Roman" w:cs="Times New Roman"/>
-          <w:b/>
-          <w:bCs/>
-          <w:color w:val="000000"/>
-          <w:kern w:val="0"/>
-          <w:sz w:val="27"/>
-          <w:szCs w:val="27"/>
-          <w14:ligatures w14:val="none"/>
-        </w:rPr>
-        <w:t>Key Points:</w:t>
+          <w:rFonts w:eastAsia="Times New Roman" w:cstheme="minorHAnsi"/>
+          <w:color w:val="000000"/>
+          <w:kern w:val="0"/>
+          <w14:ligatures w14:val="none"/>
+        </w:rPr>
+        <w:t> class manages Wi-Fi connectivity for an ESP32 device, allowing it to connect to a network using stored credentials or set up a new connection in Access Point (AP) mode. This class simplifies managing Wi-Fi connections, offering a fallback for initial configuration and automatic reconnection.</w:t>
       </w:r>
     </w:p>
     <w:p>
@@ -3737,16 +3861,17 @@
           <w:numId w:val="11"/>
         </w:numPr>
         <w:spacing w:before="100" w:beforeAutospacing="1" w:after="100" w:afterAutospacing="1"/>
-        <w:rPr>
-          <w:rFonts w:ascii="Times New Roman" w:eastAsia="Times New Roman" w:hAnsi="Times New Roman" w:cs="Times New Roman"/>
-          <w:color w:val="000000"/>
-          <w:kern w:val="0"/>
-          <w14:ligatures w14:val="none"/>
-        </w:rPr>
-      </w:pPr>
-      <w:r>
-        <w:rPr>
-          <w:rFonts w:ascii="Times New Roman" w:eastAsia="Times New Roman" w:hAnsi="Times New Roman" w:cs="Times New Roman"/>
+        <w:jc w:val="both"/>
+        <w:rPr>
+          <w:rFonts w:eastAsia="Times New Roman" w:cstheme="minorHAnsi"/>
+          <w:color w:val="000000"/>
+          <w:kern w:val="0"/>
+          <w14:ligatures w14:val="none"/>
+        </w:rPr>
+      </w:pPr>
+      <w:r>
+        <w:rPr>
+          <w:rFonts w:eastAsia="Times New Roman" w:cstheme="minorHAnsi"/>
           <w:b/>
           <w:bCs/>
           <w:color w:val="000000"/>
@@ -3757,7 +3882,7 @@
       </w:r>
       <w:r>
         <w:rPr>
-          <w:rFonts w:ascii="Times New Roman" w:eastAsia="Times New Roman" w:hAnsi="Times New Roman" w:cs="Times New Roman"/>
+          <w:rFonts w:eastAsia="Times New Roman" w:cstheme="minorHAnsi"/>
           <w:color w:val="000000"/>
           <w:kern w:val="0"/>
           <w14:ligatures w14:val="none"/>
@@ -3772,16 +3897,17 @@
           <w:numId w:val="11"/>
         </w:numPr>
         <w:spacing w:before="100" w:beforeAutospacing="1" w:after="100" w:afterAutospacing="1"/>
-        <w:rPr>
-          <w:rFonts w:ascii="Times New Roman" w:eastAsia="Times New Roman" w:hAnsi="Times New Roman" w:cs="Times New Roman"/>
-          <w:color w:val="000000"/>
-          <w:kern w:val="0"/>
-          <w14:ligatures w14:val="none"/>
-        </w:rPr>
-      </w:pPr>
-      <w:r>
-        <w:rPr>
-          <w:rFonts w:ascii="Times New Roman" w:eastAsia="Times New Roman" w:hAnsi="Times New Roman" w:cs="Times New Roman"/>
+        <w:jc w:val="both"/>
+        <w:rPr>
+          <w:rFonts w:eastAsia="Times New Roman" w:cstheme="minorHAnsi"/>
+          <w:color w:val="000000"/>
+          <w:kern w:val="0"/>
+          <w14:ligatures w14:val="none"/>
+        </w:rPr>
+      </w:pPr>
+      <w:r>
+        <w:rPr>
+          <w:rFonts w:eastAsia="Times New Roman" w:cstheme="minorHAnsi"/>
           <w:b/>
           <w:bCs/>
           <w:color w:val="000000"/>
@@ -3792,7 +3918,7 @@
       </w:r>
       <w:r>
         <w:rPr>
-          <w:rFonts w:ascii="Times New Roman" w:eastAsia="Times New Roman" w:hAnsi="Times New Roman" w:cs="Times New Roman"/>
+          <w:rFonts w:eastAsia="Times New Roman" w:cstheme="minorHAnsi"/>
           <w:color w:val="000000"/>
           <w:kern w:val="0"/>
           <w14:ligatures w14:val="none"/>
@@ -3807,16 +3933,17 @@
           <w:numId w:val="11"/>
         </w:numPr>
         <w:spacing w:before="100" w:beforeAutospacing="1" w:after="100" w:afterAutospacing="1"/>
-        <w:rPr>
-          <w:rFonts w:ascii="Times New Roman" w:eastAsia="Times New Roman" w:hAnsi="Times New Roman" w:cs="Times New Roman"/>
-          <w:color w:val="000000"/>
-          <w:kern w:val="0"/>
-          <w14:ligatures w14:val="none"/>
-        </w:rPr>
-      </w:pPr>
-      <w:r>
-        <w:rPr>
-          <w:rFonts w:ascii="Times New Roman" w:eastAsia="Times New Roman" w:hAnsi="Times New Roman" w:cs="Times New Roman"/>
+        <w:jc w:val="both"/>
+        <w:rPr>
+          <w:rFonts w:eastAsia="Times New Roman" w:cstheme="minorHAnsi"/>
+          <w:color w:val="000000"/>
+          <w:kern w:val="0"/>
+          <w14:ligatures w14:val="none"/>
+        </w:rPr>
+      </w:pPr>
+      <w:r>
+        <w:rPr>
+          <w:rFonts w:eastAsia="Times New Roman" w:cstheme="minorHAnsi"/>
           <w:b/>
           <w:bCs/>
           <w:color w:val="000000"/>
@@ -3827,7 +3954,7 @@
       </w:r>
       <w:r>
         <w:rPr>
-          <w:rFonts w:ascii="Times New Roman" w:eastAsia="Times New Roman" w:hAnsi="Times New Roman" w:cs="Times New Roman"/>
+          <w:rFonts w:eastAsia="Times New Roman" w:cstheme="minorHAnsi"/>
           <w:color w:val="000000"/>
           <w:kern w:val="0"/>
           <w14:ligatures w14:val="none"/>
@@ -3842,16 +3969,17 @@
           <w:numId w:val="11"/>
         </w:numPr>
         <w:spacing w:before="100" w:beforeAutospacing="1" w:after="100" w:afterAutospacing="1"/>
-        <w:rPr>
-          <w:rFonts w:ascii="Times New Roman" w:eastAsia="Times New Roman" w:hAnsi="Times New Roman" w:cs="Times New Roman"/>
-          <w:color w:val="000000"/>
-          <w:kern w:val="0"/>
-          <w14:ligatures w14:val="none"/>
-        </w:rPr>
-      </w:pPr>
-      <w:r>
-        <w:rPr>
-          <w:rFonts w:ascii="Times New Roman" w:eastAsia="Times New Roman" w:hAnsi="Times New Roman" w:cs="Times New Roman"/>
+        <w:jc w:val="both"/>
+        <w:rPr>
+          <w:rFonts w:eastAsia="Times New Roman" w:cstheme="minorHAnsi"/>
+          <w:color w:val="000000"/>
+          <w:kern w:val="0"/>
+          <w14:ligatures w14:val="none"/>
+        </w:rPr>
+      </w:pPr>
+      <w:r>
+        <w:rPr>
+          <w:rFonts w:eastAsia="Times New Roman" w:cstheme="minorHAnsi"/>
           <w:b/>
           <w:bCs/>
           <w:color w:val="000000"/>
@@ -3862,7 +3990,7 @@
       </w:r>
       <w:r>
         <w:rPr>
-          <w:rFonts w:ascii="Times New Roman" w:eastAsia="Times New Roman" w:hAnsi="Times New Roman" w:cs="Times New Roman"/>
+          <w:rFonts w:eastAsia="Times New Roman" w:cstheme="minorHAnsi"/>
           <w:color w:val="000000"/>
           <w:kern w:val="0"/>
           <w14:ligatures w14:val="none"/>
@@ -3877,16 +4005,17 @@
           <w:numId w:val="11"/>
         </w:numPr>
         <w:spacing w:before="100" w:beforeAutospacing="1" w:after="100" w:afterAutospacing="1"/>
-        <w:rPr>
-          <w:rFonts w:ascii="Times New Roman" w:eastAsia="Times New Roman" w:hAnsi="Times New Roman" w:cs="Times New Roman"/>
-          <w:color w:val="000000"/>
-          <w:kern w:val="0"/>
-          <w14:ligatures w14:val="none"/>
-        </w:rPr>
-      </w:pPr>
-      <w:r>
-        <w:rPr>
-          <w:rFonts w:ascii="Times New Roman" w:eastAsia="Times New Roman" w:hAnsi="Times New Roman" w:cs="Times New Roman"/>
+        <w:jc w:val="both"/>
+        <w:rPr>
+          <w:rFonts w:eastAsia="Times New Roman" w:cstheme="minorHAnsi"/>
+          <w:color w:val="000000"/>
+          <w:kern w:val="0"/>
+          <w14:ligatures w14:val="none"/>
+        </w:rPr>
+      </w:pPr>
+      <w:r>
+        <w:rPr>
+          <w:rFonts w:eastAsia="Times New Roman" w:cstheme="minorHAnsi"/>
           <w:b/>
           <w:bCs/>
           <w:color w:val="000000"/>
@@ -3897,7 +4026,7 @@
       </w:r>
       <w:r>
         <w:rPr>
-          <w:rFonts w:ascii="Times New Roman" w:eastAsia="Times New Roman" w:hAnsi="Times New Roman" w:cs="Times New Roman"/>
+          <w:rFonts w:eastAsia="Times New Roman" w:cstheme="minorHAnsi"/>
           <w:color w:val="000000"/>
           <w:kern w:val="0"/>
           <w14:ligatures w14:val="none"/>
@@ -3912,16 +4041,17 @@
           <w:numId w:val="11"/>
         </w:numPr>
         <w:spacing w:before="100" w:beforeAutospacing="1" w:after="100" w:afterAutospacing="1"/>
-        <w:rPr>
-          <w:rFonts w:ascii="Times New Roman" w:eastAsia="Times New Roman" w:hAnsi="Times New Roman" w:cs="Times New Roman"/>
-          <w:color w:val="000000"/>
-          <w:kern w:val="0"/>
-          <w14:ligatures w14:val="none"/>
-        </w:rPr>
-      </w:pPr>
-      <w:r>
-        <w:rPr>
-          <w:rFonts w:ascii="Times New Roman" w:eastAsia="Times New Roman" w:hAnsi="Times New Roman" w:cs="Times New Roman"/>
+        <w:jc w:val="both"/>
+        <w:rPr>
+          <w:rFonts w:eastAsia="Times New Roman" w:cstheme="minorHAnsi"/>
+          <w:color w:val="000000"/>
+          <w:kern w:val="0"/>
+          <w14:ligatures w14:val="none"/>
+        </w:rPr>
+      </w:pPr>
+      <w:r>
+        <w:rPr>
+          <w:rFonts w:eastAsia="Times New Roman" w:cstheme="minorHAnsi"/>
           <w:b/>
           <w:bCs/>
           <w:color w:val="000000"/>
@@ -3932,25 +4062,16 @@
       </w:r>
       <w:r>
         <w:rPr>
-          <w:rFonts w:ascii="Times New Roman" w:eastAsia="Times New Roman" w:hAnsi="Times New Roman" w:cs="Times New Roman"/>
-          <w:color w:val="000000"/>
-          <w:kern w:val="0"/>
-          <w14:ligatures w14:val="none"/>
-        </w:rPr>
-        <w:t>:</w:t>
-      </w:r>
-      <w:r>
-        <w:rPr>
-          <w:rFonts w:ascii="Times New Roman" w:eastAsia="Times New Roman" w:hAnsi="Times New Roman" w:cs="Times New Roman"/>
-          <w:color w:val="000000"/>
-          <w:kern w:val="0"/>
-          <w14:ligatures w14:val="none"/>
-        </w:rPr>
-        <w:t xml:space="preserve"> Updates can be performed prior to the client connection</w:t>
-      </w:r>
-      <w:r>
-        <w:rPr>
-          <w:rFonts w:ascii="Times New Roman" w:eastAsia="Times New Roman" w:hAnsi="Times New Roman" w:cs="Times New Roman"/>
+          <w:rFonts w:eastAsia="Times New Roman" w:cstheme="minorHAnsi"/>
+          <w:color w:val="000000"/>
+          <w:kern w:val="0"/>
+          <w14:ligatures w14:val="none"/>
+        </w:rPr>
+        <w:t>: Updates can be performed prior to the client connection</w:t>
+      </w:r>
+      <w:r>
+        <w:rPr>
+          <w:rFonts w:eastAsia="Times New Roman" w:cstheme="minorHAnsi"/>
           <w:color w:val="000000"/>
           <w:kern w:val="0"/>
           <w14:ligatures w14:val="none"/>
@@ -3959,7 +4080,7 @@
       </w:r>
       <w:r>
         <w:rPr>
-          <w:rFonts w:ascii="Times New Roman" w:eastAsia="Times New Roman" w:hAnsi="Times New Roman" w:cs="Times New Roman"/>
+          <w:rFonts w:eastAsia="Times New Roman" w:cstheme="minorHAnsi"/>
           <w:color w:val="000000"/>
           <w:kern w:val="0"/>
           <w14:ligatures w14:val="none"/>
@@ -3967,7 +4088,244 @@
         <w:t>.</w:t>
       </w:r>
     </w:p>
-    <w:p/>
+    <w:p>
+      <w:pPr>
+        <w:numPr>
+          <w:ilvl w:val="0"/>
+          <w:numId w:val="11"/>
+        </w:numPr>
+        <w:spacing w:before="100" w:beforeAutospacing="1" w:after="100" w:afterAutospacing="1"/>
+        <w:jc w:val="both"/>
+        <w:rPr>
+          <w:rFonts w:eastAsia="Times New Roman" w:cstheme="minorHAnsi"/>
+          <w:color w:val="000000"/>
+          <w:kern w:val="0"/>
+          <w14:ligatures w14:val="none"/>
+        </w:rPr>
+      </w:pPr>
+      <w:r>
+        <w:rPr>
+          <w:rFonts w:eastAsia="Times New Roman" w:cstheme="minorHAnsi"/>
+          <w:b/>
+          <w:bCs/>
+          <w:color w:val="000000"/>
+          <w:kern w:val="0"/>
+          <w14:ligatures w14:val="none"/>
+        </w:rPr>
+        <w:t>Telnet Debugging</w:t>
+      </w:r>
+      <w:r>
+        <w:rPr>
+          <w:rFonts w:eastAsia="Times New Roman" w:cstheme="minorHAnsi"/>
+          <w:color w:val="000000"/>
+          <w:kern w:val="0"/>
+          <w14:ligatures w14:val="none"/>
+        </w:rPr>
+        <w:t xml:space="preserve">: The </w:t>
+      </w:r>
+      <w:proofErr w:type="spellStart"/>
+      <w:r>
+        <w:rPr>
+          <w:rFonts w:eastAsia="Times New Roman" w:cstheme="minorHAnsi"/>
+          <w:color w:val="000000"/>
+          <w:kern w:val="0"/>
+          <w14:ligatures w14:val="none"/>
+        </w:rPr>
+        <w:t>TelnetStream</w:t>
+      </w:r>
+      <w:proofErr w:type="spellEnd"/>
+      <w:r>
+        <w:rPr>
+          <w:rFonts w:eastAsia="Times New Roman" w:cstheme="minorHAnsi"/>
+          <w:color w:val="000000"/>
+          <w:kern w:val="0"/>
+          <w14:ligatures w14:val="none"/>
+        </w:rPr>
+        <w:t xml:space="preserve"> library is used for debug output. A telnet client connected to port 23 will see the debug output.</w:t>
+      </w:r>
+    </w:p>
+    <w:p>
+      <w:pPr>
+        <w:spacing w:before="100" w:beforeAutospacing="1" w:after="100" w:afterAutospacing="1"/>
+        <w:jc w:val="both"/>
+        <w:outlineLvl w:val="2"/>
+        <w:rPr>
+          <w:rFonts w:eastAsia="Times New Roman" w:cstheme="minorHAnsi"/>
+          <w:b/>
+          <w:bCs/>
+          <w:color w:val="000000"/>
+          <w:kern w:val="0"/>
+          <w14:ligatures w14:val="none"/>
+        </w:rPr>
+      </w:pPr>
+      <w:r>
+        <w:rPr>
+          <w:rFonts w:eastAsia="Times New Roman" w:cstheme="minorHAnsi"/>
+          <w:b/>
+          <w:bCs/>
+          <w:color w:val="000000"/>
+          <w:kern w:val="0"/>
+          <w14:ligatures w14:val="none"/>
+        </w:rPr>
+        <w:t>Final Thoughts</w:t>
+      </w:r>
+    </w:p>
+    <w:p>
+      <w:pPr>
+        <w:numPr>
+          <w:ilvl w:val="0"/>
+          <w:numId w:val="12"/>
+        </w:numPr>
+        <w:spacing w:before="100" w:beforeAutospacing="1" w:after="100" w:afterAutospacing="1"/>
+        <w:jc w:val="both"/>
+        <w:rPr>
+          <w:rFonts w:eastAsia="Times New Roman" w:cstheme="minorHAnsi"/>
+          <w:color w:val="000000"/>
+          <w:kern w:val="0"/>
+          <w14:ligatures w14:val="none"/>
+        </w:rPr>
+      </w:pPr>
+      <w:r>
+        <w:rPr>
+          <w:rFonts w:eastAsia="Times New Roman" w:cstheme="minorHAnsi"/>
+          <w:color w:val="000000"/>
+          <w:kern w:val="0"/>
+          <w14:ligatures w14:val="none"/>
+        </w:rPr>
+        <w:t>This design efficiently handles both </w:t>
+      </w:r>
+      <w:r>
+        <w:rPr>
+          <w:rFonts w:eastAsia="Times New Roman" w:cstheme="minorHAnsi"/>
+          <w:b/>
+          <w:bCs/>
+          <w:color w:val="000000"/>
+          <w:kern w:val="0"/>
+          <w14:ligatures w14:val="none"/>
+        </w:rPr>
+        <w:t>CAN and TCP communications</w:t>
+      </w:r>
+      <w:r>
+        <w:rPr>
+          <w:rFonts w:eastAsia="Times New Roman" w:cstheme="minorHAnsi"/>
+          <w:color w:val="000000"/>
+          <w:kern w:val="0"/>
+          <w14:ligatures w14:val="none"/>
+        </w:rPr>
+        <w:t> in a real-time, concurrent manner.</w:t>
+      </w:r>
+    </w:p>
+    <w:p>
+      <w:pPr>
+        <w:numPr>
+          <w:ilvl w:val="0"/>
+          <w:numId w:val="12"/>
+        </w:numPr>
+        <w:spacing w:before="100" w:beforeAutospacing="1" w:after="100" w:afterAutospacing="1"/>
+        <w:jc w:val="both"/>
+        <w:rPr>
+          <w:rFonts w:eastAsia="Times New Roman" w:cstheme="minorHAnsi"/>
+          <w:color w:val="000000"/>
+          <w:kern w:val="0"/>
+          <w14:ligatures w14:val="none"/>
+        </w:rPr>
+      </w:pPr>
+      <w:r>
+        <w:rPr>
+          <w:rFonts w:eastAsia="Times New Roman" w:cstheme="minorHAnsi"/>
+          <w:color w:val="000000"/>
+          <w:kern w:val="0"/>
+          <w14:ligatures w14:val="none"/>
+        </w:rPr>
+        <w:lastRenderedPageBreak/>
+        <w:t>The system ensures </w:t>
+      </w:r>
+      <w:r>
+        <w:rPr>
+          <w:rFonts w:eastAsia="Times New Roman" w:cstheme="minorHAnsi"/>
+          <w:b/>
+          <w:bCs/>
+          <w:color w:val="000000"/>
+          <w:kern w:val="0"/>
+          <w14:ligatures w14:val="none"/>
+        </w:rPr>
+        <w:t>high priority</w:t>
+      </w:r>
+      <w:r>
+        <w:rPr>
+          <w:rFonts w:eastAsia="Times New Roman" w:cstheme="minorHAnsi"/>
+          <w:color w:val="000000"/>
+          <w:kern w:val="0"/>
+          <w14:ligatures w14:val="none"/>
+        </w:rPr>
+        <w:t> for critical tasks while leaving room for </w:t>
+      </w:r>
+      <w:r>
+        <w:rPr>
+          <w:rFonts w:eastAsia="Times New Roman" w:cstheme="minorHAnsi"/>
+          <w:b/>
+          <w:bCs/>
+          <w:color w:val="000000"/>
+          <w:kern w:val="0"/>
+          <w14:ligatures w14:val="none"/>
+        </w:rPr>
+        <w:t>debugging</w:t>
+      </w:r>
+      <w:r>
+        <w:rPr>
+          <w:rFonts w:eastAsia="Times New Roman" w:cstheme="minorHAnsi"/>
+          <w:color w:val="000000"/>
+          <w:kern w:val="0"/>
+          <w14:ligatures w14:val="none"/>
+        </w:rPr>
+        <w:t> if needed.</w:t>
+      </w:r>
+    </w:p>
+    <w:p>
+      <w:pPr>
+        <w:numPr>
+          <w:ilvl w:val="0"/>
+          <w:numId w:val="12"/>
+        </w:numPr>
+        <w:spacing w:before="100" w:beforeAutospacing="1" w:after="100" w:afterAutospacing="1"/>
+        <w:jc w:val="both"/>
+        <w:rPr>
+          <w:rFonts w:eastAsia="Times New Roman" w:cstheme="minorHAnsi"/>
+          <w:color w:val="000000"/>
+          <w:kern w:val="0"/>
+          <w14:ligatures w14:val="none"/>
+        </w:rPr>
+      </w:pPr>
+      <w:r>
+        <w:rPr>
+          <w:rFonts w:eastAsia="Times New Roman" w:cstheme="minorHAnsi"/>
+          <w:color w:val="000000"/>
+          <w:kern w:val="0"/>
+          <w14:ligatures w14:val="none"/>
+        </w:rPr>
+        <w:t>The use of </w:t>
+      </w:r>
+      <w:r>
+        <w:rPr>
+          <w:rFonts w:eastAsia="Times New Roman" w:cstheme="minorHAnsi"/>
+          <w:b/>
+          <w:bCs/>
+          <w:color w:val="000000"/>
+          <w:kern w:val="0"/>
+          <w14:ligatures w14:val="none"/>
+        </w:rPr>
+        <w:t>queues and tasks</w:t>
+      </w:r>
+      <w:r>
+        <w:rPr>
+          <w:rFonts w:eastAsia="Times New Roman" w:cstheme="minorHAnsi"/>
+          <w:color w:val="000000"/>
+          <w:kern w:val="0"/>
+          <w14:ligatures w14:val="none"/>
+        </w:rPr>
+        <w:t> helps decouple the processes, improving flexibility and performance</w:t>
+      </w:r>
+    </w:p>
     <w:sectPr>
       <w:pgSz w:w="12240" w:h="15840"/>
       <w:pgMar w:top="1440" w:right="1440" w:bottom="1440" w:left="1440" w:header="720" w:footer="720" w:gutter="0"/>
@@ -5239,7 +5597,7 @@
         <w:sz w:val="20"/>
       </w:rPr>
     </w:lvl>
-    <w:lvl w:ilvl="2" w:tentative="1">
+    <w:lvl w:ilvl="2">
       <w:start w:val="1"/>
       <w:numFmt w:val="decimal"/>
       <w:lvlText w:val="%3."/>
@@ -5325,6 +5683,152 @@
     </w:lvl>
   </w:abstractNum>
   <w:abstractNum w:abstractNumId="10" w15:restartNumberingAfterBreak="0">
+    <w:nsid w:val="679217CC"/>
+    <w:multiLevelType w:val="multilevel"/>
+    <w:tmpl w:val="AD32D46A"/>
+    <w:lvl w:ilvl="0">
+      <w:start w:val="1"/>
+      <w:numFmt w:val="decimal"/>
+      <w:lvlText w:val="%1."/>
+      <w:lvlJc w:val="left"/>
+      <w:pPr>
+        <w:ind w:left="720" w:hanging="360"/>
+      </w:pPr>
+      <w:rPr>
+        <w:rFonts w:hint="default"/>
+        <w:sz w:val="20"/>
+      </w:rPr>
+    </w:lvl>
+    <w:lvl w:ilvl="1">
+      <w:start w:val="1"/>
+      <w:numFmt w:val="bullet"/>
+      <w:lvlText w:val="o"/>
+      <w:lvlJc w:val="left"/>
+      <w:pPr>
+        <w:tabs>
+          <w:tab w:val="num" w:pos="1440"/>
+        </w:tabs>
+        <w:ind w:left="1440" w:hanging="360"/>
+      </w:pPr>
+      <w:rPr>
+        <w:rFonts w:ascii="Courier New" w:hAnsi="Courier New" w:hint="default"/>
+        <w:sz w:val="20"/>
+      </w:rPr>
+    </w:lvl>
+    <w:lvl w:ilvl="2">
+      <w:start w:val="1"/>
+      <w:numFmt w:val="bullet"/>
+      <w:lvlText w:val=""/>
+      <w:lvlJc w:val="left"/>
+      <w:pPr>
+        <w:tabs>
+          <w:tab w:val="num" w:pos="2160"/>
+        </w:tabs>
+        <w:ind w:left="2160" w:hanging="360"/>
+      </w:pPr>
+      <w:rPr>
+        <w:rFonts w:ascii="Wingdings" w:hAnsi="Wingdings" w:hint="default"/>
+        <w:sz w:val="20"/>
+      </w:rPr>
+    </w:lvl>
+    <w:lvl w:ilvl="3" w:tentative="1">
+      <w:start w:val="1"/>
+      <w:numFmt w:val="bullet"/>
+      <w:lvlText w:val=""/>
+      <w:lvlJc w:val="left"/>
+      <w:pPr>
+        <w:tabs>
+          <w:tab w:val="num" w:pos="2880"/>
+        </w:tabs>
+        <w:ind w:left="2880" w:hanging="360"/>
+      </w:pPr>
+      <w:rPr>
+        <w:rFonts w:ascii="Wingdings" w:hAnsi="Wingdings" w:hint="default"/>
+        <w:sz w:val="20"/>
+      </w:rPr>
+    </w:lvl>
+    <w:lvl w:ilvl="4" w:tentative="1">
+      <w:start w:val="1"/>
+      <w:numFmt w:val="bullet"/>
+      <w:lvlText w:val=""/>
+      <w:lvlJc w:val="left"/>
+      <w:pPr>
+        <w:tabs>
+          <w:tab w:val="num" w:pos="3600"/>
+        </w:tabs>
+        <w:ind w:left="3600" w:hanging="360"/>
+      </w:pPr>
+      <w:rPr>
+        <w:rFonts w:ascii="Wingdings" w:hAnsi="Wingdings" w:hint="default"/>
+        <w:sz w:val="20"/>
+      </w:rPr>
+    </w:lvl>
+    <w:lvl w:ilvl="5" w:tentative="1">
+      <w:start w:val="1"/>
+      <w:numFmt w:val="bullet"/>
+      <w:lvlText w:val=""/>
+      <w:lvlJc w:val="left"/>
+      <w:pPr>
+        <w:tabs>
+          <w:tab w:val="num" w:pos="4320"/>
+        </w:tabs>
+        <w:ind w:left="4320" w:hanging="360"/>
+      </w:pPr>
+      <w:rPr>
+        <w:rFonts w:ascii="Wingdings" w:hAnsi="Wingdings" w:hint="default"/>
+        <w:sz w:val="20"/>
+      </w:rPr>
+    </w:lvl>
+    <w:lvl w:ilvl="6" w:tentative="1">
+      <w:start w:val="1"/>
+      <w:numFmt w:val="bullet"/>
+      <w:lvlText w:val=""/>
+      <w:lvlJc w:val="left"/>
+      <w:pPr>
+        <w:tabs>
+          <w:tab w:val="num" w:pos="5040"/>
+        </w:tabs>
+        <w:ind w:left="5040" w:hanging="360"/>
+      </w:pPr>
+      <w:rPr>
+        <w:rFonts w:ascii="Wingdings" w:hAnsi="Wingdings" w:hint="default"/>
+        <w:sz w:val="20"/>
+      </w:rPr>
+    </w:lvl>
+    <w:lvl w:ilvl="7" w:tentative="1">
+      <w:start w:val="1"/>
+      <w:numFmt w:val="bullet"/>
+      <w:lvlText w:val=""/>
+      <w:lvlJc w:val="left"/>
+      <w:pPr>
+        <w:tabs>
+          <w:tab w:val="num" w:pos="5760"/>
+        </w:tabs>
+        <w:ind w:left="5760" w:hanging="360"/>
+      </w:pPr>
+      <w:rPr>
+        <w:rFonts w:ascii="Wingdings" w:hAnsi="Wingdings" w:hint="default"/>
+        <w:sz w:val="20"/>
+      </w:rPr>
+    </w:lvl>
+    <w:lvl w:ilvl="8" w:tentative="1">
+      <w:start w:val="1"/>
+      <w:numFmt w:val="bullet"/>
+      <w:lvlText w:val=""/>
+      <w:lvlJc w:val="left"/>
+      <w:pPr>
+        <w:tabs>
+          <w:tab w:val="num" w:pos="6480"/>
+        </w:tabs>
+        <w:ind w:left="6480" w:hanging="360"/>
+      </w:pPr>
+      <w:rPr>
+        <w:rFonts w:ascii="Wingdings" w:hAnsi="Wingdings" w:hint="default"/>
+        <w:sz w:val="20"/>
+      </w:rPr>
+    </w:lvl>
+  </w:abstractNum>
+  <w:abstractNum w:abstractNumId="11" w15:restartNumberingAfterBreak="0">
     <w:nsid w:val="6D5D45EE"/>
     <w:multiLevelType w:val="multilevel"/>
     <w:tmpl w:val="AD32D46A"/>
@@ -5373,7 +5877,7 @@
         <w:sz w:val="20"/>
       </w:rPr>
     </w:lvl>
-    <w:lvl w:ilvl="3" w:tentative="1">
+    <w:lvl w:ilvl="3">
       <w:start w:val="1"/>
       <w:numFmt w:val="bullet"/>
       <w:lvlText w:val=""/>
@@ -5477,7 +5981,7 @@
     <w:abstractNumId w:val="9"/>
   </w:num>
   <w:num w:numId="3" w16cid:durableId="347872041">
-    <w:abstractNumId w:val="10"/>
+    <w:abstractNumId w:val="11"/>
   </w:num>
   <w:num w:numId="4" w16cid:durableId="1409772128">
     <w:abstractNumId w:val="3"/>
@@ -5502,6 +6006,9 @@
   </w:num>
   <w:num w:numId="11" w16cid:durableId="1877543570">
     <w:abstractNumId w:val="6"/>
+  </w:num>
+  <w:num w:numId="12" w16cid:durableId="833300283">
+    <w:abstractNumId w:val="10"/>
   </w:num>
 </w:numbering>
 </file>
